--- a/bookkeeper-v2/v2-consulting/04-Operations-Library/Annual-Tax-Prep-Checklist-v2.docx
+++ b/bookkeeper-v2/v2-consulting/04-Operations-Library/Annual-Tax-Prep-Checklist-v2.docx
@@ -9,20 +9,12 @@
         <w:tblLook w:firstColumn="1" w:firstRow="1" w:lastColumn="0" w:lastRow="0" w:noHBand="0" w:noVBand="1" w:val="04A0"/>
       </w:tblPr>
       <w:tblGrid>
-        <w:gridCol w:w="9406"/>
+        <w:gridCol w:w="9518"/>
       </w:tblGrid>
       <w:tr>
         <w:tc>
           <w:tcPr>
-            <w:tcW w:type="dxa" w:w="9406"/>
-            <w:shd w:val="clear" w:color="auto" w:fill="0F172A"/>
-            <w:tcMar>
-              <w:top w:w="800" w:type="dxa"/>
-              <w:bottom w:w="800" w:type="dxa"/>
-              <w:left w:w="700" w:type="dxa"/>
-              <w:right w:w="700" w:type="dxa"/>
-            </w:tcMar>
-            <w:vAlign w:val="center"/>
+            <w:tcW w:type="dxa" w:w="9518"/>
             <w:tcBorders>
               <w:top w:val="none" w:sz="0" w:color="auto"/>
               <w:bottom w:val="none" w:sz="0" w:color="auto"/>
@@ -31,17 +23,67 @@
               <w:insideH w:val="none" w:sz="0" w:color="auto"/>
               <w:insideV w:val="none" w:sz="0" w:color="auto"/>
             </w:tcBorders>
+            <w:shd w:val="clear" w:color="auto" w:fill="0F172A"/>
+            <w:tcMar>
+              <w:top w:w="0" w:type="dxa"/>
+              <w:bottom w:w="0" w:type="dxa"/>
+              <w:left w:w="0" w:type="dxa"/>
+              <w:right w:w="0" w:type="dxa"/>
+            </w:tcMar>
+            <w:vAlign w:val="top"/>
           </w:tcPr>
           <w:p>
             <w:pPr>
               <w:shd w:val="clear" w:color="auto" w:fill="0F766E"/>
-              <w:spacing w:before="0" w:after="0"/>
+              <w:spacing w:before="160" w:after="160" w:line="276" w:lineRule="auto"/>
+              <w:ind w:left="400"/>
+            </w:pPr>
+            <w:r>
+              <w:rPr>
+                <w:rFonts w:ascii="Poppins" w:hAnsi="Poppins" w:eastAsia="Poppins"/>
+                <w:b/>
+                <w:i w:val="0"/>
+                <w:color w:val="FFFFFF"/>
+                <w:sz w:val="18"/>
+              </w:rPr>
+              <w:t>NOVAOPS</w:t>
+            </w:r>
+            <w:r>
+              <w:rPr>
+                <w:rFonts w:ascii="Inter" w:hAnsi="Inter" w:eastAsia="Inter"/>
+                <w:b w:val="0"/>
+                <w:i w:val="0"/>
+                <w:color w:val="CCFBF1"/>
+                <w:sz w:val="15"/>
+              </w:rPr>
+              <w:t xml:space="preserve">  ·  Bookkeeper Practice Launch System  ·  v2.0</w:t>
+            </w:r>
+          </w:p>
+          <w:p>
+            <w:pPr>
+              <w:spacing w:before="1200" w:after="0" w:line="276" w:lineRule="auto"/>
             </w:pPr>
           </w:p>
-          <w:p/>
           <w:p>
             <w:pPr>
-              <w:spacing w:before="0" w:after="240"/>
+              <w:spacing w:before="0" w:after="280" w:line="276" w:lineRule="auto"/>
+              <w:ind w:left="400"/>
+            </w:pPr>
+            <w:r>
+              <w:rPr>
+                <w:rFonts w:ascii="Inter" w:hAnsi="Inter" w:eastAsia="Inter"/>
+                <w:b/>
+                <w:i w:val="0"/>
+                <w:color w:val="0F766E"/>
+                <w:sz w:val="15"/>
+              </w:rPr>
+              <w:t>04  —  OPERATIONS LIBRARY</w:t>
+            </w:r>
+          </w:p>
+          <w:p>
+            <w:pPr>
+              <w:spacing w:before="0" w:after="1000" w:line="276" w:lineRule="auto"/>
+              <w:ind w:left="400"/>
             </w:pPr>
             <w:r>
               <w:rPr>
@@ -49,14 +91,15 @@
                 <w:b/>
                 <w:i w:val="0"/>
                 <w:color w:val="0F766E"/>
-                <w:sz w:val="16"/>
+                <w:sz w:val="22"/>
               </w:rPr>
-              <w:t>04  —  OPERATIONS LIBRARY</w:t>
+              <w:t>NOVAOPS</w:t>
             </w:r>
           </w:p>
           <w:p>
             <w:pPr>
-              <w:spacing w:before="0" w:after="80"/>
+              <w:spacing w:before="0" w:after="80" w:line="276" w:lineRule="auto"/>
+              <w:ind w:left="400"/>
             </w:pPr>
             <w:r>
               <w:rPr>
@@ -64,14 +107,15 @@
                 <w:b/>
                 <w:i w:val="0"/>
                 <w:color w:val="FFFFFF"/>
-                <w:sz w:val="60"/>
+                <w:sz w:val="64"/>
               </w:rPr>
               <w:t>Annual Tax Prep</w:t>
             </w:r>
           </w:p>
           <w:p>
             <w:pPr>
-              <w:spacing w:before="0" w:after="80"/>
+              <w:spacing w:before="0" w:after="80" w:line="276" w:lineRule="auto"/>
+              <w:ind w:left="400"/>
             </w:pPr>
             <w:r>
               <w:rPr>
@@ -79,37 +123,40 @@
                 <w:b/>
                 <w:i w:val="0"/>
                 <w:color w:val="FFFFFF"/>
-                <w:sz w:val="60"/>
+                <w:sz w:val="64"/>
               </w:rPr>
               <w:t>Checklist</w:t>
             </w:r>
           </w:p>
           <w:p>
             <w:pPr>
-              <w:spacing w:before="120" w:after="400"/>
+              <w:spacing w:before="160" w:after="560" w:line="276" w:lineRule="auto"/>
+              <w:ind w:left="400"/>
             </w:pPr>
             <w:r>
               <w:rPr>
                 <w:rFonts w:ascii="Inter" w:hAnsi="Inter" w:eastAsia="Inter"/>
                 <w:b w:val="0"/>
-                <w:i w:val="0"/>
+                <w:i/>
                 <w:color w:val="94A3B8"/>
                 <w:sz w:val="24"/>
               </w:rPr>
-              <w:t>Year-end document preparation — 4-phase guide for bookkeepers</w:t>
+              <w:t>A four-phase year-end guide for bookkeepers preparing the tax package</w:t>
             </w:r>
           </w:p>
           <w:p>
             <w:pPr>
-              <w:spacing w:before="0" w:after="320"/>
               <w:pBdr>
                 <w:bottom w:val="single" w:sz="12" w:space="1" w:color="0F766E"/>
               </w:pBdr>
+              <w:spacing w:before="0" w:after="400" w:line="276" w:lineRule="auto"/>
+              <w:ind w:left="400" w:right="400"/>
             </w:pPr>
           </w:p>
           <w:p>
             <w:pPr>
-              <w:spacing w:before="0" w:after="60"/>
+              <w:spacing w:before="0" w:after="80" w:line="276" w:lineRule="auto"/>
+              <w:ind w:left="400"/>
             </w:pPr>
             <w:r>
               <w:rPr>
@@ -119,7 +166,7 @@
                 <w:color w:val="64748B"/>
                 <w:sz w:val="15"/>
               </w:rPr>
-              <w:t xml:space="preserve">DOCUMENT TYPE  </w:t>
+              <w:t xml:space="preserve">DOCUMENT TYPE </w:t>
             </w:r>
             <w:r>
               <w:rPr>
@@ -127,14 +174,15 @@
                 <w:b/>
                 <w:i w:val="0"/>
                 <w:color w:val="FFFFFF"/>
-                <w:sz w:val="16"/>
+                <w:sz w:val="15"/>
               </w:rPr>
-              <w:t>Operational Checklist</w:t>
+              <w:t>Operational Checklist — Internal Use</w:t>
             </w:r>
           </w:p>
           <w:p>
             <w:pPr>
-              <w:spacing w:before="0" w:after="60"/>
+              <w:spacing w:before="0" w:after="80" w:line="276" w:lineRule="auto"/>
+              <w:ind w:left="400"/>
             </w:pPr>
             <w:r>
               <w:rPr>
@@ -144,7 +192,7 @@
                 <w:color w:val="64748B"/>
                 <w:sz w:val="15"/>
               </w:rPr>
-              <w:t xml:space="preserve">PHASES  </w:t>
+              <w:t xml:space="preserve">PHASES        </w:t>
             </w:r>
             <w:r>
               <w:rPr>
@@ -152,24 +200,57 @@
                 <w:b/>
                 <w:i w:val="0"/>
                 <w:color w:val="FFFFFF"/>
-                <w:sz w:val="16"/>
+                <w:sz w:val="15"/>
               </w:rPr>
-              <w:t>4</w:t>
+              <w:t>4  ·  Close · Adjust · Collect · Assemble</w:t>
             </w:r>
           </w:p>
           <w:p>
             <w:pPr>
-              <w:spacing w:before="800" w:after="0"/>
+              <w:spacing w:before="0" w:after="80" w:line="276" w:lineRule="auto"/>
+              <w:ind w:left="400"/>
+            </w:pPr>
+            <w:r>
+              <w:rPr>
+                <w:rFonts w:ascii="Inter" w:hAnsi="Inter" w:eastAsia="Inter"/>
+                <w:b w:val="0"/>
+                <w:i w:val="0"/>
+                <w:color w:val="64748B"/>
+                <w:sz w:val="15"/>
+              </w:rPr>
+              <w:t xml:space="preserve">LAST UPDATED  </w:t>
+            </w:r>
+            <w:r>
+              <w:rPr>
+                <w:rFonts w:ascii="Inter" w:hAnsi="Inter" w:eastAsia="Inter"/>
+                <w:b/>
+                <w:i w:val="0"/>
+                <w:color w:val="FFFFFF"/>
+                <w:sz w:val="15"/>
+              </w:rPr>
+              <w:t>2025</w:t>
+            </w:r>
+          </w:p>
+          <w:p>
+            <w:pPr>
+              <w:spacing w:before="800" w:after="0" w:line="276" w:lineRule="auto"/>
+            </w:pPr>
+          </w:p>
+          <w:p>
+            <w:pPr>
+              <w:shd w:val="clear" w:color="auto" w:fill="D97706"/>
+              <w:spacing w:before="160" w:after="160" w:line="276" w:lineRule="auto"/>
+              <w:ind w:left="400"/>
             </w:pPr>
             <w:r>
               <w:rPr>
                 <w:rFonts w:ascii="Poppins" w:hAnsi="Poppins" w:eastAsia="Poppins"/>
                 <w:b/>
                 <w:i w:val="0"/>
-                <w:color w:val="D97706"/>
+                <w:color w:val="FFFFFF"/>
                 <w:sz w:val="15"/>
               </w:rPr>
-              <w:t>VERSION 2.0  ·  PREMIUM EDITION  ·  2025</w:t>
+              <w:t>VERSION 2.0  ·  PREMIUM CONSULTING EDITION  ·  © 2025 NOVAOPS</w:t>
             </w:r>
           </w:p>
         </w:tc>
@@ -187,46 +268,31 @@
         <w:tblLook w:firstColumn="1" w:firstRow="1" w:lastColumn="0" w:lastRow="0" w:noHBand="0" w:noVBand="1" w:val="04A0"/>
       </w:tblPr>
       <w:tblGrid>
-        <w:gridCol w:w="9406"/>
+        <w:gridCol w:w="9518"/>
       </w:tblGrid>
       <w:tr>
         <w:tc>
           <w:tcPr>
-            <w:tcW w:type="dxa" w:w="9406"/>
+            <w:tcW w:type="dxa" w:w="9518"/>
             <w:shd w:val="clear" w:color="auto" w:fill="F1F5F9"/>
             <w:tcMar>
-              <w:top w:w="100" w:type="dxa"/>
-              <w:bottom w:w="100" w:type="dxa"/>
-              <w:left w:w="160" w:type="dxa"/>
-              <w:right w:w="160" w:type="dxa"/>
+              <w:top w:w="110" w:type="dxa"/>
+              <w:bottom w:w="110" w:type="dxa"/>
+              <w:left w:w="170" w:type="dxa"/>
+              <w:right w:w="170" w:type="dxa"/>
             </w:tcMar>
             <w:tcBorders>
-              <w:left w:val="single" w:sz="14" w:color="64748B"/>
+              <w:top w:val="single" w:sz="4" w:color="CBD5E1"/>
+              <w:bottom w:val="single" w:sz="4" w:color="CBD5E1"/>
+              <w:left w:val="single" w:sz="16" w:color="64748B"/>
+              <w:right w:val="single" w:sz="4" w:color="CBD5E1"/>
               <w:insideH w:val="none" w:sz="0" w:color="auto"/>
               <w:insideV w:val="none" w:sz="0" w:color="auto"/>
-              <w:top w:val="single" w:sz="4" w:color="CBD5E1"/>
-              <w:right w:val="single" w:sz="4" w:color="CBD5E1"/>
-              <w:bottom w:val="single" w:sz="4" w:color="CBD5E1"/>
             </w:tcBorders>
           </w:tcPr>
           <w:p>
             <w:pPr>
-              <w:spacing w:before="0" w:after="0"/>
-            </w:pPr>
-            <w:r>
-              <w:rPr>
-                <w:rFonts w:ascii="Inter" w:hAnsi="Inter" w:eastAsia="Inter"/>
-                <w:b w:val="0"/>
-                <w:i w:val="0"/>
-                <w:color w:val="0F172A"/>
-                <w:sz w:val="18"/>
-              </w:rPr>
-              <w:t>This checklist supports year-end bookkeeping package preparation only. It is not tax advice.</w:t>
-            </w:r>
-          </w:p>
-          <w:p>
-            <w:pPr>
-              <w:spacing w:before="0" w:after="80"/>
+              <w:spacing w:before="0" w:after="100" w:line="276" w:lineRule="auto"/>
             </w:pPr>
             <w:r>
               <w:rPr>
@@ -239,12 +305,27 @@
               <w:t>SCOPE NOTICE</w:t>
             </w:r>
           </w:p>
+          <w:p>
+            <w:pPr>
+              <w:spacing w:before="0" w:after="0" w:line="276" w:lineRule="auto"/>
+            </w:pPr>
+            <w:r>
+              <w:rPr>
+                <w:rFonts w:ascii="Calibri" w:hAnsi="Calibri" w:eastAsia="Calibri"/>
+                <w:b w:val="0"/>
+                <w:i w:val="0"/>
+                <w:color w:val="0F172A"/>
+                <w:sz w:val="18"/>
+              </w:rPr>
+              <w:t>This checklist supports year-end bookkeeping package preparation only. It is not tax advice. The tax preparer is responsible for all tax judgments and filings.</w:t>
+            </w:r>
+          </w:p>
         </w:tc>
       </w:tr>
     </w:tbl>
     <w:p>
       <w:pPr>
-        <w:spacing w:before="0" w:after="80"/>
+        <w:spacing w:before="0" w:after="120" w:line="276" w:lineRule="auto"/>
       </w:pPr>
     </w:p>
     <w:tbl>
@@ -254,13 +335,509 @@
         <w:tblLook w:firstColumn="1" w:firstRow="1" w:lastColumn="0" w:lastRow="0" w:noHBand="0" w:noVBand="1" w:val="04A0"/>
       </w:tblPr>
       <w:tblGrid>
-        <w:gridCol w:w="4703"/>
-        <w:gridCol w:w="4703"/>
+        <w:gridCol w:w="2379"/>
+        <w:gridCol w:w="2379"/>
+        <w:gridCol w:w="2379"/>
+        <w:gridCol w:w="2379"/>
       </w:tblGrid>
       <w:tr>
+        <w:trPr>
+          <w:trHeight w:val="260" w:hRule="atLeast"/>
+        </w:trPr>
         <w:tc>
           <w:tcPr>
-            <w:tcW w:type="dxa" w:w="850"/>
+            <w:tcW w:type="dxa" w:w="2379"/>
+            <w:tcBorders>
+              <w:top w:val="none" w:sz="0" w:color="auto"/>
+              <w:bottom w:val="none" w:sz="0" w:color="auto"/>
+              <w:left w:val="none" w:sz="0" w:color="auto"/>
+              <w:right w:val="none" w:sz="0" w:color="auto"/>
+              <w:insideH w:val="none" w:sz="0" w:color="auto"/>
+              <w:insideV w:val="none" w:sz="0" w:color="auto"/>
+            </w:tcBorders>
+            <w:shd w:val="clear" w:color="auto" w:fill="0F766E"/>
+            <w:tcMar>
+              <w:top w:w="80" w:type="dxa"/>
+              <w:bottom w:w="60" w:type="dxa"/>
+              <w:left w:w="120" w:type="dxa"/>
+              <w:right w:w="120" w:type="dxa"/>
+            </w:tcMar>
+          </w:tcPr>
+          <w:p>
+            <w:pPr>
+              <w:jc w:val="center"/>
+            </w:pPr>
+            <w:r>
+              <w:rPr>
+                <w:rFonts w:ascii="Inter" w:hAnsi="Inter" w:eastAsia="Inter"/>
+                <w:b/>
+                <w:i w:val="0"/>
+                <w:color w:val="CCFBF1"/>
+                <w:sz w:val="13"/>
+              </w:rPr>
+              <w:t>PHASES</w:t>
+            </w:r>
+          </w:p>
+        </w:tc>
+        <w:tc>
+          <w:tcPr>
+            <w:tcW w:type="dxa" w:w="2379"/>
+            <w:tcBorders>
+              <w:top w:val="none" w:sz="0" w:color="auto"/>
+              <w:bottom w:val="none" w:sz="0" w:color="auto"/>
+              <w:left w:val="none" w:sz="0" w:color="auto"/>
+              <w:right w:val="none" w:sz="0" w:color="auto"/>
+              <w:insideH w:val="none" w:sz="0" w:color="auto"/>
+              <w:insideV w:val="none" w:sz="0" w:color="auto"/>
+            </w:tcBorders>
+            <w:shd w:val="clear" w:color="auto" w:fill="0F766E"/>
+            <w:tcMar>
+              <w:top w:w="80" w:type="dxa"/>
+              <w:bottom w:w="60" w:type="dxa"/>
+              <w:left w:w="120" w:type="dxa"/>
+              <w:right w:w="120" w:type="dxa"/>
+            </w:tcMar>
+          </w:tcPr>
+          <w:p>
+            <w:pPr>
+              <w:jc w:val="center"/>
+            </w:pPr>
+            <w:r>
+              <w:rPr>
+                <w:rFonts w:ascii="Inter" w:hAnsi="Inter" w:eastAsia="Inter"/>
+                <w:b/>
+                <w:i w:val="0"/>
+                <w:color w:val="CCFBF1"/>
+                <w:sz w:val="13"/>
+              </w:rPr>
+              <w:t>CATEGORIES</w:t>
+            </w:r>
+          </w:p>
+        </w:tc>
+        <w:tc>
+          <w:tcPr>
+            <w:tcW w:type="dxa" w:w="2379"/>
+            <w:tcBorders>
+              <w:top w:val="none" w:sz="0" w:color="auto"/>
+              <w:bottom w:val="none" w:sz="0" w:color="auto"/>
+              <w:left w:val="none" w:sz="0" w:color="auto"/>
+              <w:right w:val="none" w:sz="0" w:color="auto"/>
+              <w:insideH w:val="none" w:sz="0" w:color="auto"/>
+              <w:insideV w:val="none" w:sz="0" w:color="auto"/>
+            </w:tcBorders>
+            <w:shd w:val="clear" w:color="auto" w:fill="0F766E"/>
+            <w:tcMar>
+              <w:top w:w="80" w:type="dxa"/>
+              <w:bottom w:w="60" w:type="dxa"/>
+              <w:left w:w="120" w:type="dxa"/>
+              <w:right w:w="120" w:type="dxa"/>
+            </w:tcMar>
+          </w:tcPr>
+          <w:p>
+            <w:pPr>
+              <w:jc w:val="center"/>
+            </w:pPr>
+            <w:r>
+              <w:rPr>
+                <w:rFonts w:ascii="Inter" w:hAnsi="Inter" w:eastAsia="Inter"/>
+                <w:b/>
+                <w:i w:val="0"/>
+                <w:color w:val="CCFBF1"/>
+                <w:sz w:val="13"/>
+              </w:rPr>
+              <w:t>QC STEPS</w:t>
+            </w:r>
+          </w:p>
+        </w:tc>
+        <w:tc>
+          <w:tcPr>
+            <w:tcW w:type="dxa" w:w="2379"/>
+            <w:tcBorders>
+              <w:top w:val="none" w:sz="0" w:color="auto"/>
+              <w:bottom w:val="none" w:sz="0" w:color="auto"/>
+              <w:left w:val="none" w:sz="0" w:color="auto"/>
+              <w:right w:val="none" w:sz="0" w:color="auto"/>
+              <w:insideH w:val="none" w:sz="0" w:color="auto"/>
+              <w:insideV w:val="none" w:sz="0" w:color="auto"/>
+            </w:tcBorders>
+            <w:shd w:val="clear" w:color="auto" w:fill="0F766E"/>
+            <w:tcMar>
+              <w:top w:w="80" w:type="dxa"/>
+              <w:bottom w:w="60" w:type="dxa"/>
+              <w:left w:w="120" w:type="dxa"/>
+              <w:right w:w="120" w:type="dxa"/>
+            </w:tcMar>
+          </w:tcPr>
+          <w:p>
+            <w:pPr>
+              <w:jc w:val="center"/>
+            </w:pPr>
+            <w:r>
+              <w:rPr>
+                <w:rFonts w:ascii="Inter" w:hAnsi="Inter" w:eastAsia="Inter"/>
+                <w:b/>
+                <w:i w:val="0"/>
+                <w:color w:val="CCFBF1"/>
+                <w:sz w:val="13"/>
+              </w:rPr>
+              <w:t>DELIVERABLES</w:t>
+            </w:r>
+          </w:p>
+        </w:tc>
+      </w:tr>
+      <w:tr>
+        <w:trPr>
+          <w:trHeight w:val="640" w:hRule="atLeast"/>
+        </w:trPr>
+        <w:tc>
+          <w:tcPr>
+            <w:tcW w:type="dxa" w:w="2379"/>
+            <w:tcBorders>
+              <w:top w:val="none" w:sz="0" w:color="auto"/>
+              <w:bottom w:val="none" w:sz="0" w:color="auto"/>
+              <w:left w:val="none" w:sz="0" w:color="auto"/>
+              <w:right w:val="none" w:sz="0" w:color="auto"/>
+              <w:insideH w:val="none" w:sz="0" w:color="auto"/>
+              <w:insideV w:val="none" w:sz="0" w:color="auto"/>
+            </w:tcBorders>
+            <w:shd w:val="clear" w:color="auto" w:fill="0F172A"/>
+            <w:tcMar>
+              <w:top w:w="60" w:type="dxa"/>
+              <w:bottom w:w="60" w:type="dxa"/>
+              <w:left w:w="120" w:type="dxa"/>
+              <w:right w:w="120" w:type="dxa"/>
+            </w:tcMar>
+          </w:tcPr>
+          <w:p>
+            <w:pPr>
+              <w:jc w:val="center"/>
+            </w:pPr>
+            <w:r>
+              <w:rPr>
+                <w:rFonts w:ascii="Poppins" w:hAnsi="Poppins" w:eastAsia="Poppins"/>
+                <w:b/>
+                <w:i w:val="0"/>
+                <w:color w:val="FFFFFF"/>
+                <w:sz w:val="44"/>
+              </w:rPr>
+              <w:t>4</w:t>
+            </w:r>
+          </w:p>
+        </w:tc>
+        <w:tc>
+          <w:tcPr>
+            <w:tcW w:type="dxa" w:w="2379"/>
+            <w:tcBorders>
+              <w:top w:val="none" w:sz="0" w:color="auto"/>
+              <w:bottom w:val="none" w:sz="0" w:color="auto"/>
+              <w:left w:val="none" w:sz="0" w:color="auto"/>
+              <w:right w:val="none" w:sz="0" w:color="auto"/>
+              <w:insideH w:val="none" w:sz="0" w:color="auto"/>
+              <w:insideV w:val="none" w:sz="0" w:color="auto"/>
+            </w:tcBorders>
+            <w:shd w:val="clear" w:color="auto" w:fill="0F172A"/>
+            <w:tcMar>
+              <w:top w:w="60" w:type="dxa"/>
+              <w:bottom w:w="60" w:type="dxa"/>
+              <w:left w:w="120" w:type="dxa"/>
+              <w:right w:w="120" w:type="dxa"/>
+            </w:tcMar>
+          </w:tcPr>
+          <w:p>
+            <w:pPr>
+              <w:jc w:val="center"/>
+            </w:pPr>
+            <w:r>
+              <w:rPr>
+                <w:rFonts w:ascii="Poppins" w:hAnsi="Poppins" w:eastAsia="Poppins"/>
+                <w:b/>
+                <w:i w:val="0"/>
+                <w:color w:val="FFFFFF"/>
+                <w:sz w:val="44"/>
+              </w:rPr>
+              <w:t>8</w:t>
+            </w:r>
+          </w:p>
+        </w:tc>
+        <w:tc>
+          <w:tcPr>
+            <w:tcW w:type="dxa" w:w="2379"/>
+            <w:tcBorders>
+              <w:top w:val="none" w:sz="0" w:color="auto"/>
+              <w:bottom w:val="none" w:sz="0" w:color="auto"/>
+              <w:left w:val="none" w:sz="0" w:color="auto"/>
+              <w:right w:val="none" w:sz="0" w:color="auto"/>
+              <w:insideH w:val="none" w:sz="0" w:color="auto"/>
+              <w:insideV w:val="none" w:sz="0" w:color="auto"/>
+            </w:tcBorders>
+            <w:shd w:val="clear" w:color="auto" w:fill="0F172A"/>
+            <w:tcMar>
+              <w:top w:w="60" w:type="dxa"/>
+              <w:bottom w:w="60" w:type="dxa"/>
+              <w:left w:w="120" w:type="dxa"/>
+              <w:right w:w="120" w:type="dxa"/>
+            </w:tcMar>
+          </w:tcPr>
+          <w:p>
+            <w:pPr>
+              <w:jc w:val="center"/>
+            </w:pPr>
+            <w:r>
+              <w:rPr>
+                <w:rFonts w:ascii="Poppins" w:hAnsi="Poppins" w:eastAsia="Poppins"/>
+                <w:b/>
+                <w:i w:val="0"/>
+                <w:color w:val="FFFFFF"/>
+                <w:sz w:val="44"/>
+              </w:rPr>
+              <w:t>8+</w:t>
+            </w:r>
+          </w:p>
+        </w:tc>
+        <w:tc>
+          <w:tcPr>
+            <w:tcW w:type="dxa" w:w="2379"/>
+            <w:tcBorders>
+              <w:top w:val="none" w:sz="0" w:color="auto"/>
+              <w:bottom w:val="none" w:sz="0" w:color="auto"/>
+              <w:left w:val="none" w:sz="0" w:color="auto"/>
+              <w:right w:val="none" w:sz="0" w:color="auto"/>
+              <w:insideH w:val="none" w:sz="0" w:color="auto"/>
+              <w:insideV w:val="none" w:sz="0" w:color="auto"/>
+            </w:tcBorders>
+            <w:shd w:val="clear" w:color="auto" w:fill="0F172A"/>
+            <w:tcMar>
+              <w:top w:w="60" w:type="dxa"/>
+              <w:bottom w:w="60" w:type="dxa"/>
+              <w:left w:w="120" w:type="dxa"/>
+              <w:right w:w="120" w:type="dxa"/>
+            </w:tcMar>
+          </w:tcPr>
+          <w:p>
+            <w:pPr>
+              <w:jc w:val="center"/>
+            </w:pPr>
+            <w:r>
+              <w:rPr>
+                <w:rFonts w:ascii="Poppins" w:hAnsi="Poppins" w:eastAsia="Poppins"/>
+                <w:b/>
+                <w:i w:val="0"/>
+                <w:color w:val="FFFFFF"/>
+                <w:sz w:val="44"/>
+              </w:rPr>
+              <w:t>8</w:t>
+            </w:r>
+          </w:p>
+        </w:tc>
+      </w:tr>
+      <w:tr>
+        <w:trPr>
+          <w:trHeight w:val="260" w:hRule="atLeast"/>
+        </w:trPr>
+        <w:tc>
+          <w:tcPr>
+            <w:tcW w:type="dxa" w:w="2379"/>
+            <w:tcBorders>
+              <w:top w:val="none" w:sz="0" w:color="auto"/>
+              <w:bottom w:val="none" w:sz="0" w:color="auto"/>
+              <w:left w:val="none" w:sz="0" w:color="auto"/>
+              <w:right w:val="none" w:sz="0" w:color="auto"/>
+              <w:insideH w:val="none" w:sz="0" w:color="auto"/>
+              <w:insideV w:val="none" w:sz="0" w:color="auto"/>
+            </w:tcBorders>
+            <w:shd w:val="clear" w:color="auto" w:fill="F8FAFC"/>
+            <w:tcMar>
+              <w:top w:w="55" w:type="dxa"/>
+              <w:bottom w:w="70" w:type="dxa"/>
+              <w:left w:w="120" w:type="dxa"/>
+              <w:right w:w="120" w:type="dxa"/>
+            </w:tcMar>
+          </w:tcPr>
+          <w:p>
+            <w:pPr>
+              <w:jc w:val="center"/>
+            </w:pPr>
+            <w:r>
+              <w:rPr>
+                <w:rFonts w:ascii="Calibri" w:hAnsi="Calibri" w:eastAsia="Calibri"/>
+                <w:b w:val="0"/>
+                <w:i/>
+                <w:color w:val="64748B"/>
+                <w:sz w:val="15"/>
+              </w:rPr>
+              <w:t>structured sequence</w:t>
+            </w:r>
+          </w:p>
+        </w:tc>
+        <w:tc>
+          <w:tcPr>
+            <w:tcW w:type="dxa" w:w="2379"/>
+            <w:tcBorders>
+              <w:top w:val="none" w:sz="0" w:color="auto"/>
+              <w:bottom w:val="none" w:sz="0" w:color="auto"/>
+              <w:left w:val="none" w:sz="0" w:color="auto"/>
+              <w:right w:val="none" w:sz="0" w:color="auto"/>
+              <w:insideH w:val="none" w:sz="0" w:color="auto"/>
+              <w:insideV w:val="none" w:sz="0" w:color="auto"/>
+            </w:tcBorders>
+            <w:shd w:val="clear" w:color="auto" w:fill="F8FAFC"/>
+            <w:tcMar>
+              <w:top w:w="55" w:type="dxa"/>
+              <w:bottom w:w="70" w:type="dxa"/>
+              <w:left w:w="120" w:type="dxa"/>
+              <w:right w:w="120" w:type="dxa"/>
+            </w:tcMar>
+          </w:tcPr>
+          <w:p>
+            <w:pPr>
+              <w:jc w:val="center"/>
+            </w:pPr>
+            <w:r>
+              <w:rPr>
+                <w:rFonts w:ascii="Calibri" w:hAnsi="Calibri" w:eastAsia="Calibri"/>
+                <w:b w:val="0"/>
+                <w:i/>
+                <w:color w:val="64748B"/>
+                <w:sz w:val="15"/>
+              </w:rPr>
+              <w:t>document collection</w:t>
+            </w:r>
+          </w:p>
+        </w:tc>
+        <w:tc>
+          <w:tcPr>
+            <w:tcW w:type="dxa" w:w="2379"/>
+            <w:tcBorders>
+              <w:top w:val="none" w:sz="0" w:color="auto"/>
+              <w:bottom w:val="none" w:sz="0" w:color="auto"/>
+              <w:left w:val="none" w:sz="0" w:color="auto"/>
+              <w:right w:val="none" w:sz="0" w:color="auto"/>
+              <w:insideH w:val="none" w:sz="0" w:color="auto"/>
+              <w:insideV w:val="none" w:sz="0" w:color="auto"/>
+            </w:tcBorders>
+            <w:shd w:val="clear" w:color="auto" w:fill="F8FAFC"/>
+            <w:tcMar>
+              <w:top w:w="55" w:type="dxa"/>
+              <w:bottom w:w="70" w:type="dxa"/>
+              <w:left w:w="120" w:type="dxa"/>
+              <w:right w:w="120" w:type="dxa"/>
+            </w:tcMar>
+          </w:tcPr>
+          <w:p>
+            <w:pPr>
+              <w:jc w:val="center"/>
+            </w:pPr>
+            <w:r>
+              <w:rPr>
+                <w:rFonts w:ascii="Calibri" w:hAnsi="Calibri" w:eastAsia="Calibri"/>
+                <w:b w:val="0"/>
+                <w:i/>
+                <w:color w:val="64748B"/>
+                <w:sz w:val="15"/>
+              </w:rPr>
+              <w:t>before delivery</w:t>
+            </w:r>
+          </w:p>
+        </w:tc>
+        <w:tc>
+          <w:tcPr>
+            <w:tcW w:type="dxa" w:w="2379"/>
+            <w:tcBorders>
+              <w:top w:val="none" w:sz="0" w:color="auto"/>
+              <w:bottom w:val="none" w:sz="0" w:color="auto"/>
+              <w:left w:val="none" w:sz="0" w:color="auto"/>
+              <w:right w:val="none" w:sz="0" w:color="auto"/>
+              <w:insideH w:val="none" w:sz="0" w:color="auto"/>
+              <w:insideV w:val="none" w:sz="0" w:color="auto"/>
+            </w:tcBorders>
+            <w:shd w:val="clear" w:color="auto" w:fill="F8FAFC"/>
+            <w:tcMar>
+              <w:top w:w="55" w:type="dxa"/>
+              <w:bottom w:w="70" w:type="dxa"/>
+              <w:left w:w="120" w:type="dxa"/>
+              <w:right w:w="120" w:type="dxa"/>
+            </w:tcMar>
+          </w:tcPr>
+          <w:p>
+            <w:pPr>
+              <w:jc w:val="center"/>
+            </w:pPr>
+            <w:r>
+              <w:rPr>
+                <w:rFonts w:ascii="Calibri" w:hAnsi="Calibri" w:eastAsia="Calibri"/>
+                <w:b w:val="0"/>
+                <w:i/>
+                <w:color w:val="64748B"/>
+                <w:sz w:val="15"/>
+              </w:rPr>
+              <w:t>report package items</w:t>
+            </w:r>
+          </w:p>
+        </w:tc>
+      </w:tr>
+    </w:tbl>
+    <w:p>
+      <w:pPr>
+        <w:spacing w:before="0" w:after="200" w:line="276" w:lineRule="auto"/>
+      </w:pPr>
+    </w:p>
+    <w:tbl>
+      <w:tblPr>
+        <w:tblW w:type="auto" w:w="0"/>
+        <w:jc w:val="center"/>
+        <w:tblLook w:firstColumn="1" w:firstRow="1" w:lastColumn="0" w:lastRow="0" w:noHBand="0" w:noVBand="1" w:val="04A0"/>
+      </w:tblPr>
+      <w:tblGrid>
+        <w:gridCol w:w="1360"/>
+        <w:gridCol w:w="1360"/>
+        <w:gridCol w:w="1360"/>
+        <w:gridCol w:w="1360"/>
+        <w:gridCol w:w="1360"/>
+        <w:gridCol w:w="1360"/>
+        <w:gridCol w:w="1360"/>
+      </w:tblGrid>
+      <w:tr>
+        <w:trPr>
+          <w:trHeight w:val="480" w:hRule="atLeast"/>
+        </w:trPr>
+        <w:tc>
+          <w:tcPr>
+            <w:tcW w:type="dxa" w:w="1360"/>
+            <w:tcBorders>
+              <w:top w:val="none" w:sz="0" w:color="auto"/>
+              <w:bottom w:val="none" w:sz="0" w:color="auto"/>
+              <w:left w:val="none" w:sz="0" w:color="auto"/>
+              <w:right w:val="none" w:sz="0" w:color="auto"/>
+              <w:insideH w:val="none" w:sz="0" w:color="auto"/>
+              <w:insideV w:val="none" w:sz="0" w:color="auto"/>
+            </w:tcBorders>
+            <w:shd w:val="clear" w:color="auto" w:fill="0F766E"/>
+            <w:tcMar>
+              <w:top w:w="80" w:type="dxa"/>
+              <w:bottom w:w="55" w:type="dxa"/>
+              <w:left w:w="100" w:type="dxa"/>
+              <w:right w:w="100" w:type="dxa"/>
+            </w:tcMar>
+          </w:tcPr>
+          <w:p>
+            <w:pPr>
+              <w:jc w:val="center"/>
+            </w:pPr>
+            <w:r>
+              <w:rPr>
+                <w:rFonts w:ascii="Poppins" w:hAnsi="Poppins" w:eastAsia="Poppins"/>
+                <w:b/>
+                <w:i w:val="0"/>
+                <w:color w:val="FFFFFF"/>
+                <w:sz w:val="28"/>
+              </w:rPr>
+              <w:t>01</w:t>
+            </w:r>
+          </w:p>
+        </w:tc>
+        <w:tc>
+          <w:tcPr>
+            <w:tcW w:type="dxa" w:w="1360"/>
             <w:tcBorders>
               <w:top w:val="none" w:sz="0" w:color="auto"/>
               <w:bottom w:val="none" w:sz="0" w:color="auto"/>
@@ -270,15 +847,15 @@
               <w:insideV w:val="none" w:sz="0" w:color="auto"/>
             </w:tcBorders>
             <w:tcMar>
-              <w:top w:w="0" w:type="dxa"/>
-              <w:bottom w:w="0" w:type="dxa"/>
-              <w:left w:w="0" w:type="dxa"/>
-              <w:right w:w="60" w:type="dxa"/>
+              <w:top w:w="80" w:type="dxa"/>
+              <w:bottom w:w="55" w:type="dxa"/>
+              <w:left w:w="30" w:type="dxa"/>
+              <w:right w:w="30" w:type="dxa"/>
             </w:tcMar>
           </w:tcPr>
           <w:p>
             <w:pPr>
-              <w:spacing w:before="0" w:after="0"/>
+              <w:jc w:val="center"/>
             </w:pPr>
             <w:r>
               <w:rPr>
@@ -286,15 +863,50 @@
                 <w:b/>
                 <w:i w:val="0"/>
                 <w:color w:val="0F766E"/>
-                <w:sz w:val="20"/>
+                <w:sz w:val="28"/>
               </w:rPr>
-              <w:t>00</w:t>
+              <w:t>→</w:t>
             </w:r>
           </w:p>
         </w:tc>
         <w:tc>
           <w:tcPr>
-            <w:tcW w:type="dxa" w:w="4703"/>
+            <w:tcW w:type="dxa" w:w="1360"/>
+            <w:tcBorders>
+              <w:top w:val="none" w:sz="0" w:color="auto"/>
+              <w:bottom w:val="none" w:sz="0" w:color="auto"/>
+              <w:left w:val="none" w:sz="0" w:color="auto"/>
+              <w:right w:val="none" w:sz="0" w:color="auto"/>
+              <w:insideH w:val="none" w:sz="0" w:color="auto"/>
+              <w:insideV w:val="none" w:sz="0" w:color="auto"/>
+            </w:tcBorders>
+            <w:shd w:val="clear" w:color="auto" w:fill="0F766E"/>
+            <w:tcMar>
+              <w:top w:w="80" w:type="dxa"/>
+              <w:bottom w:w="55" w:type="dxa"/>
+              <w:left w:w="100" w:type="dxa"/>
+              <w:right w:w="100" w:type="dxa"/>
+            </w:tcMar>
+          </w:tcPr>
+          <w:p>
+            <w:pPr>
+              <w:jc w:val="center"/>
+            </w:pPr>
+            <w:r>
+              <w:rPr>
+                <w:rFonts w:ascii="Poppins" w:hAnsi="Poppins" w:eastAsia="Poppins"/>
+                <w:b/>
+                <w:i w:val="0"/>
+                <w:color w:val="FFFFFF"/>
+                <w:sz w:val="28"/>
+              </w:rPr>
+              <w:t>02</w:t>
+            </w:r>
+          </w:p>
+        </w:tc>
+        <w:tc>
+          <w:tcPr>
+            <w:tcW w:type="dxa" w:w="1360"/>
             <w:tcBorders>
               <w:top w:val="none" w:sz="0" w:color="auto"/>
               <w:bottom w:val="none" w:sz="0" w:color="auto"/>
@@ -304,15 +916,159 @@
               <w:insideV w:val="none" w:sz="0" w:color="auto"/>
             </w:tcBorders>
             <w:tcMar>
-              <w:top w:w="0" w:type="dxa"/>
-              <w:bottom w:w="0" w:type="dxa"/>
-              <w:left w:w="0" w:type="dxa"/>
-              <w:right w:w="0" w:type="dxa"/>
+              <w:top w:w="80" w:type="dxa"/>
+              <w:bottom w:w="55" w:type="dxa"/>
+              <w:left w:w="30" w:type="dxa"/>
+              <w:right w:w="30" w:type="dxa"/>
             </w:tcMar>
           </w:tcPr>
           <w:p>
             <w:pPr>
-              <w:spacing w:before="0" w:after="0"/>
+              <w:jc w:val="center"/>
+            </w:pPr>
+            <w:r>
+              <w:rPr>
+                <w:rFonts w:ascii="Poppins" w:hAnsi="Poppins" w:eastAsia="Poppins"/>
+                <w:b/>
+                <w:i w:val="0"/>
+                <w:color w:val="0F766E"/>
+                <w:sz w:val="28"/>
+              </w:rPr>
+              <w:t>→</w:t>
+            </w:r>
+          </w:p>
+        </w:tc>
+        <w:tc>
+          <w:tcPr>
+            <w:tcW w:type="dxa" w:w="1360"/>
+            <w:tcBorders>
+              <w:top w:val="none" w:sz="0" w:color="auto"/>
+              <w:bottom w:val="none" w:sz="0" w:color="auto"/>
+              <w:left w:val="none" w:sz="0" w:color="auto"/>
+              <w:right w:val="none" w:sz="0" w:color="auto"/>
+              <w:insideH w:val="none" w:sz="0" w:color="auto"/>
+              <w:insideV w:val="none" w:sz="0" w:color="auto"/>
+            </w:tcBorders>
+            <w:shd w:val="clear" w:color="auto" w:fill="0F766E"/>
+            <w:tcMar>
+              <w:top w:w="80" w:type="dxa"/>
+              <w:bottom w:w="55" w:type="dxa"/>
+              <w:left w:w="100" w:type="dxa"/>
+              <w:right w:w="100" w:type="dxa"/>
+            </w:tcMar>
+          </w:tcPr>
+          <w:p>
+            <w:pPr>
+              <w:jc w:val="center"/>
+            </w:pPr>
+            <w:r>
+              <w:rPr>
+                <w:rFonts w:ascii="Poppins" w:hAnsi="Poppins" w:eastAsia="Poppins"/>
+                <w:b/>
+                <w:i w:val="0"/>
+                <w:color w:val="FFFFFF"/>
+                <w:sz w:val="28"/>
+              </w:rPr>
+              <w:t>03</w:t>
+            </w:r>
+          </w:p>
+        </w:tc>
+        <w:tc>
+          <w:tcPr>
+            <w:tcW w:type="dxa" w:w="1360"/>
+            <w:tcBorders>
+              <w:top w:val="none" w:sz="0" w:color="auto"/>
+              <w:bottom w:val="none" w:sz="0" w:color="auto"/>
+              <w:left w:val="none" w:sz="0" w:color="auto"/>
+              <w:right w:val="none" w:sz="0" w:color="auto"/>
+              <w:insideH w:val="none" w:sz="0" w:color="auto"/>
+              <w:insideV w:val="none" w:sz="0" w:color="auto"/>
+            </w:tcBorders>
+            <w:tcMar>
+              <w:top w:w="80" w:type="dxa"/>
+              <w:bottom w:w="55" w:type="dxa"/>
+              <w:left w:w="30" w:type="dxa"/>
+              <w:right w:w="30" w:type="dxa"/>
+            </w:tcMar>
+          </w:tcPr>
+          <w:p>
+            <w:pPr>
+              <w:jc w:val="center"/>
+            </w:pPr>
+            <w:r>
+              <w:rPr>
+                <w:rFonts w:ascii="Poppins" w:hAnsi="Poppins" w:eastAsia="Poppins"/>
+                <w:b/>
+                <w:i w:val="0"/>
+                <w:color w:val="0F766E"/>
+                <w:sz w:val="28"/>
+              </w:rPr>
+              <w:t>→</w:t>
+            </w:r>
+          </w:p>
+        </w:tc>
+        <w:tc>
+          <w:tcPr>
+            <w:tcW w:type="dxa" w:w="1360"/>
+            <w:tcBorders>
+              <w:top w:val="none" w:sz="0" w:color="auto"/>
+              <w:bottom w:val="none" w:sz="0" w:color="auto"/>
+              <w:left w:val="none" w:sz="0" w:color="auto"/>
+              <w:right w:val="none" w:sz="0" w:color="auto"/>
+              <w:insideH w:val="none" w:sz="0" w:color="auto"/>
+              <w:insideV w:val="none" w:sz="0" w:color="auto"/>
+            </w:tcBorders>
+            <w:shd w:val="clear" w:color="auto" w:fill="0F766E"/>
+            <w:tcMar>
+              <w:top w:w="80" w:type="dxa"/>
+              <w:bottom w:w="55" w:type="dxa"/>
+              <w:left w:w="100" w:type="dxa"/>
+              <w:right w:w="100" w:type="dxa"/>
+            </w:tcMar>
+          </w:tcPr>
+          <w:p>
+            <w:pPr>
+              <w:jc w:val="center"/>
+            </w:pPr>
+            <w:r>
+              <w:rPr>
+                <w:rFonts w:ascii="Poppins" w:hAnsi="Poppins" w:eastAsia="Poppins"/>
+                <w:b/>
+                <w:i w:val="0"/>
+                <w:color w:val="FFFFFF"/>
+                <w:sz w:val="28"/>
+              </w:rPr>
+              <w:t>04</w:t>
+            </w:r>
+          </w:p>
+        </w:tc>
+      </w:tr>
+      <w:tr>
+        <w:trPr>
+          <w:trHeight w:val="560" w:hRule="atLeast"/>
+        </w:trPr>
+        <w:tc>
+          <w:tcPr>
+            <w:tcW w:type="dxa" w:w="1360"/>
+            <w:shd w:val="clear" w:color="auto" w:fill="F8FAFC"/>
+            <w:tcBorders>
+              <w:top w:val="single" w:sz="8" w:color="0F766E"/>
+              <w:bottom w:val="none" w:sz="0" w:color="auto"/>
+              <w:left w:val="none" w:sz="0" w:color="auto"/>
+              <w:right w:val="none" w:sz="0" w:color="auto"/>
+              <w:insideH w:val="none" w:sz="0" w:color="auto"/>
+              <w:insideV w:val="none" w:sz="0" w:color="auto"/>
+            </w:tcBorders>
+            <w:tcMar>
+              <w:top w:w="80" w:type="dxa"/>
+              <w:bottom w:w="80" w:type="dxa"/>
+              <w:left w:w="80" w:type="dxa"/>
+              <w:right w:w="80" w:type="dxa"/>
+            </w:tcMar>
+          </w:tcPr>
+          <w:p>
+            <w:pPr>
+              <w:jc w:val="center"/>
             </w:pPr>
             <w:r>
               <w:rPr>
@@ -320,9 +1076,234 @@
                 <w:b/>
                 <w:i w:val="0"/>
                 <w:color w:val="0F172A"/>
-                <w:sz w:val="20"/>
+                <w:sz w:val="16"/>
               </w:rPr>
-              <w:t>—  ENGAGEMENT DETAILS</w:t>
+              <w:t>Phase 1</w:t>
+            </w:r>
+          </w:p>
+          <w:p>
+            <w:pPr>
+              <w:jc w:val="center"/>
+            </w:pPr>
+            <w:r>
+              <w:rPr>
+                <w:rFonts w:ascii="Calibri" w:hAnsi="Calibri" w:eastAsia="Calibri"/>
+                <w:b w:val="0"/>
+                <w:i/>
+                <w:color w:val="64748B"/>
+                <w:sz w:val="15"/>
+              </w:rPr>
+              <w:t>Final Close</w:t>
+            </w:r>
+          </w:p>
+        </w:tc>
+        <w:tc>
+          <w:tcPr>
+            <w:tcW w:type="dxa" w:w="1360"/>
+            <w:tcBorders>
+              <w:top w:val="none" w:sz="0" w:color="auto"/>
+              <w:bottom w:val="none" w:sz="0" w:color="auto"/>
+              <w:left w:val="none" w:sz="0" w:color="auto"/>
+              <w:right w:val="none" w:sz="0" w:color="auto"/>
+              <w:insideH w:val="none" w:sz="0" w:color="auto"/>
+              <w:insideV w:val="none" w:sz="0" w:color="auto"/>
+            </w:tcBorders>
+            <w:tcMar>
+              <w:top w:w="80" w:type="dxa"/>
+              <w:bottom w:w="80" w:type="dxa"/>
+              <w:left w:w="30" w:type="dxa"/>
+              <w:right w:w="30" w:type="dxa"/>
+            </w:tcMar>
+          </w:tcPr>
+          <w:p/>
+        </w:tc>
+        <w:tc>
+          <w:tcPr>
+            <w:tcW w:type="dxa" w:w="1360"/>
+            <w:shd w:val="clear" w:color="auto" w:fill="F8FAFC"/>
+            <w:tcBorders>
+              <w:top w:val="single" w:sz="8" w:color="0F766E"/>
+              <w:bottom w:val="none" w:sz="0" w:color="auto"/>
+              <w:left w:val="none" w:sz="0" w:color="auto"/>
+              <w:right w:val="none" w:sz="0" w:color="auto"/>
+              <w:insideH w:val="none" w:sz="0" w:color="auto"/>
+              <w:insideV w:val="none" w:sz="0" w:color="auto"/>
+            </w:tcBorders>
+            <w:tcMar>
+              <w:top w:w="80" w:type="dxa"/>
+              <w:bottom w:w="80" w:type="dxa"/>
+              <w:left w:w="80" w:type="dxa"/>
+              <w:right w:w="80" w:type="dxa"/>
+            </w:tcMar>
+          </w:tcPr>
+          <w:p>
+            <w:pPr>
+              <w:jc w:val="center"/>
+            </w:pPr>
+            <w:r>
+              <w:rPr>
+                <w:rFonts w:ascii="Poppins" w:hAnsi="Poppins" w:eastAsia="Poppins"/>
+                <w:b/>
+                <w:i w:val="0"/>
+                <w:color w:val="0F172A"/>
+                <w:sz w:val="16"/>
+              </w:rPr>
+              <w:t>Phase 2</w:t>
+            </w:r>
+          </w:p>
+          <w:p>
+            <w:pPr>
+              <w:jc w:val="center"/>
+            </w:pPr>
+            <w:r>
+              <w:rPr>
+                <w:rFonts w:ascii="Calibri" w:hAnsi="Calibri" w:eastAsia="Calibri"/>
+                <w:b w:val="0"/>
+                <w:i/>
+                <w:color w:val="64748B"/>
+                <w:sz w:val="15"/>
+              </w:rPr>
+              <w:t>Adjustments</w:t>
+            </w:r>
+          </w:p>
+        </w:tc>
+        <w:tc>
+          <w:tcPr>
+            <w:tcW w:type="dxa" w:w="1360"/>
+            <w:tcBorders>
+              <w:top w:val="none" w:sz="0" w:color="auto"/>
+              <w:bottom w:val="none" w:sz="0" w:color="auto"/>
+              <w:left w:val="none" w:sz="0" w:color="auto"/>
+              <w:right w:val="none" w:sz="0" w:color="auto"/>
+              <w:insideH w:val="none" w:sz="0" w:color="auto"/>
+              <w:insideV w:val="none" w:sz="0" w:color="auto"/>
+            </w:tcBorders>
+            <w:tcMar>
+              <w:top w:w="80" w:type="dxa"/>
+              <w:bottom w:w="80" w:type="dxa"/>
+              <w:left w:w="30" w:type="dxa"/>
+              <w:right w:w="30" w:type="dxa"/>
+            </w:tcMar>
+          </w:tcPr>
+          <w:p/>
+        </w:tc>
+        <w:tc>
+          <w:tcPr>
+            <w:tcW w:type="dxa" w:w="1360"/>
+            <w:shd w:val="clear" w:color="auto" w:fill="F8FAFC"/>
+            <w:tcBorders>
+              <w:top w:val="single" w:sz="8" w:color="0F766E"/>
+              <w:bottom w:val="none" w:sz="0" w:color="auto"/>
+              <w:left w:val="none" w:sz="0" w:color="auto"/>
+              <w:right w:val="none" w:sz="0" w:color="auto"/>
+              <w:insideH w:val="none" w:sz="0" w:color="auto"/>
+              <w:insideV w:val="none" w:sz="0" w:color="auto"/>
+            </w:tcBorders>
+            <w:tcMar>
+              <w:top w:w="80" w:type="dxa"/>
+              <w:bottom w:w="80" w:type="dxa"/>
+              <w:left w:w="80" w:type="dxa"/>
+              <w:right w:w="80" w:type="dxa"/>
+            </w:tcMar>
+          </w:tcPr>
+          <w:p>
+            <w:pPr>
+              <w:jc w:val="center"/>
+            </w:pPr>
+            <w:r>
+              <w:rPr>
+                <w:rFonts w:ascii="Poppins" w:hAnsi="Poppins" w:eastAsia="Poppins"/>
+                <w:b/>
+                <w:i w:val="0"/>
+                <w:color w:val="0F172A"/>
+                <w:sz w:val="16"/>
+              </w:rPr>
+              <w:t>Phase 3</w:t>
+            </w:r>
+          </w:p>
+          <w:p>
+            <w:pPr>
+              <w:jc w:val="center"/>
+            </w:pPr>
+            <w:r>
+              <w:rPr>
+                <w:rFonts w:ascii="Calibri" w:hAnsi="Calibri" w:eastAsia="Calibri"/>
+                <w:b w:val="0"/>
+                <w:i/>
+                <w:color w:val="64748B"/>
+                <w:sz w:val="15"/>
+              </w:rPr>
+              <w:t>Doc Collection</w:t>
+            </w:r>
+          </w:p>
+        </w:tc>
+        <w:tc>
+          <w:tcPr>
+            <w:tcW w:type="dxa" w:w="1360"/>
+            <w:tcBorders>
+              <w:top w:val="none" w:sz="0" w:color="auto"/>
+              <w:bottom w:val="none" w:sz="0" w:color="auto"/>
+              <w:left w:val="none" w:sz="0" w:color="auto"/>
+              <w:right w:val="none" w:sz="0" w:color="auto"/>
+              <w:insideH w:val="none" w:sz="0" w:color="auto"/>
+              <w:insideV w:val="none" w:sz="0" w:color="auto"/>
+            </w:tcBorders>
+            <w:tcMar>
+              <w:top w:w="80" w:type="dxa"/>
+              <w:bottom w:w="80" w:type="dxa"/>
+              <w:left w:w="30" w:type="dxa"/>
+              <w:right w:w="30" w:type="dxa"/>
+            </w:tcMar>
+          </w:tcPr>
+          <w:p/>
+        </w:tc>
+        <w:tc>
+          <w:tcPr>
+            <w:tcW w:type="dxa" w:w="1360"/>
+            <w:shd w:val="clear" w:color="auto" w:fill="F8FAFC"/>
+            <w:tcBorders>
+              <w:top w:val="single" w:sz="8" w:color="0F766E"/>
+              <w:bottom w:val="none" w:sz="0" w:color="auto"/>
+              <w:left w:val="none" w:sz="0" w:color="auto"/>
+              <w:right w:val="none" w:sz="0" w:color="auto"/>
+              <w:insideH w:val="none" w:sz="0" w:color="auto"/>
+              <w:insideV w:val="none" w:sz="0" w:color="auto"/>
+            </w:tcBorders>
+            <w:tcMar>
+              <w:top w:w="80" w:type="dxa"/>
+              <w:bottom w:w="80" w:type="dxa"/>
+              <w:left w:w="80" w:type="dxa"/>
+              <w:right w:w="80" w:type="dxa"/>
+            </w:tcMar>
+          </w:tcPr>
+          <w:p>
+            <w:pPr>
+              <w:jc w:val="center"/>
+            </w:pPr>
+            <w:r>
+              <w:rPr>
+                <w:rFonts w:ascii="Poppins" w:hAnsi="Poppins" w:eastAsia="Poppins"/>
+                <w:b/>
+                <w:i w:val="0"/>
+                <w:color w:val="0F172A"/>
+                <w:sz w:val="16"/>
+              </w:rPr>
+              <w:t>Phase 4</w:t>
+            </w:r>
+          </w:p>
+          <w:p>
+            <w:pPr>
+              <w:jc w:val="center"/>
+            </w:pPr>
+            <w:r>
+              <w:rPr>
+                <w:rFonts w:ascii="Calibri" w:hAnsi="Calibri" w:eastAsia="Calibri"/>
+                <w:b w:val="0"/>
+                <w:i/>
+                <w:color w:val="64748B"/>
+                <w:sz w:val="15"/>
+              </w:rPr>
+              <w:t>Package Assembly</w:t>
             </w:r>
           </w:p>
         </w:tc>
@@ -330,10 +1311,112 @@
     </w:tbl>
     <w:p>
       <w:pPr>
-        <w:spacing w:before="120" w:after="120"/>
-        <w:pBdr>
-          <w:bottom w:val="single" w:sz="8" w:space="1" w:color="0F766E"/>
-        </w:pBdr>
+        <w:spacing w:before="0" w:after="200" w:line="276" w:lineRule="auto"/>
+      </w:pPr>
+    </w:p>
+    <w:p>
+      <w:pPr>
+        <w:spacing w:before="200" w:after="0" w:line="276" w:lineRule="auto"/>
+      </w:pPr>
+    </w:p>
+    <w:tbl>
+      <w:tblPr>
+        <w:tblW w:type="auto" w:w="0"/>
+        <w:jc w:val="center"/>
+        <w:tblLook w:firstColumn="1" w:firstRow="1" w:lastColumn="0" w:lastRow="0" w:noHBand="0" w:noVBand="1" w:val="04A0"/>
+      </w:tblPr>
+      <w:tblGrid>
+        <w:gridCol w:w="4759"/>
+        <w:gridCol w:w="4759"/>
+      </w:tblGrid>
+      <w:tr>
+        <w:trPr>
+          <w:trHeight w:val="480" w:hRule="atLeast"/>
+        </w:trPr>
+        <w:tc>
+          <w:tcPr>
+            <w:tcW w:type="dxa" w:w="907"/>
+            <w:tcBorders>
+              <w:top w:val="none" w:sz="0" w:color="auto"/>
+              <w:bottom w:val="none" w:sz="0" w:color="auto"/>
+              <w:left w:val="none" w:sz="0" w:color="auto"/>
+              <w:right w:val="none" w:sz="0" w:color="auto"/>
+              <w:insideH w:val="none" w:sz="0" w:color="auto"/>
+              <w:insideV w:val="none" w:sz="0" w:color="auto"/>
+            </w:tcBorders>
+            <w:shd w:val="clear" w:color="auto" w:fill="0F766E"/>
+            <w:tcMar>
+              <w:top w:w="100" w:type="dxa"/>
+              <w:bottom w:w="100" w:type="dxa"/>
+              <w:left w:w="140" w:type="dxa"/>
+              <w:right w:w="100" w:type="dxa"/>
+            </w:tcMar>
+            <w:vAlign w:val="center"/>
+          </w:tcPr>
+          <w:p>
+            <w:pPr>
+              <w:jc w:val="center"/>
+            </w:pPr>
+            <w:r>
+              <w:rPr>
+                <w:rFonts w:ascii="Poppins" w:hAnsi="Poppins" w:eastAsia="Poppins"/>
+                <w:b/>
+                <w:i w:val="0"/>
+                <w:color w:val="FFFFFF"/>
+                <w:sz w:val="26"/>
+              </w:rPr>
+              <w:t>00</w:t>
+            </w:r>
+          </w:p>
+        </w:tc>
+        <w:tc>
+          <w:tcPr>
+            <w:tcW w:type="dxa" w:w="4759"/>
+            <w:tcBorders>
+              <w:top w:val="none" w:sz="0" w:color="auto"/>
+              <w:bottom w:val="none" w:sz="0" w:color="auto"/>
+              <w:left w:val="none" w:sz="0" w:color="auto"/>
+              <w:right w:val="none" w:sz="0" w:color="auto"/>
+              <w:insideH w:val="none" w:sz="0" w:color="auto"/>
+              <w:insideV w:val="none" w:sz="0" w:color="auto"/>
+            </w:tcBorders>
+            <w:shd w:val="clear" w:color="auto" w:fill="0F172A"/>
+            <w:tcMar>
+              <w:top w:w="100" w:type="dxa"/>
+              <w:bottom w:w="100" w:type="dxa"/>
+              <w:left w:w="180" w:type="dxa"/>
+              <w:right w:w="120" w:type="dxa"/>
+            </w:tcMar>
+            <w:vAlign w:val="center"/>
+          </w:tcPr>
+          <w:p>
+            <w:r>
+              <w:rPr>
+                <w:rFonts w:ascii="Poppins" w:hAnsi="Poppins" w:eastAsia="Poppins"/>
+                <w:b/>
+                <w:i w:val="0"/>
+                <w:color w:val="0F766E"/>
+                <w:sz w:val="21"/>
+              </w:rPr>
+              <w:t xml:space="preserve">— </w:t>
+            </w:r>
+            <w:r>
+              <w:rPr>
+                <w:rFonts w:ascii="Poppins" w:hAnsi="Poppins" w:eastAsia="Poppins"/>
+                <w:b/>
+                <w:i w:val="0"/>
+                <w:color w:val="FFFFFF"/>
+                <w:sz w:val="21"/>
+              </w:rPr>
+              <w:t>ENGAGEMENT DETAILS</w:t>
+            </w:r>
+          </w:p>
+        </w:tc>
+      </w:tr>
+    </w:tbl>
+    <w:p>
+      <w:pPr>
+        <w:spacing w:before="0" w:after="120" w:line="276" w:lineRule="auto"/>
       </w:pPr>
     </w:p>
     <w:tbl>
@@ -344,10 +1427,13 @@
         <w:tblLook w:firstColumn="1" w:firstRow="1" w:lastColumn="0" w:lastRow="0" w:noHBand="0" w:noVBand="1" w:val="04A0"/>
       </w:tblPr>
       <w:tblGrid>
-        <w:gridCol w:w="4703"/>
-        <w:gridCol w:w="4703"/>
+        <w:gridCol w:w="4759"/>
+        <w:gridCol w:w="4759"/>
       </w:tblGrid>
       <w:tr>
+        <w:trPr>
+          <w:trHeight w:val="400" w:hRule="atLeast"/>
+        </w:trPr>
         <w:tc>
           <w:tcPr>
             <w:tcW w:type="dxa" w:w="3118"/>
@@ -359,10 +1445,10 @@
               <w:right w:w="100" w:type="dxa"/>
             </w:tcMar>
             <w:tcBorders>
-              <w:top w:val="none" w:sz="0" w:color="auto"/>
+              <w:top w:val="single" w:sz="4" w:color="0F766E"/>
               <w:bottom w:val="single" w:sz="8" w:color="0F766E"/>
-              <w:left w:val="none" w:sz="0" w:color="auto"/>
-              <w:right w:val="none" w:sz="0" w:color="auto"/>
+              <w:left w:val="single" w:sz="4" w:color="0F766E"/>
+              <w:right w:val="single" w:sz="4" w:color="0F766E"/>
               <w:insideH w:val="none" w:sz="0" w:color="auto"/>
               <w:insideV w:val="none" w:sz="0" w:color="auto"/>
             </w:tcBorders>
@@ -382,7 +1468,7 @@
         </w:tc>
         <w:tc>
           <w:tcPr>
-            <w:tcW w:type="dxa" w:w="7087"/>
+            <w:tcW w:type="dxa" w:w="6803"/>
             <w:shd w:val="clear" w:color="auto" w:fill="0F766E"/>
             <w:tcMar>
               <w:top w:w="70" w:type="dxa"/>
@@ -391,10 +1477,10 @@
               <w:right w:w="100" w:type="dxa"/>
             </w:tcMar>
             <w:tcBorders>
-              <w:top w:val="none" w:sz="0" w:color="auto"/>
+              <w:top w:val="single" w:sz="4" w:color="0F766E"/>
               <w:bottom w:val="single" w:sz="8" w:color="0F766E"/>
-              <w:left w:val="none" w:sz="0" w:color="auto"/>
-              <w:right w:val="none" w:sz="0" w:color="auto"/>
+              <w:left w:val="single" w:sz="4" w:color="0F766E"/>
+              <w:right w:val="single" w:sz="4" w:color="0F766E"/>
               <w:insideH w:val="none" w:sz="0" w:color="auto"/>
               <w:insideV w:val="none" w:sz="0" w:color="auto"/>
             </w:tcBorders>
@@ -419,16 +1505,16 @@
             <w:tcW w:type="dxa" w:w="3118"/>
             <w:shd w:val="clear" w:color="auto" w:fill="FFFFFF"/>
             <w:tcBorders>
-              <w:top w:val="single" w:sz="4" w:color="CBD5E1"/>
-              <w:bottom w:val="single" w:sz="4" w:color="CBD5E1"/>
-              <w:left w:val="single" w:sz="4" w:color="CBD5E1"/>
-              <w:right w:val="single" w:sz="4" w:color="CBD5E1"/>
+              <w:top w:val="single" w:sz="3" w:color="CBD5E1"/>
+              <w:bottom w:val="single" w:sz="3" w:color="CBD5E1"/>
+              <w:left w:val="single" w:sz="3" w:color="CBD5E1"/>
+              <w:right w:val="single" w:sz="3" w:color="CBD5E1"/>
               <w:insideH w:val="none" w:sz="0" w:color="auto"/>
               <w:insideV w:val="none" w:sz="0" w:color="auto"/>
             </w:tcBorders>
             <w:tcMar>
-              <w:top w:w="55" w:type="dxa"/>
-              <w:bottom w:w="55" w:type="dxa"/>
+              <w:top w:w="60" w:type="dxa"/>
+              <w:bottom w:w="60" w:type="dxa"/>
               <w:left w:w="100" w:type="dxa"/>
               <w:right w:w="100" w:type="dxa"/>
             </w:tcMar>
@@ -436,7 +1522,7 @@
           <w:p>
             <w:r>
               <w:rPr>
-                <w:rFonts w:ascii="Inter" w:hAnsi="Inter" w:eastAsia="Inter"/>
+                <w:rFonts w:ascii="Calibri" w:hAnsi="Calibri" w:eastAsia="Calibri"/>
                 <w:b w:val="0"/>
                 <w:i w:val="0"/>
                 <w:color w:val="0F172A"/>
@@ -448,19 +1534,19 @@
         </w:tc>
         <w:tc>
           <w:tcPr>
-            <w:tcW w:type="dxa" w:w="7087"/>
+            <w:tcW w:type="dxa" w:w="6803"/>
             <w:shd w:val="clear" w:color="auto" w:fill="FFFFFF"/>
             <w:tcBorders>
-              <w:top w:val="single" w:sz="4" w:color="CBD5E1"/>
-              <w:bottom w:val="single" w:sz="4" w:color="CBD5E1"/>
-              <w:left w:val="single" w:sz="4" w:color="CBD5E1"/>
-              <w:right w:val="single" w:sz="4" w:color="CBD5E1"/>
+              <w:top w:val="single" w:sz="3" w:color="CBD5E1"/>
+              <w:bottom w:val="single" w:sz="3" w:color="CBD5E1"/>
+              <w:left w:val="single" w:sz="3" w:color="CBD5E1"/>
+              <w:right w:val="single" w:sz="3" w:color="CBD5E1"/>
               <w:insideH w:val="none" w:sz="0" w:color="auto"/>
               <w:insideV w:val="none" w:sz="0" w:color="auto"/>
             </w:tcBorders>
             <w:tcMar>
-              <w:top w:w="55" w:type="dxa"/>
-              <w:bottom w:w="55" w:type="dxa"/>
+              <w:top w:w="60" w:type="dxa"/>
+              <w:bottom w:w="60" w:type="dxa"/>
               <w:left w:w="100" w:type="dxa"/>
               <w:right w:w="100" w:type="dxa"/>
             </w:tcMar>
@@ -468,7 +1554,7 @@
           <w:p>
             <w:r>
               <w:rPr>
-                <w:rFonts w:ascii="Inter" w:hAnsi="Inter" w:eastAsia="Inter"/>
+                <w:rFonts w:ascii="Calibri" w:hAnsi="Calibri" w:eastAsia="Calibri"/>
                 <w:b w:val="0"/>
                 <w:i w:val="0"/>
                 <w:color w:val="0F172A"/>
@@ -484,16 +1570,16 @@
             <w:tcW w:type="dxa" w:w="3118"/>
             <w:shd w:val="clear" w:color="auto" w:fill="F8FAFC"/>
             <w:tcBorders>
-              <w:top w:val="single" w:sz="4" w:color="CBD5E1"/>
-              <w:bottom w:val="single" w:sz="4" w:color="CBD5E1"/>
-              <w:left w:val="single" w:sz="4" w:color="CBD5E1"/>
-              <w:right w:val="single" w:sz="4" w:color="CBD5E1"/>
+              <w:top w:val="single" w:sz="3" w:color="CBD5E1"/>
+              <w:bottom w:val="single" w:sz="3" w:color="CBD5E1"/>
+              <w:left w:val="single" w:sz="3" w:color="CBD5E1"/>
+              <w:right w:val="single" w:sz="3" w:color="CBD5E1"/>
               <w:insideH w:val="none" w:sz="0" w:color="auto"/>
               <w:insideV w:val="none" w:sz="0" w:color="auto"/>
             </w:tcBorders>
             <w:tcMar>
-              <w:top w:w="55" w:type="dxa"/>
-              <w:bottom w:w="55" w:type="dxa"/>
+              <w:top w:w="60" w:type="dxa"/>
+              <w:bottom w:w="60" w:type="dxa"/>
               <w:left w:w="100" w:type="dxa"/>
               <w:right w:w="100" w:type="dxa"/>
             </w:tcMar>
@@ -501,7 +1587,7 @@
           <w:p>
             <w:r>
               <w:rPr>
-                <w:rFonts w:ascii="Inter" w:hAnsi="Inter" w:eastAsia="Inter"/>
+                <w:rFonts w:ascii="Calibri" w:hAnsi="Calibri" w:eastAsia="Calibri"/>
                 <w:b w:val="0"/>
                 <w:i w:val="0"/>
                 <w:color w:val="0F172A"/>
@@ -513,19 +1599,19 @@
         </w:tc>
         <w:tc>
           <w:tcPr>
-            <w:tcW w:type="dxa" w:w="7087"/>
+            <w:tcW w:type="dxa" w:w="6803"/>
             <w:shd w:val="clear" w:color="auto" w:fill="F8FAFC"/>
             <w:tcBorders>
-              <w:top w:val="single" w:sz="4" w:color="CBD5E1"/>
-              <w:bottom w:val="single" w:sz="4" w:color="CBD5E1"/>
-              <w:left w:val="single" w:sz="4" w:color="CBD5E1"/>
-              <w:right w:val="single" w:sz="4" w:color="CBD5E1"/>
+              <w:top w:val="single" w:sz="3" w:color="CBD5E1"/>
+              <w:bottom w:val="single" w:sz="3" w:color="CBD5E1"/>
+              <w:left w:val="single" w:sz="3" w:color="CBD5E1"/>
+              <w:right w:val="single" w:sz="3" w:color="CBD5E1"/>
               <w:insideH w:val="none" w:sz="0" w:color="auto"/>
               <w:insideV w:val="none" w:sz="0" w:color="auto"/>
             </w:tcBorders>
             <w:tcMar>
-              <w:top w:w="55" w:type="dxa"/>
-              <w:bottom w:w="55" w:type="dxa"/>
+              <w:top w:w="60" w:type="dxa"/>
+              <w:bottom w:w="60" w:type="dxa"/>
               <w:left w:w="100" w:type="dxa"/>
               <w:right w:w="100" w:type="dxa"/>
             </w:tcMar>
@@ -533,7 +1619,7 @@
           <w:p>
             <w:r>
               <w:rPr>
-                <w:rFonts w:ascii="Inter" w:hAnsi="Inter" w:eastAsia="Inter"/>
+                <w:rFonts w:ascii="Calibri" w:hAnsi="Calibri" w:eastAsia="Calibri"/>
                 <w:b w:val="0"/>
                 <w:i w:val="0"/>
                 <w:color w:val="0F172A"/>
@@ -549,16 +1635,16 @@
             <w:tcW w:type="dxa" w:w="3118"/>
             <w:shd w:val="clear" w:color="auto" w:fill="FFFFFF"/>
             <w:tcBorders>
-              <w:top w:val="single" w:sz="4" w:color="CBD5E1"/>
-              <w:bottom w:val="single" w:sz="4" w:color="CBD5E1"/>
-              <w:left w:val="single" w:sz="4" w:color="CBD5E1"/>
-              <w:right w:val="single" w:sz="4" w:color="CBD5E1"/>
+              <w:top w:val="single" w:sz="3" w:color="CBD5E1"/>
+              <w:bottom w:val="single" w:sz="3" w:color="CBD5E1"/>
+              <w:left w:val="single" w:sz="3" w:color="CBD5E1"/>
+              <w:right w:val="single" w:sz="3" w:color="CBD5E1"/>
               <w:insideH w:val="none" w:sz="0" w:color="auto"/>
               <w:insideV w:val="none" w:sz="0" w:color="auto"/>
             </w:tcBorders>
             <w:tcMar>
-              <w:top w:w="55" w:type="dxa"/>
-              <w:bottom w:w="55" w:type="dxa"/>
+              <w:top w:w="60" w:type="dxa"/>
+              <w:bottom w:w="60" w:type="dxa"/>
               <w:left w:w="100" w:type="dxa"/>
               <w:right w:w="100" w:type="dxa"/>
             </w:tcMar>
@@ -566,7 +1652,7 @@
           <w:p>
             <w:r>
               <w:rPr>
-                <w:rFonts w:ascii="Inter" w:hAnsi="Inter" w:eastAsia="Inter"/>
+                <w:rFonts w:ascii="Calibri" w:hAnsi="Calibri" w:eastAsia="Calibri"/>
                 <w:b w:val="0"/>
                 <w:i w:val="0"/>
                 <w:color w:val="0F172A"/>
@@ -578,19 +1664,19 @@
         </w:tc>
         <w:tc>
           <w:tcPr>
-            <w:tcW w:type="dxa" w:w="7087"/>
+            <w:tcW w:type="dxa" w:w="6803"/>
             <w:shd w:val="clear" w:color="auto" w:fill="FFFFFF"/>
             <w:tcBorders>
-              <w:top w:val="single" w:sz="4" w:color="CBD5E1"/>
-              <w:bottom w:val="single" w:sz="4" w:color="CBD5E1"/>
-              <w:left w:val="single" w:sz="4" w:color="CBD5E1"/>
-              <w:right w:val="single" w:sz="4" w:color="CBD5E1"/>
+              <w:top w:val="single" w:sz="3" w:color="CBD5E1"/>
+              <w:bottom w:val="single" w:sz="3" w:color="CBD5E1"/>
+              <w:left w:val="single" w:sz="3" w:color="CBD5E1"/>
+              <w:right w:val="single" w:sz="3" w:color="CBD5E1"/>
               <w:insideH w:val="none" w:sz="0" w:color="auto"/>
               <w:insideV w:val="none" w:sz="0" w:color="auto"/>
             </w:tcBorders>
             <w:tcMar>
-              <w:top w:w="55" w:type="dxa"/>
-              <w:bottom w:w="55" w:type="dxa"/>
+              <w:top w:w="60" w:type="dxa"/>
+              <w:bottom w:w="60" w:type="dxa"/>
               <w:left w:w="100" w:type="dxa"/>
               <w:right w:w="100" w:type="dxa"/>
             </w:tcMar>
@@ -598,7 +1684,7 @@
           <w:p>
             <w:r>
               <w:rPr>
-                <w:rFonts w:ascii="Inter" w:hAnsi="Inter" w:eastAsia="Inter"/>
+                <w:rFonts w:ascii="Calibri" w:hAnsi="Calibri" w:eastAsia="Calibri"/>
                 <w:b w:val="0"/>
                 <w:i w:val="0"/>
                 <w:color w:val="0F172A"/>
@@ -614,16 +1700,16 @@
             <w:tcW w:type="dxa" w:w="3118"/>
             <w:shd w:val="clear" w:color="auto" w:fill="F8FAFC"/>
             <w:tcBorders>
-              <w:top w:val="single" w:sz="4" w:color="CBD5E1"/>
-              <w:bottom w:val="single" w:sz="4" w:color="CBD5E1"/>
-              <w:left w:val="single" w:sz="4" w:color="CBD5E1"/>
-              <w:right w:val="single" w:sz="4" w:color="CBD5E1"/>
+              <w:top w:val="single" w:sz="3" w:color="CBD5E1"/>
+              <w:bottom w:val="single" w:sz="3" w:color="CBD5E1"/>
+              <w:left w:val="single" w:sz="3" w:color="CBD5E1"/>
+              <w:right w:val="single" w:sz="3" w:color="CBD5E1"/>
               <w:insideH w:val="none" w:sz="0" w:color="auto"/>
               <w:insideV w:val="none" w:sz="0" w:color="auto"/>
             </w:tcBorders>
             <w:tcMar>
-              <w:top w:w="55" w:type="dxa"/>
-              <w:bottom w:w="55" w:type="dxa"/>
+              <w:top w:w="60" w:type="dxa"/>
+              <w:bottom w:w="60" w:type="dxa"/>
               <w:left w:w="100" w:type="dxa"/>
               <w:right w:w="100" w:type="dxa"/>
             </w:tcMar>
@@ -631,7 +1717,7 @@
           <w:p>
             <w:r>
               <w:rPr>
-                <w:rFonts w:ascii="Inter" w:hAnsi="Inter" w:eastAsia="Inter"/>
+                <w:rFonts w:ascii="Calibri" w:hAnsi="Calibri" w:eastAsia="Calibri"/>
                 <w:b w:val="0"/>
                 <w:i w:val="0"/>
                 <w:color w:val="0F172A"/>
@@ -643,19 +1729,19 @@
         </w:tc>
         <w:tc>
           <w:tcPr>
-            <w:tcW w:type="dxa" w:w="7087"/>
+            <w:tcW w:type="dxa" w:w="6803"/>
             <w:shd w:val="clear" w:color="auto" w:fill="F8FAFC"/>
             <w:tcBorders>
-              <w:top w:val="single" w:sz="4" w:color="CBD5E1"/>
-              <w:bottom w:val="single" w:sz="4" w:color="CBD5E1"/>
-              <w:left w:val="single" w:sz="4" w:color="CBD5E1"/>
-              <w:right w:val="single" w:sz="4" w:color="CBD5E1"/>
+              <w:top w:val="single" w:sz="3" w:color="CBD5E1"/>
+              <w:bottom w:val="single" w:sz="3" w:color="CBD5E1"/>
+              <w:left w:val="single" w:sz="3" w:color="CBD5E1"/>
+              <w:right w:val="single" w:sz="3" w:color="CBD5E1"/>
               <w:insideH w:val="none" w:sz="0" w:color="auto"/>
               <w:insideV w:val="none" w:sz="0" w:color="auto"/>
             </w:tcBorders>
             <w:tcMar>
-              <w:top w:w="55" w:type="dxa"/>
-              <w:bottom w:w="55" w:type="dxa"/>
+              <w:top w:w="60" w:type="dxa"/>
+              <w:bottom w:w="60" w:type="dxa"/>
               <w:left w:w="100" w:type="dxa"/>
               <w:right w:w="100" w:type="dxa"/>
             </w:tcMar>
@@ -663,7 +1749,7 @@
           <w:p>
             <w:r>
               <w:rPr>
-                <w:rFonts w:ascii="Inter" w:hAnsi="Inter" w:eastAsia="Inter"/>
+                <w:rFonts w:ascii="Calibri" w:hAnsi="Calibri" w:eastAsia="Calibri"/>
                 <w:b w:val="0"/>
                 <w:i w:val="0"/>
                 <w:color w:val="0F172A"/>
@@ -679,16 +1765,16 @@
             <w:tcW w:type="dxa" w:w="3118"/>
             <w:shd w:val="clear" w:color="auto" w:fill="FFFFFF"/>
             <w:tcBorders>
-              <w:top w:val="single" w:sz="4" w:color="CBD5E1"/>
-              <w:bottom w:val="single" w:sz="4" w:color="CBD5E1"/>
-              <w:left w:val="single" w:sz="4" w:color="CBD5E1"/>
-              <w:right w:val="single" w:sz="4" w:color="CBD5E1"/>
+              <w:top w:val="single" w:sz="3" w:color="CBD5E1"/>
+              <w:bottom w:val="single" w:sz="3" w:color="CBD5E1"/>
+              <w:left w:val="single" w:sz="3" w:color="CBD5E1"/>
+              <w:right w:val="single" w:sz="3" w:color="CBD5E1"/>
               <w:insideH w:val="none" w:sz="0" w:color="auto"/>
               <w:insideV w:val="none" w:sz="0" w:color="auto"/>
             </w:tcBorders>
             <w:tcMar>
-              <w:top w:w="55" w:type="dxa"/>
-              <w:bottom w:w="55" w:type="dxa"/>
+              <w:top w:w="60" w:type="dxa"/>
+              <w:bottom w:w="60" w:type="dxa"/>
               <w:left w:w="100" w:type="dxa"/>
               <w:right w:w="100" w:type="dxa"/>
             </w:tcMar>
@@ -696,7 +1782,7 @@
           <w:p>
             <w:r>
               <w:rPr>
-                <w:rFonts w:ascii="Inter" w:hAnsi="Inter" w:eastAsia="Inter"/>
+                <w:rFonts w:ascii="Calibri" w:hAnsi="Calibri" w:eastAsia="Calibri"/>
                 <w:b w:val="0"/>
                 <w:i w:val="0"/>
                 <w:color w:val="0F172A"/>
@@ -708,19 +1794,19 @@
         </w:tc>
         <w:tc>
           <w:tcPr>
-            <w:tcW w:type="dxa" w:w="7087"/>
+            <w:tcW w:type="dxa" w:w="6803"/>
             <w:shd w:val="clear" w:color="auto" w:fill="FFFFFF"/>
             <w:tcBorders>
-              <w:top w:val="single" w:sz="4" w:color="CBD5E1"/>
-              <w:bottom w:val="single" w:sz="4" w:color="CBD5E1"/>
-              <w:left w:val="single" w:sz="4" w:color="CBD5E1"/>
-              <w:right w:val="single" w:sz="4" w:color="CBD5E1"/>
+              <w:top w:val="single" w:sz="3" w:color="CBD5E1"/>
+              <w:bottom w:val="single" w:sz="3" w:color="CBD5E1"/>
+              <w:left w:val="single" w:sz="3" w:color="CBD5E1"/>
+              <w:right w:val="single" w:sz="3" w:color="CBD5E1"/>
               <w:insideH w:val="none" w:sz="0" w:color="auto"/>
               <w:insideV w:val="none" w:sz="0" w:color="auto"/>
             </w:tcBorders>
             <w:tcMar>
-              <w:top w:w="55" w:type="dxa"/>
-              <w:bottom w:w="55" w:type="dxa"/>
+              <w:top w:w="60" w:type="dxa"/>
+              <w:bottom w:w="60" w:type="dxa"/>
               <w:left w:w="100" w:type="dxa"/>
               <w:right w:w="100" w:type="dxa"/>
             </w:tcMar>
@@ -728,7 +1814,7 @@
           <w:p>
             <w:r>
               <w:rPr>
-                <w:rFonts w:ascii="Inter" w:hAnsi="Inter" w:eastAsia="Inter"/>
+                <w:rFonts w:ascii="Calibri" w:hAnsi="Calibri" w:eastAsia="Calibri"/>
                 <w:b w:val="0"/>
                 <w:i w:val="0"/>
                 <w:color w:val="0F172A"/>
@@ -744,16 +1830,16 @@
             <w:tcW w:type="dxa" w:w="3118"/>
             <w:shd w:val="clear" w:color="auto" w:fill="F8FAFC"/>
             <w:tcBorders>
-              <w:top w:val="single" w:sz="4" w:color="CBD5E1"/>
-              <w:bottom w:val="single" w:sz="4" w:color="CBD5E1"/>
-              <w:left w:val="single" w:sz="4" w:color="CBD5E1"/>
-              <w:right w:val="single" w:sz="4" w:color="CBD5E1"/>
+              <w:top w:val="single" w:sz="3" w:color="CBD5E1"/>
+              <w:bottom w:val="single" w:sz="3" w:color="CBD5E1"/>
+              <w:left w:val="single" w:sz="3" w:color="CBD5E1"/>
+              <w:right w:val="single" w:sz="3" w:color="CBD5E1"/>
               <w:insideH w:val="none" w:sz="0" w:color="auto"/>
               <w:insideV w:val="none" w:sz="0" w:color="auto"/>
             </w:tcBorders>
             <w:tcMar>
-              <w:top w:w="55" w:type="dxa"/>
-              <w:bottom w:w="55" w:type="dxa"/>
+              <w:top w:w="60" w:type="dxa"/>
+              <w:bottom w:w="60" w:type="dxa"/>
               <w:left w:w="100" w:type="dxa"/>
               <w:right w:w="100" w:type="dxa"/>
             </w:tcMar>
@@ -761,7 +1847,7 @@
           <w:p>
             <w:r>
               <w:rPr>
-                <w:rFonts w:ascii="Inter" w:hAnsi="Inter" w:eastAsia="Inter"/>
+                <w:rFonts w:ascii="Calibri" w:hAnsi="Calibri" w:eastAsia="Calibri"/>
                 <w:b w:val="0"/>
                 <w:i w:val="0"/>
                 <w:color w:val="0F172A"/>
@@ -773,19 +1859,19 @@
         </w:tc>
         <w:tc>
           <w:tcPr>
-            <w:tcW w:type="dxa" w:w="7087"/>
+            <w:tcW w:type="dxa" w:w="6803"/>
             <w:shd w:val="clear" w:color="auto" w:fill="F8FAFC"/>
             <w:tcBorders>
-              <w:top w:val="single" w:sz="4" w:color="CBD5E1"/>
-              <w:bottom w:val="single" w:sz="4" w:color="CBD5E1"/>
-              <w:left w:val="single" w:sz="4" w:color="CBD5E1"/>
-              <w:right w:val="single" w:sz="4" w:color="CBD5E1"/>
+              <w:top w:val="single" w:sz="3" w:color="CBD5E1"/>
+              <w:bottom w:val="single" w:sz="3" w:color="CBD5E1"/>
+              <w:left w:val="single" w:sz="3" w:color="CBD5E1"/>
+              <w:right w:val="single" w:sz="3" w:color="CBD5E1"/>
               <w:insideH w:val="none" w:sz="0" w:color="auto"/>
               <w:insideV w:val="none" w:sz="0" w:color="auto"/>
             </w:tcBorders>
             <w:tcMar>
-              <w:top w:w="55" w:type="dxa"/>
-              <w:bottom w:w="55" w:type="dxa"/>
+              <w:top w:w="60" w:type="dxa"/>
+              <w:bottom w:w="60" w:type="dxa"/>
               <w:left w:w="100" w:type="dxa"/>
               <w:right w:w="100" w:type="dxa"/>
             </w:tcMar>
@@ -793,7 +1879,7 @@
           <w:p>
             <w:r>
               <w:rPr>
-                <w:rFonts w:ascii="Inter" w:hAnsi="Inter" w:eastAsia="Inter"/>
+                <w:rFonts w:ascii="Calibri" w:hAnsi="Calibri" w:eastAsia="Calibri"/>
                 <w:b w:val="0"/>
                 <w:i w:val="0"/>
                 <w:color w:val="0F172A"/>
@@ -809,16 +1895,16 @@
             <w:tcW w:type="dxa" w:w="3118"/>
             <w:shd w:val="clear" w:color="auto" w:fill="FFFFFF"/>
             <w:tcBorders>
-              <w:top w:val="single" w:sz="4" w:color="CBD5E1"/>
-              <w:bottom w:val="single" w:sz="4" w:color="CBD5E1"/>
-              <w:left w:val="single" w:sz="4" w:color="CBD5E1"/>
-              <w:right w:val="single" w:sz="4" w:color="CBD5E1"/>
+              <w:top w:val="single" w:sz="3" w:color="CBD5E1"/>
+              <w:bottom w:val="single" w:sz="3" w:color="CBD5E1"/>
+              <w:left w:val="single" w:sz="3" w:color="CBD5E1"/>
+              <w:right w:val="single" w:sz="3" w:color="CBD5E1"/>
               <w:insideH w:val="none" w:sz="0" w:color="auto"/>
               <w:insideV w:val="none" w:sz="0" w:color="auto"/>
             </w:tcBorders>
             <w:tcMar>
-              <w:top w:w="55" w:type="dxa"/>
-              <w:bottom w:w="55" w:type="dxa"/>
+              <w:top w:w="60" w:type="dxa"/>
+              <w:bottom w:w="60" w:type="dxa"/>
               <w:left w:w="100" w:type="dxa"/>
               <w:right w:w="100" w:type="dxa"/>
             </w:tcMar>
@@ -826,7 +1912,7 @@
           <w:p>
             <w:r>
               <w:rPr>
-                <w:rFonts w:ascii="Inter" w:hAnsi="Inter" w:eastAsia="Inter"/>
+                <w:rFonts w:ascii="Calibri" w:hAnsi="Calibri" w:eastAsia="Calibri"/>
                 <w:b w:val="0"/>
                 <w:i w:val="0"/>
                 <w:color w:val="0F172A"/>
@@ -838,19 +1924,19 @@
         </w:tc>
         <w:tc>
           <w:tcPr>
-            <w:tcW w:type="dxa" w:w="7087"/>
+            <w:tcW w:type="dxa" w:w="6803"/>
             <w:shd w:val="clear" w:color="auto" w:fill="FFFFFF"/>
             <w:tcBorders>
-              <w:top w:val="single" w:sz="4" w:color="CBD5E1"/>
-              <w:bottom w:val="single" w:sz="4" w:color="CBD5E1"/>
-              <w:left w:val="single" w:sz="4" w:color="CBD5E1"/>
-              <w:right w:val="single" w:sz="4" w:color="CBD5E1"/>
+              <w:top w:val="single" w:sz="3" w:color="CBD5E1"/>
+              <w:bottom w:val="single" w:sz="3" w:color="CBD5E1"/>
+              <w:left w:val="single" w:sz="3" w:color="CBD5E1"/>
+              <w:right w:val="single" w:sz="3" w:color="CBD5E1"/>
               <w:insideH w:val="none" w:sz="0" w:color="auto"/>
               <w:insideV w:val="none" w:sz="0" w:color="auto"/>
             </w:tcBorders>
             <w:tcMar>
-              <w:top w:w="55" w:type="dxa"/>
-              <w:bottom w:w="55" w:type="dxa"/>
+              <w:top w:w="60" w:type="dxa"/>
+              <w:bottom w:w="60" w:type="dxa"/>
               <w:left w:w="100" w:type="dxa"/>
               <w:right w:w="100" w:type="dxa"/>
             </w:tcMar>
@@ -858,7 +1944,7 @@
           <w:p>
             <w:r>
               <w:rPr>
-                <w:rFonts w:ascii="Inter" w:hAnsi="Inter" w:eastAsia="Inter"/>
+                <w:rFonts w:ascii="Calibri" w:hAnsi="Calibri" w:eastAsia="Calibri"/>
                 <w:b w:val="0"/>
                 <w:i w:val="0"/>
                 <w:color w:val="0F172A"/>
@@ -871,7 +1957,7 @@
     </w:tbl>
     <w:p>
       <w:pPr>
-        <w:spacing w:before="0" w:after="120"/>
+        <w:spacing w:before="0" w:after="160" w:line="276" w:lineRule="auto"/>
       </w:pPr>
     </w:p>
     <w:tbl>
@@ -881,13 +1967,15 @@
         <w:tblLook w:firstColumn="1" w:firstRow="1" w:lastColumn="0" w:lastRow="0" w:noHBand="0" w:noVBand="1" w:val="04A0"/>
       </w:tblPr>
       <w:tblGrid>
-        <w:gridCol w:w="4703"/>
-        <w:gridCol w:w="4703"/>
+        <w:gridCol w:w="9518"/>
       </w:tblGrid>
       <w:tr>
+        <w:trPr>
+          <w:trHeight w:val="400" w:hRule="atLeast"/>
+        </w:trPr>
         <w:tc>
           <w:tcPr>
-            <w:tcW w:type="dxa" w:w="850"/>
+            <w:tcW w:type="dxa" w:w="9518"/>
             <w:tcBorders>
               <w:top w:val="none" w:sz="0" w:color="auto"/>
               <w:bottom w:val="none" w:sz="0" w:color="auto"/>
@@ -896,32 +1984,278 @@
               <w:insideH w:val="none" w:sz="0" w:color="auto"/>
               <w:insideV w:val="none" w:sz="0" w:color="auto"/>
             </w:tcBorders>
+            <w:shd w:val="clear" w:color="auto" w:fill="0F172A"/>
             <w:tcMar>
-              <w:top w:w="0" w:type="dxa"/>
-              <w:bottom w:w="0" w:type="dxa"/>
-              <w:left w:w="0" w:type="dxa"/>
-              <w:right w:w="60" w:type="dxa"/>
+              <w:top w:w="110" w:type="dxa"/>
+              <w:bottom w:w="110" w:type="dxa"/>
+              <w:left w:w="200" w:type="dxa"/>
+              <w:right w:w="200" w:type="dxa"/>
             </w:tcMar>
           </w:tcPr>
           <w:p>
-            <w:pPr>
-              <w:spacing w:before="0" w:after="0"/>
-            </w:pPr>
             <w:r>
               <w:rPr>
                 <w:rFonts w:ascii="Poppins" w:hAnsi="Poppins" w:eastAsia="Poppins"/>
                 <w:b/>
                 <w:i w:val="0"/>
                 <w:color w:val="0F766E"/>
-                <w:sz w:val="20"/>
+                <w:sz w:val="16"/>
               </w:rPr>
-              <w:t>01</w:t>
+              <w:t xml:space="preserve">PHASE 1  </w:t>
+            </w:r>
+            <w:r>
+              <w:rPr>
+                <w:rFonts w:ascii="Poppins" w:hAnsi="Poppins" w:eastAsia="Poppins"/>
+                <w:b/>
+                <w:i w:val="0"/>
+                <w:color w:val="FFFFFF"/>
+                <w:sz w:val="19"/>
+              </w:rPr>
+              <w:t>—  FINAL MONTH CLOSE</w:t>
+            </w:r>
+            <w:r>
+              <w:rPr>
+                <w:rFonts w:ascii="Calibri" w:hAnsi="Calibri" w:eastAsia="Calibri"/>
+                <w:b w:val="0"/>
+                <w:i/>
+                <w:color w:val="94A3B8"/>
+                <w:sz w:val="17"/>
+              </w:rPr>
+              <w:t xml:space="preserve">   ·   Complete the standard monthly close for the final month of the fiscal year</w:t>
             </w:r>
           </w:p>
         </w:tc>
+      </w:tr>
+    </w:tbl>
+    <w:p>
+      <w:pPr>
+        <w:spacing w:before="0" w:after="120" w:line="276" w:lineRule="auto"/>
+      </w:pPr>
+    </w:p>
+    <w:p>
+      <w:pPr>
+        <w:spacing w:before="0" w:after="80" w:line="276" w:lineRule="auto"/>
+        <w:ind w:left="180" w:hanging="180"/>
+      </w:pPr>
+      <w:r>
+        <w:rPr>
+          <w:rFonts w:ascii="Calibri" w:hAnsi="Calibri" w:eastAsia="Calibri"/>
+          <w:b/>
+          <w:i w:val="0"/>
+          <w:color w:val="0F172A"/>
+          <w:sz w:val="20"/>
+        </w:rPr>
+        <w:t xml:space="preserve">☐  </w:t>
+      </w:r>
+      <w:r>
+        <w:rPr>
+          <w:rFonts w:ascii="Calibri" w:hAnsi="Calibri" w:eastAsia="Calibri"/>
+          <w:b w:val="0"/>
+          <w:i w:val="0"/>
+          <w:color w:val="0F172A"/>
+          <w:sz w:val="19"/>
+        </w:rPr>
+        <w:t>Final month close completed per monthly close checklist</w:t>
+      </w:r>
+    </w:p>
+    <w:p>
+      <w:pPr>
+        <w:spacing w:before="0" w:after="80" w:line="276" w:lineRule="auto"/>
+        <w:ind w:left="180" w:hanging="180"/>
+      </w:pPr>
+      <w:r>
+        <w:rPr>
+          <w:rFonts w:ascii="Calibri" w:hAnsi="Calibri" w:eastAsia="Calibri"/>
+          <w:b/>
+          <w:i w:val="0"/>
+          <w:color w:val="0F172A"/>
+          <w:sz w:val="20"/>
+        </w:rPr>
+        <w:t xml:space="preserve">☐  </w:t>
+      </w:r>
+      <w:r>
+        <w:rPr>
+          <w:rFonts w:ascii="Calibri" w:hAnsi="Calibri" w:eastAsia="Calibri"/>
+          <w:b w:val="0"/>
+          <w:i w:val="0"/>
+          <w:color w:val="0F172A"/>
+          <w:sz w:val="19"/>
+        </w:rPr>
+        <w:t>All bank and credit-card accounts reconciled to year-end statements</w:t>
+      </w:r>
+    </w:p>
+    <w:p>
+      <w:pPr>
+        <w:spacing w:before="0" w:after="80" w:line="276" w:lineRule="auto"/>
+        <w:ind w:left="180" w:hanging="180"/>
+      </w:pPr>
+      <w:r>
+        <w:rPr>
+          <w:rFonts w:ascii="Calibri" w:hAnsi="Calibri" w:eastAsia="Calibri"/>
+          <w:b/>
+          <w:i w:val="0"/>
+          <w:color w:val="0F172A"/>
+          <w:sz w:val="20"/>
+        </w:rPr>
+        <w:t xml:space="preserve">☐  </w:t>
+      </w:r>
+      <w:r>
+        <w:rPr>
+          <w:rFonts w:ascii="Calibri" w:hAnsi="Calibri" w:eastAsia="Calibri"/>
+          <w:b w:val="0"/>
+          <w:i w:val="0"/>
+          <w:color w:val="0F172A"/>
+          <w:sz w:val="19"/>
+        </w:rPr>
+        <w:t>All loan accounts reconciled to year-end statements</w:t>
+      </w:r>
+    </w:p>
+    <w:p>
+      <w:pPr>
+        <w:spacing w:before="0" w:after="80" w:line="276" w:lineRule="auto"/>
+        <w:ind w:left="180" w:hanging="180"/>
+      </w:pPr>
+      <w:r>
+        <w:rPr>
+          <w:rFonts w:ascii="Calibri" w:hAnsi="Calibri" w:eastAsia="Calibri"/>
+          <w:b/>
+          <w:i w:val="0"/>
+          <w:color w:val="0F172A"/>
+          <w:sz w:val="20"/>
+        </w:rPr>
+        <w:t xml:space="preserve">☐  </w:t>
+      </w:r>
+      <w:r>
+        <w:rPr>
+          <w:rFonts w:ascii="Calibri" w:hAnsi="Calibri" w:eastAsia="Calibri"/>
+          <w:b w:val="0"/>
+          <w:i w:val="0"/>
+          <w:color w:val="0F172A"/>
+          <w:sz w:val="19"/>
+        </w:rPr>
+        <w:t>Payroll liabilities reconciled to payroll year-end reports</w:t>
+      </w:r>
+    </w:p>
+    <w:p>
+      <w:pPr>
+        <w:spacing w:before="0" w:after="80" w:line="276" w:lineRule="auto"/>
+        <w:ind w:left="180" w:hanging="180"/>
+      </w:pPr>
+      <w:r>
+        <w:rPr>
+          <w:rFonts w:ascii="Calibri" w:hAnsi="Calibri" w:eastAsia="Calibri"/>
+          <w:b/>
+          <w:i w:val="0"/>
+          <w:color w:val="0F172A"/>
+          <w:sz w:val="20"/>
+        </w:rPr>
+        <w:t xml:space="preserve">☐  </w:t>
+      </w:r>
+      <w:r>
+        <w:rPr>
+          <w:rFonts w:ascii="Calibri" w:hAnsi="Calibri" w:eastAsia="Calibri"/>
+          <w:b w:val="0"/>
+          <w:i w:val="0"/>
+          <w:color w:val="0F172A"/>
+          <w:sz w:val="19"/>
+        </w:rPr>
+        <w:t>Sales-tax / VAT accounts reconciled to filings</w:t>
+      </w:r>
+    </w:p>
+    <w:p>
+      <w:pPr>
+        <w:spacing w:before="0" w:after="80" w:line="276" w:lineRule="auto"/>
+        <w:ind w:left="180" w:hanging="180"/>
+      </w:pPr>
+      <w:r>
+        <w:rPr>
+          <w:rFonts w:ascii="Calibri" w:hAnsi="Calibri" w:eastAsia="Calibri"/>
+          <w:b/>
+          <w:i w:val="0"/>
+          <w:color w:val="0F172A"/>
+          <w:sz w:val="20"/>
+        </w:rPr>
+        <w:t xml:space="preserve">☐  </w:t>
+      </w:r>
+      <w:r>
+        <w:rPr>
+          <w:rFonts w:ascii="Calibri" w:hAnsi="Calibri" w:eastAsia="Calibri"/>
+          <w:b w:val="0"/>
+          <w:i w:val="0"/>
+          <w:color w:val="0F172A"/>
+          <w:sz w:val="19"/>
+        </w:rPr>
+        <w:t>Accounts receivable ageing reviewed and confirmed</w:t>
+      </w:r>
+    </w:p>
+    <w:p>
+      <w:pPr>
+        <w:spacing w:before="0" w:after="80" w:line="276" w:lineRule="auto"/>
+        <w:ind w:left="180" w:hanging="180"/>
+      </w:pPr>
+      <w:r>
+        <w:rPr>
+          <w:rFonts w:ascii="Calibri" w:hAnsi="Calibri" w:eastAsia="Calibri"/>
+          <w:b/>
+          <w:i w:val="0"/>
+          <w:color w:val="0F172A"/>
+          <w:sz w:val="20"/>
+        </w:rPr>
+        <w:t xml:space="preserve">☐  </w:t>
+      </w:r>
+      <w:r>
+        <w:rPr>
+          <w:rFonts w:ascii="Calibri" w:hAnsi="Calibri" w:eastAsia="Calibri"/>
+          <w:b w:val="0"/>
+          <w:i w:val="0"/>
+          <w:color w:val="0F172A"/>
+          <w:sz w:val="19"/>
+        </w:rPr>
+        <w:t>Accounts payable ageing reviewed and confirmed</w:t>
+      </w:r>
+    </w:p>
+    <w:p>
+      <w:pPr>
+        <w:spacing w:before="0" w:after="80" w:line="276" w:lineRule="auto"/>
+        <w:ind w:left="180" w:hanging="180"/>
+      </w:pPr>
+      <w:r>
+        <w:rPr>
+          <w:rFonts w:ascii="Calibri" w:hAnsi="Calibri" w:eastAsia="Calibri"/>
+          <w:b/>
+          <w:i w:val="0"/>
+          <w:color w:val="0F172A"/>
+          <w:sz w:val="20"/>
+        </w:rPr>
+        <w:t xml:space="preserve">☐  </w:t>
+      </w:r>
+      <w:r>
+        <w:rPr>
+          <w:rFonts w:ascii="Calibri" w:hAnsi="Calibri" w:eastAsia="Calibri"/>
+          <w:b w:val="0"/>
+          <w:i w:val="0"/>
+          <w:color w:val="0F172A"/>
+          <w:sz w:val="19"/>
+        </w:rPr>
+        <w:t>All suspense and clearing accounts at zero or fully documented</w:t>
+      </w:r>
+    </w:p>
+    <w:tbl>
+      <w:tblPr>
+        <w:tblW w:type="auto" w:w="0"/>
+        <w:jc w:val="center"/>
+        <w:tblLook w:firstColumn="1" w:firstRow="1" w:lastColumn="0" w:lastRow="0" w:noHBand="0" w:noVBand="1" w:val="04A0"/>
+      </w:tblPr>
+      <w:tblGrid>
+        <w:gridCol w:w="9518"/>
+      </w:tblGrid>
+      <w:tr>
+        <w:trPr>
+          <w:trHeight w:val="400" w:hRule="atLeast"/>
+        </w:trPr>
         <w:tc>
           <w:tcPr>
-            <w:tcW w:type="dxa" w:w="4703"/>
+            <w:tcW w:type="dxa" w:w="9518"/>
             <w:tcBorders>
               <w:top w:val="none" w:sz="0" w:color="auto"/>
               <w:bottom w:val="none" w:sz="0" w:color="auto"/>
@@ -930,26 +2264,44 @@
               <w:insideH w:val="none" w:sz="0" w:color="auto"/>
               <w:insideV w:val="none" w:sz="0" w:color="auto"/>
             </w:tcBorders>
+            <w:shd w:val="clear" w:color="auto" w:fill="0F172A"/>
             <w:tcMar>
-              <w:top w:w="0" w:type="dxa"/>
-              <w:bottom w:w="0" w:type="dxa"/>
-              <w:left w:w="0" w:type="dxa"/>
-              <w:right w:w="0" w:type="dxa"/>
+              <w:top w:w="110" w:type="dxa"/>
+              <w:bottom w:w="110" w:type="dxa"/>
+              <w:left w:w="200" w:type="dxa"/>
+              <w:right w:w="200" w:type="dxa"/>
             </w:tcMar>
           </w:tcPr>
           <w:p>
-            <w:pPr>
-              <w:spacing w:before="0" w:after="0"/>
-            </w:pPr>
             <w:r>
               <w:rPr>
                 <w:rFonts w:ascii="Poppins" w:hAnsi="Poppins" w:eastAsia="Poppins"/>
                 <w:b/>
                 <w:i w:val="0"/>
-                <w:color w:val="0F172A"/>
-                <w:sz w:val="20"/>
+                <w:color w:val="0F766E"/>
+                <w:sz w:val="16"/>
               </w:rPr>
-              <w:t>—  PHASE 1 — FINAL MONTH CLOSE</w:t>
+              <w:t xml:space="preserve">PHASE 2  </w:t>
+            </w:r>
+            <w:r>
+              <w:rPr>
+                <w:rFonts w:ascii="Poppins" w:hAnsi="Poppins" w:eastAsia="Poppins"/>
+                <w:b/>
+                <w:i w:val="0"/>
+                <w:color w:val="FFFFFF"/>
+                <w:sz w:val="19"/>
+              </w:rPr>
+              <w:t>—  YEAR-END ADJUSTMENTS</w:t>
+            </w:r>
+            <w:r>
+              <w:rPr>
+                <w:rFonts w:ascii="Calibri" w:hAnsi="Calibri" w:eastAsia="Calibri"/>
+                <w:b w:val="0"/>
+                <w:i/>
+                <w:color w:val="94A3B8"/>
+                <w:sz w:val="17"/>
+              </w:rPr>
+              <w:t xml:space="preserve">   ·   Record all entries needed to close the fiscal year correctly</w:t>
             </w:r>
           </w:p>
         </w:tc>
@@ -957,919 +2309,190 @@
     </w:tbl>
     <w:p>
       <w:pPr>
-        <w:spacing w:before="120" w:after="120"/>
-        <w:pBdr>
-          <w:bottom w:val="single" w:sz="8" w:space="1" w:color="0F766E"/>
-        </w:pBdr>
+        <w:spacing w:before="0" w:after="120" w:line="276" w:lineRule="auto"/>
       </w:pPr>
     </w:p>
     <w:p>
       <w:pPr>
-        <w:jc w:val="both"/>
-        <w:spacing w:before="0" w:after="80"/>
+        <w:spacing w:before="0" w:after="80" w:line="276" w:lineRule="auto"/>
+        <w:ind w:left="180" w:hanging="180"/>
       </w:pPr>
       <w:r>
         <w:rPr>
-          <w:rFonts w:ascii="Inter" w:hAnsi="Inter" w:eastAsia="Inter"/>
+          <w:rFonts w:ascii="Calibri" w:hAnsi="Calibri" w:eastAsia="Calibri"/>
+          <w:b/>
+          <w:i w:val="0"/>
+          <w:color w:val="0F172A"/>
+          <w:sz w:val="20"/>
+        </w:rPr>
+        <w:t xml:space="preserve">☐  </w:t>
+      </w:r>
+      <w:r>
+        <w:rPr>
+          <w:rFonts w:ascii="Calibri" w:hAnsi="Calibri" w:eastAsia="Calibri"/>
           <w:b w:val="0"/>
           <w:i w:val="0"/>
           <w:color w:val="0F172A"/>
           <w:sz w:val="19"/>
         </w:rPr>
-        <w:t>Complete the standard monthly close for the final month of the fiscal year before beginning the tax package.</w:t>
+        <w:t>Depreciation / amortisation recorded (within scope)</w:t>
       </w:r>
     </w:p>
-    <w:tbl>
-      <w:tblPr>
-        <w:tblStyle w:val="TableGrid"/>
-        <w:tblW w:type="auto" w:w="0"/>
-        <w:jc w:val="center"/>
-        <w:tblLook w:firstColumn="1" w:firstRow="1" w:lastColumn="0" w:lastRow="0" w:noHBand="0" w:noVBand="1" w:val="04A0"/>
-      </w:tblPr>
-      <w:tblGrid>
-        <w:gridCol w:w="3135"/>
-        <w:gridCol w:w="3135"/>
-        <w:gridCol w:w="3135"/>
-      </w:tblGrid>
-      <w:tr>
-        <w:tc>
-          <w:tcPr>
-            <w:tcW w:type="dxa" w:w="6236"/>
-            <w:shd w:val="clear" w:color="auto" w:fill="0F766E"/>
-            <w:tcMar>
-              <w:top w:w="70" w:type="dxa"/>
-              <w:bottom w:w="70" w:type="dxa"/>
-              <w:left w:w="100" w:type="dxa"/>
-              <w:right w:w="100" w:type="dxa"/>
-            </w:tcMar>
-            <w:tcBorders>
-              <w:top w:val="none" w:sz="0" w:color="auto"/>
-              <w:bottom w:val="single" w:sz="8" w:color="0F766E"/>
-              <w:left w:val="none" w:sz="0" w:color="auto"/>
-              <w:right w:val="none" w:sz="0" w:color="auto"/>
-              <w:insideH w:val="none" w:sz="0" w:color="auto"/>
-              <w:insideV w:val="none" w:sz="0" w:color="auto"/>
-            </w:tcBorders>
-          </w:tcPr>
-          <w:p>
-            <w:r>
-              <w:rPr>
-                <w:rFonts w:ascii="Poppins" w:hAnsi="Poppins" w:eastAsia="Poppins"/>
-                <w:b/>
-                <w:i w:val="0"/>
-                <w:color w:val="FFFFFF"/>
-                <w:sz w:val="16"/>
-              </w:rPr>
-              <w:t>Task</w:t>
-            </w:r>
-          </w:p>
-        </w:tc>
-        <w:tc>
-          <w:tcPr>
-            <w:tcW w:type="dxa" w:w="850"/>
-            <w:shd w:val="clear" w:color="auto" w:fill="0F766E"/>
-            <w:tcMar>
-              <w:top w:w="70" w:type="dxa"/>
-              <w:bottom w:w="70" w:type="dxa"/>
-              <w:left w:w="100" w:type="dxa"/>
-              <w:right w:w="100" w:type="dxa"/>
-            </w:tcMar>
-            <w:tcBorders>
-              <w:top w:val="none" w:sz="0" w:color="auto"/>
-              <w:bottom w:val="single" w:sz="8" w:color="0F766E"/>
-              <w:left w:val="none" w:sz="0" w:color="auto"/>
-              <w:right w:val="none" w:sz="0" w:color="auto"/>
-              <w:insideH w:val="none" w:sz="0" w:color="auto"/>
-              <w:insideV w:val="none" w:sz="0" w:color="auto"/>
-            </w:tcBorders>
-          </w:tcPr>
-          <w:p>
-            <w:r>
-              <w:rPr>
-                <w:rFonts w:ascii="Poppins" w:hAnsi="Poppins" w:eastAsia="Poppins"/>
-                <w:b/>
-                <w:i w:val="0"/>
-                <w:color w:val="FFFFFF"/>
-                <w:sz w:val="16"/>
-              </w:rPr>
-              <w:t>Done</w:t>
-            </w:r>
-          </w:p>
-        </w:tc>
-        <w:tc>
-          <w:tcPr>
-            <w:tcW w:type="dxa" w:w="3118"/>
-            <w:shd w:val="clear" w:color="auto" w:fill="0F766E"/>
-            <w:tcMar>
-              <w:top w:w="70" w:type="dxa"/>
-              <w:bottom w:w="70" w:type="dxa"/>
-              <w:left w:w="100" w:type="dxa"/>
-              <w:right w:w="100" w:type="dxa"/>
-            </w:tcMar>
-            <w:tcBorders>
-              <w:top w:val="none" w:sz="0" w:color="auto"/>
-              <w:bottom w:val="single" w:sz="8" w:color="0F766E"/>
-              <w:left w:val="none" w:sz="0" w:color="auto"/>
-              <w:right w:val="none" w:sz="0" w:color="auto"/>
-              <w:insideH w:val="none" w:sz="0" w:color="auto"/>
-              <w:insideV w:val="none" w:sz="0" w:color="auto"/>
-            </w:tcBorders>
-          </w:tcPr>
-          <w:p>
-            <w:r>
-              <w:rPr>
-                <w:rFonts w:ascii="Poppins" w:hAnsi="Poppins" w:eastAsia="Poppins"/>
-                <w:b/>
-                <w:i w:val="0"/>
-                <w:color w:val="FFFFFF"/>
-                <w:sz w:val="16"/>
-              </w:rPr>
-              <w:t>Notes</w:t>
-            </w:r>
-          </w:p>
-        </w:tc>
-      </w:tr>
-      <w:tr>
-        <w:tc>
-          <w:tcPr>
-            <w:tcW w:type="dxa" w:w="6236"/>
-            <w:shd w:val="clear" w:color="auto" w:fill="FFFFFF"/>
-            <w:tcBorders>
-              <w:top w:val="single" w:sz="4" w:color="CBD5E1"/>
-              <w:bottom w:val="single" w:sz="4" w:color="CBD5E1"/>
-              <w:left w:val="single" w:sz="4" w:color="CBD5E1"/>
-              <w:right w:val="single" w:sz="4" w:color="CBD5E1"/>
-              <w:insideH w:val="none" w:sz="0" w:color="auto"/>
-              <w:insideV w:val="none" w:sz="0" w:color="auto"/>
-            </w:tcBorders>
-            <w:tcMar>
-              <w:top w:w="55" w:type="dxa"/>
-              <w:bottom w:w="55" w:type="dxa"/>
-              <w:left w:w="100" w:type="dxa"/>
-              <w:right w:w="100" w:type="dxa"/>
-            </w:tcMar>
-          </w:tcPr>
-          <w:p>
-            <w:r>
-              <w:rPr>
-                <w:rFonts w:ascii="Inter" w:hAnsi="Inter" w:eastAsia="Inter"/>
-                <w:b w:val="0"/>
-                <w:i w:val="0"/>
-                <w:color w:val="0F172A"/>
-                <w:sz w:val="17"/>
-              </w:rPr>
-              <w:t>Final month close completed per monthly close checklist</w:t>
-            </w:r>
-          </w:p>
-        </w:tc>
-        <w:tc>
-          <w:tcPr>
-            <w:tcW w:type="dxa" w:w="850"/>
-            <w:shd w:val="clear" w:color="auto" w:fill="FFFFFF"/>
-            <w:tcBorders>
-              <w:top w:val="single" w:sz="4" w:color="CBD5E1"/>
-              <w:bottom w:val="single" w:sz="4" w:color="CBD5E1"/>
-              <w:left w:val="single" w:sz="4" w:color="CBD5E1"/>
-              <w:right w:val="single" w:sz="4" w:color="CBD5E1"/>
-              <w:insideH w:val="none" w:sz="0" w:color="auto"/>
-              <w:insideV w:val="none" w:sz="0" w:color="auto"/>
-            </w:tcBorders>
-            <w:tcMar>
-              <w:top w:w="55" w:type="dxa"/>
-              <w:bottom w:w="55" w:type="dxa"/>
-              <w:left w:w="100" w:type="dxa"/>
-              <w:right w:w="100" w:type="dxa"/>
-            </w:tcMar>
-          </w:tcPr>
-          <w:p>
-            <w:r>
-              <w:rPr>
-                <w:rFonts w:ascii="Inter" w:hAnsi="Inter" w:eastAsia="Inter"/>
-                <w:b w:val="0"/>
-                <w:i w:val="0"/>
-                <w:color w:val="0F172A"/>
-                <w:sz w:val="17"/>
-              </w:rPr>
-              <w:t>[ ]</w:t>
-            </w:r>
-          </w:p>
-        </w:tc>
-        <w:tc>
-          <w:tcPr>
-            <w:tcW w:type="dxa" w:w="3118"/>
-            <w:shd w:val="clear" w:color="auto" w:fill="FFFFFF"/>
-            <w:tcBorders>
-              <w:top w:val="single" w:sz="4" w:color="CBD5E1"/>
-              <w:bottom w:val="single" w:sz="4" w:color="CBD5E1"/>
-              <w:left w:val="single" w:sz="4" w:color="CBD5E1"/>
-              <w:right w:val="single" w:sz="4" w:color="CBD5E1"/>
-              <w:insideH w:val="none" w:sz="0" w:color="auto"/>
-              <w:insideV w:val="none" w:sz="0" w:color="auto"/>
-            </w:tcBorders>
-            <w:tcMar>
-              <w:top w:w="55" w:type="dxa"/>
-              <w:bottom w:w="55" w:type="dxa"/>
-              <w:left w:w="100" w:type="dxa"/>
-              <w:right w:w="100" w:type="dxa"/>
-            </w:tcMar>
-          </w:tcPr>
-          <w:p>
-            <w:r>
-              <w:rPr>
-                <w:rFonts w:ascii="Inter" w:hAnsi="Inter" w:eastAsia="Inter"/>
-                <w:b w:val="0"/>
-                <w:i w:val="0"/>
-                <w:color w:val="0F172A"/>
-                <w:sz w:val="17"/>
-              </w:rPr>
-            </w:r>
-          </w:p>
-        </w:tc>
-      </w:tr>
-      <w:tr>
-        <w:tc>
-          <w:tcPr>
-            <w:tcW w:type="dxa" w:w="6236"/>
-            <w:shd w:val="clear" w:color="auto" w:fill="F8FAFC"/>
-            <w:tcBorders>
-              <w:top w:val="single" w:sz="4" w:color="CBD5E1"/>
-              <w:bottom w:val="single" w:sz="4" w:color="CBD5E1"/>
-              <w:left w:val="single" w:sz="4" w:color="CBD5E1"/>
-              <w:right w:val="single" w:sz="4" w:color="CBD5E1"/>
-              <w:insideH w:val="none" w:sz="0" w:color="auto"/>
-              <w:insideV w:val="none" w:sz="0" w:color="auto"/>
-            </w:tcBorders>
-            <w:tcMar>
-              <w:top w:w="55" w:type="dxa"/>
-              <w:bottom w:w="55" w:type="dxa"/>
-              <w:left w:w="100" w:type="dxa"/>
-              <w:right w:w="100" w:type="dxa"/>
-            </w:tcMar>
-          </w:tcPr>
-          <w:p>
-            <w:r>
-              <w:rPr>
-                <w:rFonts w:ascii="Inter" w:hAnsi="Inter" w:eastAsia="Inter"/>
-                <w:b w:val="0"/>
-                <w:i w:val="0"/>
-                <w:color w:val="0F172A"/>
-                <w:sz w:val="17"/>
-              </w:rPr>
-              <w:t>All bank and credit-card accounts reconciled to year-end statements</w:t>
-            </w:r>
-          </w:p>
-        </w:tc>
-        <w:tc>
-          <w:tcPr>
-            <w:tcW w:type="dxa" w:w="850"/>
-            <w:shd w:val="clear" w:color="auto" w:fill="F8FAFC"/>
-            <w:tcBorders>
-              <w:top w:val="single" w:sz="4" w:color="CBD5E1"/>
-              <w:bottom w:val="single" w:sz="4" w:color="CBD5E1"/>
-              <w:left w:val="single" w:sz="4" w:color="CBD5E1"/>
-              <w:right w:val="single" w:sz="4" w:color="CBD5E1"/>
-              <w:insideH w:val="none" w:sz="0" w:color="auto"/>
-              <w:insideV w:val="none" w:sz="0" w:color="auto"/>
-            </w:tcBorders>
-            <w:tcMar>
-              <w:top w:w="55" w:type="dxa"/>
-              <w:bottom w:w="55" w:type="dxa"/>
-              <w:left w:w="100" w:type="dxa"/>
-              <w:right w:w="100" w:type="dxa"/>
-            </w:tcMar>
-          </w:tcPr>
-          <w:p>
-            <w:r>
-              <w:rPr>
-                <w:rFonts w:ascii="Inter" w:hAnsi="Inter" w:eastAsia="Inter"/>
-                <w:b w:val="0"/>
-                <w:i w:val="0"/>
-                <w:color w:val="0F172A"/>
-                <w:sz w:val="17"/>
-              </w:rPr>
-              <w:t>[ ]</w:t>
-            </w:r>
-          </w:p>
-        </w:tc>
-        <w:tc>
-          <w:tcPr>
-            <w:tcW w:type="dxa" w:w="3118"/>
-            <w:shd w:val="clear" w:color="auto" w:fill="F8FAFC"/>
-            <w:tcBorders>
-              <w:top w:val="single" w:sz="4" w:color="CBD5E1"/>
-              <w:bottom w:val="single" w:sz="4" w:color="CBD5E1"/>
-              <w:left w:val="single" w:sz="4" w:color="CBD5E1"/>
-              <w:right w:val="single" w:sz="4" w:color="CBD5E1"/>
-              <w:insideH w:val="none" w:sz="0" w:color="auto"/>
-              <w:insideV w:val="none" w:sz="0" w:color="auto"/>
-            </w:tcBorders>
-            <w:tcMar>
-              <w:top w:w="55" w:type="dxa"/>
-              <w:bottom w:w="55" w:type="dxa"/>
-              <w:left w:w="100" w:type="dxa"/>
-              <w:right w:w="100" w:type="dxa"/>
-            </w:tcMar>
-          </w:tcPr>
-          <w:p>
-            <w:r>
-              <w:rPr>
-                <w:rFonts w:ascii="Inter" w:hAnsi="Inter" w:eastAsia="Inter"/>
-                <w:b w:val="0"/>
-                <w:i w:val="0"/>
-                <w:color w:val="0F172A"/>
-                <w:sz w:val="17"/>
-              </w:rPr>
-            </w:r>
-          </w:p>
-        </w:tc>
-      </w:tr>
-      <w:tr>
-        <w:tc>
-          <w:tcPr>
-            <w:tcW w:type="dxa" w:w="6236"/>
-            <w:shd w:val="clear" w:color="auto" w:fill="FFFFFF"/>
-            <w:tcBorders>
-              <w:top w:val="single" w:sz="4" w:color="CBD5E1"/>
-              <w:bottom w:val="single" w:sz="4" w:color="CBD5E1"/>
-              <w:left w:val="single" w:sz="4" w:color="CBD5E1"/>
-              <w:right w:val="single" w:sz="4" w:color="CBD5E1"/>
-              <w:insideH w:val="none" w:sz="0" w:color="auto"/>
-              <w:insideV w:val="none" w:sz="0" w:color="auto"/>
-            </w:tcBorders>
-            <w:tcMar>
-              <w:top w:w="55" w:type="dxa"/>
-              <w:bottom w:w="55" w:type="dxa"/>
-              <w:left w:w="100" w:type="dxa"/>
-              <w:right w:w="100" w:type="dxa"/>
-            </w:tcMar>
-          </w:tcPr>
-          <w:p>
-            <w:r>
-              <w:rPr>
-                <w:rFonts w:ascii="Inter" w:hAnsi="Inter" w:eastAsia="Inter"/>
-                <w:b w:val="0"/>
-                <w:i w:val="0"/>
-                <w:color w:val="0F172A"/>
-                <w:sz w:val="17"/>
-              </w:rPr>
-              <w:t>All loan accounts reconciled to year-end statements</w:t>
-            </w:r>
-          </w:p>
-        </w:tc>
-        <w:tc>
-          <w:tcPr>
-            <w:tcW w:type="dxa" w:w="850"/>
-            <w:shd w:val="clear" w:color="auto" w:fill="FFFFFF"/>
-            <w:tcBorders>
-              <w:top w:val="single" w:sz="4" w:color="CBD5E1"/>
-              <w:bottom w:val="single" w:sz="4" w:color="CBD5E1"/>
-              <w:left w:val="single" w:sz="4" w:color="CBD5E1"/>
-              <w:right w:val="single" w:sz="4" w:color="CBD5E1"/>
-              <w:insideH w:val="none" w:sz="0" w:color="auto"/>
-              <w:insideV w:val="none" w:sz="0" w:color="auto"/>
-            </w:tcBorders>
-            <w:tcMar>
-              <w:top w:w="55" w:type="dxa"/>
-              <w:bottom w:w="55" w:type="dxa"/>
-              <w:left w:w="100" w:type="dxa"/>
-              <w:right w:w="100" w:type="dxa"/>
-            </w:tcMar>
-          </w:tcPr>
-          <w:p>
-            <w:r>
-              <w:rPr>
-                <w:rFonts w:ascii="Inter" w:hAnsi="Inter" w:eastAsia="Inter"/>
-                <w:b w:val="0"/>
-                <w:i w:val="0"/>
-                <w:color w:val="0F172A"/>
-                <w:sz w:val="17"/>
-              </w:rPr>
-              <w:t>[ ]</w:t>
-            </w:r>
-          </w:p>
-        </w:tc>
-        <w:tc>
-          <w:tcPr>
-            <w:tcW w:type="dxa" w:w="3118"/>
-            <w:shd w:val="clear" w:color="auto" w:fill="FFFFFF"/>
-            <w:tcBorders>
-              <w:top w:val="single" w:sz="4" w:color="CBD5E1"/>
-              <w:bottom w:val="single" w:sz="4" w:color="CBD5E1"/>
-              <w:left w:val="single" w:sz="4" w:color="CBD5E1"/>
-              <w:right w:val="single" w:sz="4" w:color="CBD5E1"/>
-              <w:insideH w:val="none" w:sz="0" w:color="auto"/>
-              <w:insideV w:val="none" w:sz="0" w:color="auto"/>
-            </w:tcBorders>
-            <w:tcMar>
-              <w:top w:w="55" w:type="dxa"/>
-              <w:bottom w:w="55" w:type="dxa"/>
-              <w:left w:w="100" w:type="dxa"/>
-              <w:right w:w="100" w:type="dxa"/>
-            </w:tcMar>
-          </w:tcPr>
-          <w:p>
-            <w:r>
-              <w:rPr>
-                <w:rFonts w:ascii="Inter" w:hAnsi="Inter" w:eastAsia="Inter"/>
-                <w:b w:val="0"/>
-                <w:i w:val="0"/>
-                <w:color w:val="0F172A"/>
-                <w:sz w:val="17"/>
-              </w:rPr>
-            </w:r>
-          </w:p>
-        </w:tc>
-      </w:tr>
-      <w:tr>
-        <w:tc>
-          <w:tcPr>
-            <w:tcW w:type="dxa" w:w="6236"/>
-            <w:shd w:val="clear" w:color="auto" w:fill="F8FAFC"/>
-            <w:tcBorders>
-              <w:top w:val="single" w:sz="4" w:color="CBD5E1"/>
-              <w:bottom w:val="single" w:sz="4" w:color="CBD5E1"/>
-              <w:left w:val="single" w:sz="4" w:color="CBD5E1"/>
-              <w:right w:val="single" w:sz="4" w:color="CBD5E1"/>
-              <w:insideH w:val="none" w:sz="0" w:color="auto"/>
-              <w:insideV w:val="none" w:sz="0" w:color="auto"/>
-            </w:tcBorders>
-            <w:tcMar>
-              <w:top w:w="55" w:type="dxa"/>
-              <w:bottom w:w="55" w:type="dxa"/>
-              <w:left w:w="100" w:type="dxa"/>
-              <w:right w:w="100" w:type="dxa"/>
-            </w:tcMar>
-          </w:tcPr>
-          <w:p>
-            <w:r>
-              <w:rPr>
-                <w:rFonts w:ascii="Inter" w:hAnsi="Inter" w:eastAsia="Inter"/>
-                <w:b w:val="0"/>
-                <w:i w:val="0"/>
-                <w:color w:val="0F172A"/>
-                <w:sz w:val="17"/>
-              </w:rPr>
-              <w:t>Payroll liabilities reconciled to payroll year-end reports</w:t>
-            </w:r>
-          </w:p>
-        </w:tc>
-        <w:tc>
-          <w:tcPr>
-            <w:tcW w:type="dxa" w:w="850"/>
-            <w:shd w:val="clear" w:color="auto" w:fill="F8FAFC"/>
-            <w:tcBorders>
-              <w:top w:val="single" w:sz="4" w:color="CBD5E1"/>
-              <w:bottom w:val="single" w:sz="4" w:color="CBD5E1"/>
-              <w:left w:val="single" w:sz="4" w:color="CBD5E1"/>
-              <w:right w:val="single" w:sz="4" w:color="CBD5E1"/>
-              <w:insideH w:val="none" w:sz="0" w:color="auto"/>
-              <w:insideV w:val="none" w:sz="0" w:color="auto"/>
-            </w:tcBorders>
-            <w:tcMar>
-              <w:top w:w="55" w:type="dxa"/>
-              <w:bottom w:w="55" w:type="dxa"/>
-              <w:left w:w="100" w:type="dxa"/>
-              <w:right w:w="100" w:type="dxa"/>
-            </w:tcMar>
-          </w:tcPr>
-          <w:p>
-            <w:r>
-              <w:rPr>
-                <w:rFonts w:ascii="Inter" w:hAnsi="Inter" w:eastAsia="Inter"/>
-                <w:b w:val="0"/>
-                <w:i w:val="0"/>
-                <w:color w:val="0F172A"/>
-                <w:sz w:val="17"/>
-              </w:rPr>
-              <w:t>[ ]</w:t>
-            </w:r>
-          </w:p>
-        </w:tc>
-        <w:tc>
-          <w:tcPr>
-            <w:tcW w:type="dxa" w:w="3118"/>
-            <w:shd w:val="clear" w:color="auto" w:fill="F8FAFC"/>
-            <w:tcBorders>
-              <w:top w:val="single" w:sz="4" w:color="CBD5E1"/>
-              <w:bottom w:val="single" w:sz="4" w:color="CBD5E1"/>
-              <w:left w:val="single" w:sz="4" w:color="CBD5E1"/>
-              <w:right w:val="single" w:sz="4" w:color="CBD5E1"/>
-              <w:insideH w:val="none" w:sz="0" w:color="auto"/>
-              <w:insideV w:val="none" w:sz="0" w:color="auto"/>
-            </w:tcBorders>
-            <w:tcMar>
-              <w:top w:w="55" w:type="dxa"/>
-              <w:bottom w:w="55" w:type="dxa"/>
-              <w:left w:w="100" w:type="dxa"/>
-              <w:right w:w="100" w:type="dxa"/>
-            </w:tcMar>
-          </w:tcPr>
-          <w:p>
-            <w:r>
-              <w:rPr>
-                <w:rFonts w:ascii="Inter" w:hAnsi="Inter" w:eastAsia="Inter"/>
-                <w:b w:val="0"/>
-                <w:i w:val="0"/>
-                <w:color w:val="0F172A"/>
-                <w:sz w:val="17"/>
-              </w:rPr>
-            </w:r>
-          </w:p>
-        </w:tc>
-      </w:tr>
-      <w:tr>
-        <w:tc>
-          <w:tcPr>
-            <w:tcW w:type="dxa" w:w="6236"/>
-            <w:shd w:val="clear" w:color="auto" w:fill="FFFFFF"/>
-            <w:tcBorders>
-              <w:top w:val="single" w:sz="4" w:color="CBD5E1"/>
-              <w:bottom w:val="single" w:sz="4" w:color="CBD5E1"/>
-              <w:left w:val="single" w:sz="4" w:color="CBD5E1"/>
-              <w:right w:val="single" w:sz="4" w:color="CBD5E1"/>
-              <w:insideH w:val="none" w:sz="0" w:color="auto"/>
-              <w:insideV w:val="none" w:sz="0" w:color="auto"/>
-            </w:tcBorders>
-            <w:tcMar>
-              <w:top w:w="55" w:type="dxa"/>
-              <w:bottom w:w="55" w:type="dxa"/>
-              <w:left w:w="100" w:type="dxa"/>
-              <w:right w:w="100" w:type="dxa"/>
-            </w:tcMar>
-          </w:tcPr>
-          <w:p>
-            <w:r>
-              <w:rPr>
-                <w:rFonts w:ascii="Inter" w:hAnsi="Inter" w:eastAsia="Inter"/>
-                <w:b w:val="0"/>
-                <w:i w:val="0"/>
-                <w:color w:val="0F172A"/>
-                <w:sz w:val="17"/>
-              </w:rPr>
-              <w:t>Sales-tax / VAT accounts reconciled to filings</w:t>
-            </w:r>
-          </w:p>
-        </w:tc>
-        <w:tc>
-          <w:tcPr>
-            <w:tcW w:type="dxa" w:w="850"/>
-            <w:shd w:val="clear" w:color="auto" w:fill="FFFFFF"/>
-            <w:tcBorders>
-              <w:top w:val="single" w:sz="4" w:color="CBD5E1"/>
-              <w:bottom w:val="single" w:sz="4" w:color="CBD5E1"/>
-              <w:left w:val="single" w:sz="4" w:color="CBD5E1"/>
-              <w:right w:val="single" w:sz="4" w:color="CBD5E1"/>
-              <w:insideH w:val="none" w:sz="0" w:color="auto"/>
-              <w:insideV w:val="none" w:sz="0" w:color="auto"/>
-            </w:tcBorders>
-            <w:tcMar>
-              <w:top w:w="55" w:type="dxa"/>
-              <w:bottom w:w="55" w:type="dxa"/>
-              <w:left w:w="100" w:type="dxa"/>
-              <w:right w:w="100" w:type="dxa"/>
-            </w:tcMar>
-          </w:tcPr>
-          <w:p>
-            <w:r>
-              <w:rPr>
-                <w:rFonts w:ascii="Inter" w:hAnsi="Inter" w:eastAsia="Inter"/>
-                <w:b w:val="0"/>
-                <w:i w:val="0"/>
-                <w:color w:val="0F172A"/>
-                <w:sz w:val="17"/>
-              </w:rPr>
-              <w:t>[ ]</w:t>
-            </w:r>
-          </w:p>
-        </w:tc>
-        <w:tc>
-          <w:tcPr>
-            <w:tcW w:type="dxa" w:w="3118"/>
-            <w:shd w:val="clear" w:color="auto" w:fill="FFFFFF"/>
-            <w:tcBorders>
-              <w:top w:val="single" w:sz="4" w:color="CBD5E1"/>
-              <w:bottom w:val="single" w:sz="4" w:color="CBD5E1"/>
-              <w:left w:val="single" w:sz="4" w:color="CBD5E1"/>
-              <w:right w:val="single" w:sz="4" w:color="CBD5E1"/>
-              <w:insideH w:val="none" w:sz="0" w:color="auto"/>
-              <w:insideV w:val="none" w:sz="0" w:color="auto"/>
-            </w:tcBorders>
-            <w:tcMar>
-              <w:top w:w="55" w:type="dxa"/>
-              <w:bottom w:w="55" w:type="dxa"/>
-              <w:left w:w="100" w:type="dxa"/>
-              <w:right w:w="100" w:type="dxa"/>
-            </w:tcMar>
-          </w:tcPr>
-          <w:p>
-            <w:r>
-              <w:rPr>
-                <w:rFonts w:ascii="Inter" w:hAnsi="Inter" w:eastAsia="Inter"/>
-                <w:b w:val="0"/>
-                <w:i w:val="0"/>
-                <w:color w:val="0F172A"/>
-                <w:sz w:val="17"/>
-              </w:rPr>
-            </w:r>
-          </w:p>
-        </w:tc>
-      </w:tr>
-      <w:tr>
-        <w:tc>
-          <w:tcPr>
-            <w:tcW w:type="dxa" w:w="6236"/>
-            <w:shd w:val="clear" w:color="auto" w:fill="F8FAFC"/>
-            <w:tcBorders>
-              <w:top w:val="single" w:sz="4" w:color="CBD5E1"/>
-              <w:bottom w:val="single" w:sz="4" w:color="CBD5E1"/>
-              <w:left w:val="single" w:sz="4" w:color="CBD5E1"/>
-              <w:right w:val="single" w:sz="4" w:color="CBD5E1"/>
-              <w:insideH w:val="none" w:sz="0" w:color="auto"/>
-              <w:insideV w:val="none" w:sz="0" w:color="auto"/>
-            </w:tcBorders>
-            <w:tcMar>
-              <w:top w:w="55" w:type="dxa"/>
-              <w:bottom w:w="55" w:type="dxa"/>
-              <w:left w:w="100" w:type="dxa"/>
-              <w:right w:w="100" w:type="dxa"/>
-            </w:tcMar>
-          </w:tcPr>
-          <w:p>
-            <w:r>
-              <w:rPr>
-                <w:rFonts w:ascii="Inter" w:hAnsi="Inter" w:eastAsia="Inter"/>
-                <w:b w:val="0"/>
-                <w:i w:val="0"/>
-                <w:color w:val="0F172A"/>
-                <w:sz w:val="17"/>
-              </w:rPr>
-              <w:t>Accounts receivable ageing reviewed and confirmed</w:t>
-            </w:r>
-          </w:p>
-        </w:tc>
-        <w:tc>
-          <w:tcPr>
-            <w:tcW w:type="dxa" w:w="850"/>
-            <w:shd w:val="clear" w:color="auto" w:fill="F8FAFC"/>
-            <w:tcBorders>
-              <w:top w:val="single" w:sz="4" w:color="CBD5E1"/>
-              <w:bottom w:val="single" w:sz="4" w:color="CBD5E1"/>
-              <w:left w:val="single" w:sz="4" w:color="CBD5E1"/>
-              <w:right w:val="single" w:sz="4" w:color="CBD5E1"/>
-              <w:insideH w:val="none" w:sz="0" w:color="auto"/>
-              <w:insideV w:val="none" w:sz="0" w:color="auto"/>
-            </w:tcBorders>
-            <w:tcMar>
-              <w:top w:w="55" w:type="dxa"/>
-              <w:bottom w:w="55" w:type="dxa"/>
-              <w:left w:w="100" w:type="dxa"/>
-              <w:right w:w="100" w:type="dxa"/>
-            </w:tcMar>
-          </w:tcPr>
-          <w:p>
-            <w:r>
-              <w:rPr>
-                <w:rFonts w:ascii="Inter" w:hAnsi="Inter" w:eastAsia="Inter"/>
-                <w:b w:val="0"/>
-                <w:i w:val="0"/>
-                <w:color w:val="0F172A"/>
-                <w:sz w:val="17"/>
-              </w:rPr>
-              <w:t>[ ]</w:t>
-            </w:r>
-          </w:p>
-        </w:tc>
-        <w:tc>
-          <w:tcPr>
-            <w:tcW w:type="dxa" w:w="3118"/>
-            <w:shd w:val="clear" w:color="auto" w:fill="F8FAFC"/>
-            <w:tcBorders>
-              <w:top w:val="single" w:sz="4" w:color="CBD5E1"/>
-              <w:bottom w:val="single" w:sz="4" w:color="CBD5E1"/>
-              <w:left w:val="single" w:sz="4" w:color="CBD5E1"/>
-              <w:right w:val="single" w:sz="4" w:color="CBD5E1"/>
-              <w:insideH w:val="none" w:sz="0" w:color="auto"/>
-              <w:insideV w:val="none" w:sz="0" w:color="auto"/>
-            </w:tcBorders>
-            <w:tcMar>
-              <w:top w:w="55" w:type="dxa"/>
-              <w:bottom w:w="55" w:type="dxa"/>
-              <w:left w:w="100" w:type="dxa"/>
-              <w:right w:w="100" w:type="dxa"/>
-            </w:tcMar>
-          </w:tcPr>
-          <w:p>
-            <w:r>
-              <w:rPr>
-                <w:rFonts w:ascii="Inter" w:hAnsi="Inter" w:eastAsia="Inter"/>
-                <w:b w:val="0"/>
-                <w:i w:val="0"/>
-                <w:color w:val="0F172A"/>
-                <w:sz w:val="17"/>
-              </w:rPr>
-            </w:r>
-          </w:p>
-        </w:tc>
-      </w:tr>
-      <w:tr>
-        <w:tc>
-          <w:tcPr>
-            <w:tcW w:type="dxa" w:w="6236"/>
-            <w:shd w:val="clear" w:color="auto" w:fill="FFFFFF"/>
-            <w:tcBorders>
-              <w:top w:val="single" w:sz="4" w:color="CBD5E1"/>
-              <w:bottom w:val="single" w:sz="4" w:color="CBD5E1"/>
-              <w:left w:val="single" w:sz="4" w:color="CBD5E1"/>
-              <w:right w:val="single" w:sz="4" w:color="CBD5E1"/>
-              <w:insideH w:val="none" w:sz="0" w:color="auto"/>
-              <w:insideV w:val="none" w:sz="0" w:color="auto"/>
-            </w:tcBorders>
-            <w:tcMar>
-              <w:top w:w="55" w:type="dxa"/>
-              <w:bottom w:w="55" w:type="dxa"/>
-              <w:left w:w="100" w:type="dxa"/>
-              <w:right w:w="100" w:type="dxa"/>
-            </w:tcMar>
-          </w:tcPr>
-          <w:p>
-            <w:r>
-              <w:rPr>
-                <w:rFonts w:ascii="Inter" w:hAnsi="Inter" w:eastAsia="Inter"/>
-                <w:b w:val="0"/>
-                <w:i w:val="0"/>
-                <w:color w:val="0F172A"/>
-                <w:sz w:val="17"/>
-              </w:rPr>
-              <w:t>Accounts payable ageing reviewed and confirmed</w:t>
-            </w:r>
-          </w:p>
-        </w:tc>
-        <w:tc>
-          <w:tcPr>
-            <w:tcW w:type="dxa" w:w="850"/>
-            <w:shd w:val="clear" w:color="auto" w:fill="FFFFFF"/>
-            <w:tcBorders>
-              <w:top w:val="single" w:sz="4" w:color="CBD5E1"/>
-              <w:bottom w:val="single" w:sz="4" w:color="CBD5E1"/>
-              <w:left w:val="single" w:sz="4" w:color="CBD5E1"/>
-              <w:right w:val="single" w:sz="4" w:color="CBD5E1"/>
-              <w:insideH w:val="none" w:sz="0" w:color="auto"/>
-              <w:insideV w:val="none" w:sz="0" w:color="auto"/>
-            </w:tcBorders>
-            <w:tcMar>
-              <w:top w:w="55" w:type="dxa"/>
-              <w:bottom w:w="55" w:type="dxa"/>
-              <w:left w:w="100" w:type="dxa"/>
-              <w:right w:w="100" w:type="dxa"/>
-            </w:tcMar>
-          </w:tcPr>
-          <w:p>
-            <w:r>
-              <w:rPr>
-                <w:rFonts w:ascii="Inter" w:hAnsi="Inter" w:eastAsia="Inter"/>
-                <w:b w:val="0"/>
-                <w:i w:val="0"/>
-                <w:color w:val="0F172A"/>
-                <w:sz w:val="17"/>
-              </w:rPr>
-              <w:t>[ ]</w:t>
-            </w:r>
-          </w:p>
-        </w:tc>
-        <w:tc>
-          <w:tcPr>
-            <w:tcW w:type="dxa" w:w="3118"/>
-            <w:shd w:val="clear" w:color="auto" w:fill="FFFFFF"/>
-            <w:tcBorders>
-              <w:top w:val="single" w:sz="4" w:color="CBD5E1"/>
-              <w:bottom w:val="single" w:sz="4" w:color="CBD5E1"/>
-              <w:left w:val="single" w:sz="4" w:color="CBD5E1"/>
-              <w:right w:val="single" w:sz="4" w:color="CBD5E1"/>
-              <w:insideH w:val="none" w:sz="0" w:color="auto"/>
-              <w:insideV w:val="none" w:sz="0" w:color="auto"/>
-            </w:tcBorders>
-            <w:tcMar>
-              <w:top w:w="55" w:type="dxa"/>
-              <w:bottom w:w="55" w:type="dxa"/>
-              <w:left w:w="100" w:type="dxa"/>
-              <w:right w:w="100" w:type="dxa"/>
-            </w:tcMar>
-          </w:tcPr>
-          <w:p>
-            <w:r>
-              <w:rPr>
-                <w:rFonts w:ascii="Inter" w:hAnsi="Inter" w:eastAsia="Inter"/>
-                <w:b w:val="0"/>
-                <w:i w:val="0"/>
-                <w:color w:val="0F172A"/>
-                <w:sz w:val="17"/>
-              </w:rPr>
-            </w:r>
-          </w:p>
-        </w:tc>
-      </w:tr>
-      <w:tr>
-        <w:tc>
-          <w:tcPr>
-            <w:tcW w:type="dxa" w:w="6236"/>
-            <w:shd w:val="clear" w:color="auto" w:fill="F8FAFC"/>
-            <w:tcBorders>
-              <w:top w:val="single" w:sz="4" w:color="CBD5E1"/>
-              <w:bottom w:val="single" w:sz="4" w:color="CBD5E1"/>
-              <w:left w:val="single" w:sz="4" w:color="CBD5E1"/>
-              <w:right w:val="single" w:sz="4" w:color="CBD5E1"/>
-              <w:insideH w:val="none" w:sz="0" w:color="auto"/>
-              <w:insideV w:val="none" w:sz="0" w:color="auto"/>
-            </w:tcBorders>
-            <w:tcMar>
-              <w:top w:w="55" w:type="dxa"/>
-              <w:bottom w:w="55" w:type="dxa"/>
-              <w:left w:w="100" w:type="dxa"/>
-              <w:right w:w="100" w:type="dxa"/>
-            </w:tcMar>
-          </w:tcPr>
-          <w:p>
-            <w:r>
-              <w:rPr>
-                <w:rFonts w:ascii="Inter" w:hAnsi="Inter" w:eastAsia="Inter"/>
-                <w:b w:val="0"/>
-                <w:i w:val="0"/>
-                <w:color w:val="0F172A"/>
-                <w:sz w:val="17"/>
-              </w:rPr>
-              <w:t>All suspense and clearing accounts at zero or fully documented</w:t>
-            </w:r>
-          </w:p>
-        </w:tc>
-        <w:tc>
-          <w:tcPr>
-            <w:tcW w:type="dxa" w:w="850"/>
-            <w:shd w:val="clear" w:color="auto" w:fill="F8FAFC"/>
-            <w:tcBorders>
-              <w:top w:val="single" w:sz="4" w:color="CBD5E1"/>
-              <w:bottom w:val="single" w:sz="4" w:color="CBD5E1"/>
-              <w:left w:val="single" w:sz="4" w:color="CBD5E1"/>
-              <w:right w:val="single" w:sz="4" w:color="CBD5E1"/>
-              <w:insideH w:val="none" w:sz="0" w:color="auto"/>
-              <w:insideV w:val="none" w:sz="0" w:color="auto"/>
-            </w:tcBorders>
-            <w:tcMar>
-              <w:top w:w="55" w:type="dxa"/>
-              <w:bottom w:w="55" w:type="dxa"/>
-              <w:left w:w="100" w:type="dxa"/>
-              <w:right w:w="100" w:type="dxa"/>
-            </w:tcMar>
-          </w:tcPr>
-          <w:p>
-            <w:r>
-              <w:rPr>
-                <w:rFonts w:ascii="Inter" w:hAnsi="Inter" w:eastAsia="Inter"/>
-                <w:b w:val="0"/>
-                <w:i w:val="0"/>
-                <w:color w:val="0F172A"/>
-                <w:sz w:val="17"/>
-              </w:rPr>
-              <w:t>[ ]</w:t>
-            </w:r>
-          </w:p>
-        </w:tc>
-        <w:tc>
-          <w:tcPr>
-            <w:tcW w:type="dxa" w:w="3118"/>
-            <w:shd w:val="clear" w:color="auto" w:fill="F8FAFC"/>
-            <w:tcBorders>
-              <w:top w:val="single" w:sz="4" w:color="CBD5E1"/>
-              <w:bottom w:val="single" w:sz="4" w:color="CBD5E1"/>
-              <w:left w:val="single" w:sz="4" w:color="CBD5E1"/>
-              <w:right w:val="single" w:sz="4" w:color="CBD5E1"/>
-              <w:insideH w:val="none" w:sz="0" w:color="auto"/>
-              <w:insideV w:val="none" w:sz="0" w:color="auto"/>
-            </w:tcBorders>
-            <w:tcMar>
-              <w:top w:w="55" w:type="dxa"/>
-              <w:bottom w:w="55" w:type="dxa"/>
-              <w:left w:w="100" w:type="dxa"/>
-              <w:right w:w="100" w:type="dxa"/>
-            </w:tcMar>
-          </w:tcPr>
-          <w:p>
-            <w:r>
-              <w:rPr>
-                <w:rFonts w:ascii="Inter" w:hAnsi="Inter" w:eastAsia="Inter"/>
-                <w:b w:val="0"/>
-                <w:i w:val="0"/>
-                <w:color w:val="0F172A"/>
-                <w:sz w:val="17"/>
-              </w:rPr>
-            </w:r>
-          </w:p>
-        </w:tc>
-      </w:tr>
-    </w:tbl>
     <w:p>
       <w:pPr>
-        <w:spacing w:before="0" w:after="120"/>
+        <w:spacing w:before="0" w:after="80" w:line="276" w:lineRule="auto"/>
+        <w:ind w:left="180" w:hanging="180"/>
       </w:pPr>
+      <w:r>
+        <w:rPr>
+          <w:rFonts w:ascii="Calibri" w:hAnsi="Calibri" w:eastAsia="Calibri"/>
+          <w:b/>
+          <w:i w:val="0"/>
+          <w:color w:val="0F172A"/>
+          <w:sz w:val="20"/>
+        </w:rPr>
+        <w:t xml:space="preserve">☐  </w:t>
+      </w:r>
+      <w:r>
+        <w:rPr>
+          <w:rFonts w:ascii="Calibri" w:hAnsi="Calibri" w:eastAsia="Calibri"/>
+          <w:b w:val="0"/>
+          <w:i w:val="0"/>
+          <w:color w:val="0F172A"/>
+          <w:sz w:val="19"/>
+        </w:rPr>
+        <w:t>Prepaid expenses adjusted to correct period</w:t>
+      </w:r>
+    </w:p>
+    <w:p>
+      <w:pPr>
+        <w:spacing w:before="0" w:after="80" w:line="276" w:lineRule="auto"/>
+        <w:ind w:left="180" w:hanging="180"/>
+      </w:pPr>
+      <w:r>
+        <w:rPr>
+          <w:rFonts w:ascii="Calibri" w:hAnsi="Calibri" w:eastAsia="Calibri"/>
+          <w:b/>
+          <w:i w:val="0"/>
+          <w:color w:val="0F172A"/>
+          <w:sz w:val="20"/>
+        </w:rPr>
+        <w:t xml:space="preserve">☐  </w:t>
+      </w:r>
+      <w:r>
+        <w:rPr>
+          <w:rFonts w:ascii="Calibri" w:hAnsi="Calibri" w:eastAsia="Calibri"/>
+          <w:b w:val="0"/>
+          <w:i w:val="0"/>
+          <w:color w:val="0F172A"/>
+          <w:sz w:val="19"/>
+        </w:rPr>
+        <w:t>Accrued revenue or expenses recorded (within scope)</w:t>
+      </w:r>
+    </w:p>
+    <w:p>
+      <w:pPr>
+        <w:spacing w:before="0" w:after="80" w:line="276" w:lineRule="auto"/>
+        <w:ind w:left="180" w:hanging="180"/>
+      </w:pPr>
+      <w:r>
+        <w:rPr>
+          <w:rFonts w:ascii="Calibri" w:hAnsi="Calibri" w:eastAsia="Calibri"/>
+          <w:b/>
+          <w:i w:val="0"/>
+          <w:color w:val="0F172A"/>
+          <w:sz w:val="20"/>
+        </w:rPr>
+        <w:t xml:space="preserve">☐  </w:t>
+      </w:r>
+      <w:r>
+        <w:rPr>
+          <w:rFonts w:ascii="Calibri" w:hAnsi="Calibri" w:eastAsia="Calibri"/>
+          <w:b w:val="0"/>
+          <w:i w:val="0"/>
+          <w:color w:val="0F172A"/>
+          <w:sz w:val="19"/>
+        </w:rPr>
+        <w:t>Owner draw and contribution accounts reviewed</w:t>
+      </w:r>
+    </w:p>
+    <w:p>
+      <w:pPr>
+        <w:spacing w:before="0" w:after="80" w:line="276" w:lineRule="auto"/>
+        <w:ind w:left="180" w:hanging="180"/>
+      </w:pPr>
+      <w:r>
+        <w:rPr>
+          <w:rFonts w:ascii="Calibri" w:hAnsi="Calibri" w:eastAsia="Calibri"/>
+          <w:b/>
+          <w:i w:val="0"/>
+          <w:color w:val="0F172A"/>
+          <w:sz w:val="20"/>
+        </w:rPr>
+        <w:t xml:space="preserve">☐  </w:t>
+      </w:r>
+      <w:r>
+        <w:rPr>
+          <w:rFonts w:ascii="Calibri" w:hAnsi="Calibri" w:eastAsia="Calibri"/>
+          <w:b w:val="0"/>
+          <w:i w:val="0"/>
+          <w:color w:val="0F172A"/>
+          <w:sz w:val="19"/>
+        </w:rPr>
+        <w:t>Loans to / from owners fully documented</w:t>
+      </w:r>
+    </w:p>
+    <w:p>
+      <w:pPr>
+        <w:spacing w:before="0" w:after="80" w:line="276" w:lineRule="auto"/>
+        <w:ind w:left="180" w:hanging="180"/>
+      </w:pPr>
+      <w:r>
+        <w:rPr>
+          <w:rFonts w:ascii="Calibri" w:hAnsi="Calibri" w:eastAsia="Calibri"/>
+          <w:b/>
+          <w:i w:val="0"/>
+          <w:color w:val="0F172A"/>
+          <w:sz w:val="20"/>
+        </w:rPr>
+        <w:t xml:space="preserve">☐  </w:t>
+      </w:r>
+      <w:r>
+        <w:rPr>
+          <w:rFonts w:ascii="Calibri" w:hAnsi="Calibri" w:eastAsia="Calibri"/>
+          <w:b w:val="0"/>
+          <w:i w:val="0"/>
+          <w:color w:val="0F172A"/>
+          <w:sz w:val="19"/>
+        </w:rPr>
+        <w:t>Inventory count reconciled to ledger (if applicable)</w:t>
+      </w:r>
+    </w:p>
+    <w:p>
+      <w:pPr>
+        <w:spacing w:before="0" w:after="80" w:line="276" w:lineRule="auto"/>
+        <w:ind w:left="180" w:hanging="180"/>
+      </w:pPr>
+      <w:r>
+        <w:rPr>
+          <w:rFonts w:ascii="Calibri" w:hAnsi="Calibri" w:eastAsia="Calibri"/>
+          <w:b/>
+          <w:i w:val="0"/>
+          <w:color w:val="0F172A"/>
+          <w:sz w:val="20"/>
+        </w:rPr>
+        <w:t xml:space="preserve">☐  </w:t>
+      </w:r>
+      <w:r>
+        <w:rPr>
+          <w:rFonts w:ascii="Calibri" w:hAnsi="Calibri" w:eastAsia="Calibri"/>
+          <w:b w:val="0"/>
+          <w:i w:val="0"/>
+          <w:color w:val="0F172A"/>
+          <w:sz w:val="19"/>
+        </w:rPr>
+        <w:t>Prior-year adjusting entries from tax preparer posted</w:t>
+      </w:r>
     </w:p>
     <w:tbl>
       <w:tblPr>
@@ -1878,13 +2501,15 @@
         <w:tblLook w:firstColumn="1" w:firstRow="1" w:lastColumn="0" w:lastRow="0" w:noHBand="0" w:noVBand="1" w:val="04A0"/>
       </w:tblPr>
       <w:tblGrid>
-        <w:gridCol w:w="4703"/>
-        <w:gridCol w:w="4703"/>
+        <w:gridCol w:w="9518"/>
       </w:tblGrid>
       <w:tr>
+        <w:trPr>
+          <w:trHeight w:val="400" w:hRule="atLeast"/>
+        </w:trPr>
         <w:tc>
           <w:tcPr>
-            <w:tcW w:type="dxa" w:w="850"/>
+            <w:tcW w:type="dxa" w:w="9518"/>
             <w:tcBorders>
               <w:top w:val="none" w:sz="0" w:color="auto"/>
               <w:bottom w:val="none" w:sz="0" w:color="auto"/>
@@ -1893,60 +2518,44 @@
               <w:insideH w:val="none" w:sz="0" w:color="auto"/>
               <w:insideV w:val="none" w:sz="0" w:color="auto"/>
             </w:tcBorders>
+            <w:shd w:val="clear" w:color="auto" w:fill="0F172A"/>
             <w:tcMar>
-              <w:top w:w="0" w:type="dxa"/>
-              <w:bottom w:w="0" w:type="dxa"/>
-              <w:left w:w="0" w:type="dxa"/>
-              <w:right w:w="60" w:type="dxa"/>
+              <w:top w:w="110" w:type="dxa"/>
+              <w:bottom w:w="110" w:type="dxa"/>
+              <w:left w:w="200" w:type="dxa"/>
+              <w:right w:w="200" w:type="dxa"/>
             </w:tcMar>
           </w:tcPr>
           <w:p>
-            <w:pPr>
-              <w:spacing w:before="0" w:after="0"/>
-            </w:pPr>
             <w:r>
               <w:rPr>
                 <w:rFonts w:ascii="Poppins" w:hAnsi="Poppins" w:eastAsia="Poppins"/>
                 <w:b/>
                 <w:i w:val="0"/>
                 <w:color w:val="0F766E"/>
-                <w:sz w:val="20"/>
+                <w:sz w:val="16"/>
               </w:rPr>
-              <w:t>02</w:t>
+              <w:t xml:space="preserve">PHASE 3  </w:t>
             </w:r>
-          </w:p>
-        </w:tc>
-        <w:tc>
-          <w:tcPr>
-            <w:tcW w:type="dxa" w:w="4703"/>
-            <w:tcBorders>
-              <w:top w:val="none" w:sz="0" w:color="auto"/>
-              <w:bottom w:val="none" w:sz="0" w:color="auto"/>
-              <w:left w:val="none" w:sz="0" w:color="auto"/>
-              <w:right w:val="none" w:sz="0" w:color="auto"/>
-              <w:insideH w:val="none" w:sz="0" w:color="auto"/>
-              <w:insideV w:val="none" w:sz="0" w:color="auto"/>
-            </w:tcBorders>
-            <w:tcMar>
-              <w:top w:w="0" w:type="dxa"/>
-              <w:bottom w:w="0" w:type="dxa"/>
-              <w:left w:w="0" w:type="dxa"/>
-              <w:right w:w="0" w:type="dxa"/>
-            </w:tcMar>
-          </w:tcPr>
-          <w:p>
-            <w:pPr>
-              <w:spacing w:before="0" w:after="0"/>
-            </w:pPr>
             <w:r>
               <w:rPr>
                 <w:rFonts w:ascii="Poppins" w:hAnsi="Poppins" w:eastAsia="Poppins"/>
                 <w:b/>
                 <w:i w:val="0"/>
-                <w:color w:val="0F172A"/>
-                <w:sz w:val="20"/>
+                <w:color w:val="FFFFFF"/>
+                <w:sz w:val="19"/>
               </w:rPr>
-              <w:t>—  PHASE 2 — YEAR-END ADJUSTMENTS</w:t>
+              <w:t>—  DOCUMENT COLLECTION</w:t>
+            </w:r>
+            <w:r>
+              <w:rPr>
+                <w:rFonts w:ascii="Calibri" w:hAnsi="Calibri" w:eastAsia="Calibri"/>
+                <w:b w:val="0"/>
+                <w:i/>
+                <w:color w:val="94A3B8"/>
+                <w:sz w:val="17"/>
+              </w:rPr>
+              <w:t xml:space="preserve">   ·   Collect and confirm all supporting documents for the tax preparer</w:t>
             </w:r>
           </w:p>
         </w:tc>
@@ -1954,10 +2563,7 @@
     </w:tbl>
     <w:p>
       <w:pPr>
-        <w:spacing w:before="120" w:after="120"/>
-        <w:pBdr>
-          <w:bottom w:val="single" w:sz="8" w:space="1" w:color="0F766E"/>
-        </w:pBdr>
+        <w:spacing w:before="0" w:after="120" w:line="276" w:lineRule="auto"/>
       </w:pPr>
     </w:p>
     <w:tbl>
@@ -1968,896 +2574,15 @@
         <w:tblLook w:firstColumn="1" w:firstRow="1" w:lastColumn="0" w:lastRow="0" w:noHBand="0" w:noVBand="1" w:val="04A0"/>
       </w:tblPr>
       <w:tblGrid>
-        <w:gridCol w:w="3135"/>
-        <w:gridCol w:w="3135"/>
-        <w:gridCol w:w="3135"/>
+        <w:gridCol w:w="2379"/>
+        <w:gridCol w:w="2379"/>
+        <w:gridCol w:w="2379"/>
+        <w:gridCol w:w="2379"/>
       </w:tblGrid>
       <w:tr>
-        <w:tc>
-          <w:tcPr>
-            <w:tcW w:type="dxa" w:w="6236"/>
-            <w:shd w:val="clear" w:color="auto" w:fill="0F766E"/>
-            <w:tcMar>
-              <w:top w:w="70" w:type="dxa"/>
-              <w:bottom w:w="70" w:type="dxa"/>
-              <w:left w:w="100" w:type="dxa"/>
-              <w:right w:w="100" w:type="dxa"/>
-            </w:tcMar>
-            <w:tcBorders>
-              <w:top w:val="none" w:sz="0" w:color="auto"/>
-              <w:bottom w:val="single" w:sz="8" w:color="0F766E"/>
-              <w:left w:val="none" w:sz="0" w:color="auto"/>
-              <w:right w:val="none" w:sz="0" w:color="auto"/>
-              <w:insideH w:val="none" w:sz="0" w:color="auto"/>
-              <w:insideV w:val="none" w:sz="0" w:color="auto"/>
-            </w:tcBorders>
-          </w:tcPr>
-          <w:p>
-            <w:r>
-              <w:rPr>
-                <w:rFonts w:ascii="Poppins" w:hAnsi="Poppins" w:eastAsia="Poppins"/>
-                <w:b/>
-                <w:i w:val="0"/>
-                <w:color w:val="FFFFFF"/>
-                <w:sz w:val="16"/>
-              </w:rPr>
-              <w:t>Adjustment Type</w:t>
-            </w:r>
-          </w:p>
-        </w:tc>
-        <w:tc>
-          <w:tcPr>
-            <w:tcW w:type="dxa" w:w="850"/>
-            <w:shd w:val="clear" w:color="auto" w:fill="0F766E"/>
-            <w:tcMar>
-              <w:top w:w="70" w:type="dxa"/>
-              <w:bottom w:w="70" w:type="dxa"/>
-              <w:left w:w="100" w:type="dxa"/>
-              <w:right w:w="100" w:type="dxa"/>
-            </w:tcMar>
-            <w:tcBorders>
-              <w:top w:val="none" w:sz="0" w:color="auto"/>
-              <w:bottom w:val="single" w:sz="8" w:color="0F766E"/>
-              <w:left w:val="none" w:sz="0" w:color="auto"/>
-              <w:right w:val="none" w:sz="0" w:color="auto"/>
-              <w:insideH w:val="none" w:sz="0" w:color="auto"/>
-              <w:insideV w:val="none" w:sz="0" w:color="auto"/>
-            </w:tcBorders>
-          </w:tcPr>
-          <w:p>
-            <w:r>
-              <w:rPr>
-                <w:rFonts w:ascii="Poppins" w:hAnsi="Poppins" w:eastAsia="Poppins"/>
-                <w:b/>
-                <w:i w:val="0"/>
-                <w:color w:val="FFFFFF"/>
-                <w:sz w:val="16"/>
-              </w:rPr>
-              <w:t>Done</w:t>
-            </w:r>
-          </w:p>
-        </w:tc>
-        <w:tc>
-          <w:tcPr>
-            <w:tcW w:type="dxa" w:w="3118"/>
-            <w:shd w:val="clear" w:color="auto" w:fill="0F766E"/>
-            <w:tcMar>
-              <w:top w:w="70" w:type="dxa"/>
-              <w:bottom w:w="70" w:type="dxa"/>
-              <w:left w:w="100" w:type="dxa"/>
-              <w:right w:w="100" w:type="dxa"/>
-            </w:tcMar>
-            <w:tcBorders>
-              <w:top w:val="none" w:sz="0" w:color="auto"/>
-              <w:bottom w:val="single" w:sz="8" w:color="0F766E"/>
-              <w:left w:val="none" w:sz="0" w:color="auto"/>
-              <w:right w:val="none" w:sz="0" w:color="auto"/>
-              <w:insideH w:val="none" w:sz="0" w:color="auto"/>
-              <w:insideV w:val="none" w:sz="0" w:color="auto"/>
-            </w:tcBorders>
-          </w:tcPr>
-          <w:p>
-            <w:r>
-              <w:rPr>
-                <w:rFonts w:ascii="Poppins" w:hAnsi="Poppins" w:eastAsia="Poppins"/>
-                <w:b/>
-                <w:i w:val="0"/>
-                <w:color w:val="FFFFFF"/>
-                <w:sz w:val="16"/>
-              </w:rPr>
-              <w:t>Notes</w:t>
-            </w:r>
-          </w:p>
-        </w:tc>
-      </w:tr>
-      <w:tr>
-        <w:tc>
-          <w:tcPr>
-            <w:tcW w:type="dxa" w:w="6236"/>
-            <w:shd w:val="clear" w:color="auto" w:fill="FFFFFF"/>
-            <w:tcBorders>
-              <w:top w:val="single" w:sz="4" w:color="CBD5E1"/>
-              <w:bottom w:val="single" w:sz="4" w:color="CBD5E1"/>
-              <w:left w:val="single" w:sz="4" w:color="CBD5E1"/>
-              <w:right w:val="single" w:sz="4" w:color="CBD5E1"/>
-              <w:insideH w:val="none" w:sz="0" w:color="auto"/>
-              <w:insideV w:val="none" w:sz="0" w:color="auto"/>
-            </w:tcBorders>
-            <w:tcMar>
-              <w:top w:w="55" w:type="dxa"/>
-              <w:bottom w:w="55" w:type="dxa"/>
-              <w:left w:w="100" w:type="dxa"/>
-              <w:right w:w="100" w:type="dxa"/>
-            </w:tcMar>
-          </w:tcPr>
-          <w:p>
-            <w:r>
-              <w:rPr>
-                <w:rFonts w:ascii="Inter" w:hAnsi="Inter" w:eastAsia="Inter"/>
-                <w:b w:val="0"/>
-                <w:i w:val="0"/>
-                <w:color w:val="0F172A"/>
-                <w:sz w:val="17"/>
-              </w:rPr>
-              <w:t>Depreciation / amortisation recorded (within scope)</w:t>
-            </w:r>
-          </w:p>
-        </w:tc>
-        <w:tc>
-          <w:tcPr>
-            <w:tcW w:type="dxa" w:w="850"/>
-            <w:shd w:val="clear" w:color="auto" w:fill="FFFFFF"/>
-            <w:tcBorders>
-              <w:top w:val="single" w:sz="4" w:color="CBD5E1"/>
-              <w:bottom w:val="single" w:sz="4" w:color="CBD5E1"/>
-              <w:left w:val="single" w:sz="4" w:color="CBD5E1"/>
-              <w:right w:val="single" w:sz="4" w:color="CBD5E1"/>
-              <w:insideH w:val="none" w:sz="0" w:color="auto"/>
-              <w:insideV w:val="none" w:sz="0" w:color="auto"/>
-            </w:tcBorders>
-            <w:tcMar>
-              <w:top w:w="55" w:type="dxa"/>
-              <w:bottom w:w="55" w:type="dxa"/>
-              <w:left w:w="100" w:type="dxa"/>
-              <w:right w:w="100" w:type="dxa"/>
-            </w:tcMar>
-          </w:tcPr>
-          <w:p>
-            <w:r>
-              <w:rPr>
-                <w:rFonts w:ascii="Inter" w:hAnsi="Inter" w:eastAsia="Inter"/>
-                <w:b w:val="0"/>
-                <w:i w:val="0"/>
-                <w:color w:val="0F172A"/>
-                <w:sz w:val="17"/>
-              </w:rPr>
-              <w:t>[ ]</w:t>
-            </w:r>
-          </w:p>
-        </w:tc>
-        <w:tc>
-          <w:tcPr>
-            <w:tcW w:type="dxa" w:w="3118"/>
-            <w:shd w:val="clear" w:color="auto" w:fill="FFFFFF"/>
-            <w:tcBorders>
-              <w:top w:val="single" w:sz="4" w:color="CBD5E1"/>
-              <w:bottom w:val="single" w:sz="4" w:color="CBD5E1"/>
-              <w:left w:val="single" w:sz="4" w:color="CBD5E1"/>
-              <w:right w:val="single" w:sz="4" w:color="CBD5E1"/>
-              <w:insideH w:val="none" w:sz="0" w:color="auto"/>
-              <w:insideV w:val="none" w:sz="0" w:color="auto"/>
-            </w:tcBorders>
-            <w:tcMar>
-              <w:top w:w="55" w:type="dxa"/>
-              <w:bottom w:w="55" w:type="dxa"/>
-              <w:left w:w="100" w:type="dxa"/>
-              <w:right w:w="100" w:type="dxa"/>
-            </w:tcMar>
-          </w:tcPr>
-          <w:p>
-            <w:r>
-              <w:rPr>
-                <w:rFonts w:ascii="Inter" w:hAnsi="Inter" w:eastAsia="Inter"/>
-                <w:b w:val="0"/>
-                <w:i w:val="0"/>
-                <w:color w:val="0F172A"/>
-                <w:sz w:val="17"/>
-              </w:rPr>
-            </w:r>
-          </w:p>
-        </w:tc>
-      </w:tr>
-      <w:tr>
-        <w:tc>
-          <w:tcPr>
-            <w:tcW w:type="dxa" w:w="6236"/>
-            <w:shd w:val="clear" w:color="auto" w:fill="F8FAFC"/>
-            <w:tcBorders>
-              <w:top w:val="single" w:sz="4" w:color="CBD5E1"/>
-              <w:bottom w:val="single" w:sz="4" w:color="CBD5E1"/>
-              <w:left w:val="single" w:sz="4" w:color="CBD5E1"/>
-              <w:right w:val="single" w:sz="4" w:color="CBD5E1"/>
-              <w:insideH w:val="none" w:sz="0" w:color="auto"/>
-              <w:insideV w:val="none" w:sz="0" w:color="auto"/>
-            </w:tcBorders>
-            <w:tcMar>
-              <w:top w:w="55" w:type="dxa"/>
-              <w:bottom w:w="55" w:type="dxa"/>
-              <w:left w:w="100" w:type="dxa"/>
-              <w:right w:w="100" w:type="dxa"/>
-            </w:tcMar>
-          </w:tcPr>
-          <w:p>
-            <w:r>
-              <w:rPr>
-                <w:rFonts w:ascii="Inter" w:hAnsi="Inter" w:eastAsia="Inter"/>
-                <w:b w:val="0"/>
-                <w:i w:val="0"/>
-                <w:color w:val="0F172A"/>
-                <w:sz w:val="17"/>
-              </w:rPr>
-              <w:t>Prepaid expenses adjusted to correct period</w:t>
-            </w:r>
-          </w:p>
-        </w:tc>
-        <w:tc>
-          <w:tcPr>
-            <w:tcW w:type="dxa" w:w="850"/>
-            <w:shd w:val="clear" w:color="auto" w:fill="F8FAFC"/>
-            <w:tcBorders>
-              <w:top w:val="single" w:sz="4" w:color="CBD5E1"/>
-              <w:bottom w:val="single" w:sz="4" w:color="CBD5E1"/>
-              <w:left w:val="single" w:sz="4" w:color="CBD5E1"/>
-              <w:right w:val="single" w:sz="4" w:color="CBD5E1"/>
-              <w:insideH w:val="none" w:sz="0" w:color="auto"/>
-              <w:insideV w:val="none" w:sz="0" w:color="auto"/>
-            </w:tcBorders>
-            <w:tcMar>
-              <w:top w:w="55" w:type="dxa"/>
-              <w:bottom w:w="55" w:type="dxa"/>
-              <w:left w:w="100" w:type="dxa"/>
-              <w:right w:w="100" w:type="dxa"/>
-            </w:tcMar>
-          </w:tcPr>
-          <w:p>
-            <w:r>
-              <w:rPr>
-                <w:rFonts w:ascii="Inter" w:hAnsi="Inter" w:eastAsia="Inter"/>
-                <w:b w:val="0"/>
-                <w:i w:val="0"/>
-                <w:color w:val="0F172A"/>
-                <w:sz w:val="17"/>
-              </w:rPr>
-              <w:t>[ ]</w:t>
-            </w:r>
-          </w:p>
-        </w:tc>
-        <w:tc>
-          <w:tcPr>
-            <w:tcW w:type="dxa" w:w="3118"/>
-            <w:shd w:val="clear" w:color="auto" w:fill="F8FAFC"/>
-            <w:tcBorders>
-              <w:top w:val="single" w:sz="4" w:color="CBD5E1"/>
-              <w:bottom w:val="single" w:sz="4" w:color="CBD5E1"/>
-              <w:left w:val="single" w:sz="4" w:color="CBD5E1"/>
-              <w:right w:val="single" w:sz="4" w:color="CBD5E1"/>
-              <w:insideH w:val="none" w:sz="0" w:color="auto"/>
-              <w:insideV w:val="none" w:sz="0" w:color="auto"/>
-            </w:tcBorders>
-            <w:tcMar>
-              <w:top w:w="55" w:type="dxa"/>
-              <w:bottom w:w="55" w:type="dxa"/>
-              <w:left w:w="100" w:type="dxa"/>
-              <w:right w:w="100" w:type="dxa"/>
-            </w:tcMar>
-          </w:tcPr>
-          <w:p>
-            <w:r>
-              <w:rPr>
-                <w:rFonts w:ascii="Inter" w:hAnsi="Inter" w:eastAsia="Inter"/>
-                <w:b w:val="0"/>
-                <w:i w:val="0"/>
-                <w:color w:val="0F172A"/>
-                <w:sz w:val="17"/>
-              </w:rPr>
-            </w:r>
-          </w:p>
-        </w:tc>
-      </w:tr>
-      <w:tr>
-        <w:tc>
-          <w:tcPr>
-            <w:tcW w:type="dxa" w:w="6236"/>
-            <w:shd w:val="clear" w:color="auto" w:fill="FFFFFF"/>
-            <w:tcBorders>
-              <w:top w:val="single" w:sz="4" w:color="CBD5E1"/>
-              <w:bottom w:val="single" w:sz="4" w:color="CBD5E1"/>
-              <w:left w:val="single" w:sz="4" w:color="CBD5E1"/>
-              <w:right w:val="single" w:sz="4" w:color="CBD5E1"/>
-              <w:insideH w:val="none" w:sz="0" w:color="auto"/>
-              <w:insideV w:val="none" w:sz="0" w:color="auto"/>
-            </w:tcBorders>
-            <w:tcMar>
-              <w:top w:w="55" w:type="dxa"/>
-              <w:bottom w:w="55" w:type="dxa"/>
-              <w:left w:w="100" w:type="dxa"/>
-              <w:right w:w="100" w:type="dxa"/>
-            </w:tcMar>
-          </w:tcPr>
-          <w:p>
-            <w:r>
-              <w:rPr>
-                <w:rFonts w:ascii="Inter" w:hAnsi="Inter" w:eastAsia="Inter"/>
-                <w:b w:val="0"/>
-                <w:i w:val="0"/>
-                <w:color w:val="0F172A"/>
-                <w:sz w:val="17"/>
-              </w:rPr>
-              <w:t>Accrued revenue or expenses recorded (within scope)</w:t>
-            </w:r>
-          </w:p>
-        </w:tc>
-        <w:tc>
-          <w:tcPr>
-            <w:tcW w:type="dxa" w:w="850"/>
-            <w:shd w:val="clear" w:color="auto" w:fill="FFFFFF"/>
-            <w:tcBorders>
-              <w:top w:val="single" w:sz="4" w:color="CBD5E1"/>
-              <w:bottom w:val="single" w:sz="4" w:color="CBD5E1"/>
-              <w:left w:val="single" w:sz="4" w:color="CBD5E1"/>
-              <w:right w:val="single" w:sz="4" w:color="CBD5E1"/>
-              <w:insideH w:val="none" w:sz="0" w:color="auto"/>
-              <w:insideV w:val="none" w:sz="0" w:color="auto"/>
-            </w:tcBorders>
-            <w:tcMar>
-              <w:top w:w="55" w:type="dxa"/>
-              <w:bottom w:w="55" w:type="dxa"/>
-              <w:left w:w="100" w:type="dxa"/>
-              <w:right w:w="100" w:type="dxa"/>
-            </w:tcMar>
-          </w:tcPr>
-          <w:p>
-            <w:r>
-              <w:rPr>
-                <w:rFonts w:ascii="Inter" w:hAnsi="Inter" w:eastAsia="Inter"/>
-                <w:b w:val="0"/>
-                <w:i w:val="0"/>
-                <w:color w:val="0F172A"/>
-                <w:sz w:val="17"/>
-              </w:rPr>
-              <w:t>[ ]</w:t>
-            </w:r>
-          </w:p>
-        </w:tc>
-        <w:tc>
-          <w:tcPr>
-            <w:tcW w:type="dxa" w:w="3118"/>
-            <w:shd w:val="clear" w:color="auto" w:fill="FFFFFF"/>
-            <w:tcBorders>
-              <w:top w:val="single" w:sz="4" w:color="CBD5E1"/>
-              <w:bottom w:val="single" w:sz="4" w:color="CBD5E1"/>
-              <w:left w:val="single" w:sz="4" w:color="CBD5E1"/>
-              <w:right w:val="single" w:sz="4" w:color="CBD5E1"/>
-              <w:insideH w:val="none" w:sz="0" w:color="auto"/>
-              <w:insideV w:val="none" w:sz="0" w:color="auto"/>
-            </w:tcBorders>
-            <w:tcMar>
-              <w:top w:w="55" w:type="dxa"/>
-              <w:bottom w:w="55" w:type="dxa"/>
-              <w:left w:w="100" w:type="dxa"/>
-              <w:right w:w="100" w:type="dxa"/>
-            </w:tcMar>
-          </w:tcPr>
-          <w:p>
-            <w:r>
-              <w:rPr>
-                <w:rFonts w:ascii="Inter" w:hAnsi="Inter" w:eastAsia="Inter"/>
-                <w:b w:val="0"/>
-                <w:i w:val="0"/>
-                <w:color w:val="0F172A"/>
-                <w:sz w:val="17"/>
-              </w:rPr>
-            </w:r>
-          </w:p>
-        </w:tc>
-      </w:tr>
-      <w:tr>
-        <w:tc>
-          <w:tcPr>
-            <w:tcW w:type="dxa" w:w="6236"/>
-            <w:shd w:val="clear" w:color="auto" w:fill="F8FAFC"/>
-            <w:tcBorders>
-              <w:top w:val="single" w:sz="4" w:color="CBD5E1"/>
-              <w:bottom w:val="single" w:sz="4" w:color="CBD5E1"/>
-              <w:left w:val="single" w:sz="4" w:color="CBD5E1"/>
-              <w:right w:val="single" w:sz="4" w:color="CBD5E1"/>
-              <w:insideH w:val="none" w:sz="0" w:color="auto"/>
-              <w:insideV w:val="none" w:sz="0" w:color="auto"/>
-            </w:tcBorders>
-            <w:tcMar>
-              <w:top w:w="55" w:type="dxa"/>
-              <w:bottom w:w="55" w:type="dxa"/>
-              <w:left w:w="100" w:type="dxa"/>
-              <w:right w:w="100" w:type="dxa"/>
-            </w:tcMar>
-          </w:tcPr>
-          <w:p>
-            <w:r>
-              <w:rPr>
-                <w:rFonts w:ascii="Inter" w:hAnsi="Inter" w:eastAsia="Inter"/>
-                <w:b w:val="0"/>
-                <w:i w:val="0"/>
-                <w:color w:val="0F172A"/>
-                <w:sz w:val="17"/>
-              </w:rPr>
-              <w:t>Owner draw and contribution accounts reviewed</w:t>
-            </w:r>
-          </w:p>
-        </w:tc>
-        <w:tc>
-          <w:tcPr>
-            <w:tcW w:type="dxa" w:w="850"/>
-            <w:shd w:val="clear" w:color="auto" w:fill="F8FAFC"/>
-            <w:tcBorders>
-              <w:top w:val="single" w:sz="4" w:color="CBD5E1"/>
-              <w:bottom w:val="single" w:sz="4" w:color="CBD5E1"/>
-              <w:left w:val="single" w:sz="4" w:color="CBD5E1"/>
-              <w:right w:val="single" w:sz="4" w:color="CBD5E1"/>
-              <w:insideH w:val="none" w:sz="0" w:color="auto"/>
-              <w:insideV w:val="none" w:sz="0" w:color="auto"/>
-            </w:tcBorders>
-            <w:tcMar>
-              <w:top w:w="55" w:type="dxa"/>
-              <w:bottom w:w="55" w:type="dxa"/>
-              <w:left w:w="100" w:type="dxa"/>
-              <w:right w:w="100" w:type="dxa"/>
-            </w:tcMar>
-          </w:tcPr>
-          <w:p>
-            <w:r>
-              <w:rPr>
-                <w:rFonts w:ascii="Inter" w:hAnsi="Inter" w:eastAsia="Inter"/>
-                <w:b w:val="0"/>
-                <w:i w:val="0"/>
-                <w:color w:val="0F172A"/>
-                <w:sz w:val="17"/>
-              </w:rPr>
-              <w:t>[ ]</w:t>
-            </w:r>
-          </w:p>
-        </w:tc>
-        <w:tc>
-          <w:tcPr>
-            <w:tcW w:type="dxa" w:w="3118"/>
-            <w:shd w:val="clear" w:color="auto" w:fill="F8FAFC"/>
-            <w:tcBorders>
-              <w:top w:val="single" w:sz="4" w:color="CBD5E1"/>
-              <w:bottom w:val="single" w:sz="4" w:color="CBD5E1"/>
-              <w:left w:val="single" w:sz="4" w:color="CBD5E1"/>
-              <w:right w:val="single" w:sz="4" w:color="CBD5E1"/>
-              <w:insideH w:val="none" w:sz="0" w:color="auto"/>
-              <w:insideV w:val="none" w:sz="0" w:color="auto"/>
-            </w:tcBorders>
-            <w:tcMar>
-              <w:top w:w="55" w:type="dxa"/>
-              <w:bottom w:w="55" w:type="dxa"/>
-              <w:left w:w="100" w:type="dxa"/>
-              <w:right w:w="100" w:type="dxa"/>
-            </w:tcMar>
-          </w:tcPr>
-          <w:p>
-            <w:r>
-              <w:rPr>
-                <w:rFonts w:ascii="Inter" w:hAnsi="Inter" w:eastAsia="Inter"/>
-                <w:b w:val="0"/>
-                <w:i w:val="0"/>
-                <w:color w:val="0F172A"/>
-                <w:sz w:val="17"/>
-              </w:rPr>
-            </w:r>
-          </w:p>
-        </w:tc>
-      </w:tr>
-      <w:tr>
-        <w:tc>
-          <w:tcPr>
-            <w:tcW w:type="dxa" w:w="6236"/>
-            <w:shd w:val="clear" w:color="auto" w:fill="FFFFFF"/>
-            <w:tcBorders>
-              <w:top w:val="single" w:sz="4" w:color="CBD5E1"/>
-              <w:bottom w:val="single" w:sz="4" w:color="CBD5E1"/>
-              <w:left w:val="single" w:sz="4" w:color="CBD5E1"/>
-              <w:right w:val="single" w:sz="4" w:color="CBD5E1"/>
-              <w:insideH w:val="none" w:sz="0" w:color="auto"/>
-              <w:insideV w:val="none" w:sz="0" w:color="auto"/>
-            </w:tcBorders>
-            <w:tcMar>
-              <w:top w:w="55" w:type="dxa"/>
-              <w:bottom w:w="55" w:type="dxa"/>
-              <w:left w:w="100" w:type="dxa"/>
-              <w:right w:w="100" w:type="dxa"/>
-            </w:tcMar>
-          </w:tcPr>
-          <w:p>
-            <w:r>
-              <w:rPr>
-                <w:rFonts w:ascii="Inter" w:hAnsi="Inter" w:eastAsia="Inter"/>
-                <w:b w:val="0"/>
-                <w:i w:val="0"/>
-                <w:color w:val="0F172A"/>
-                <w:sz w:val="17"/>
-              </w:rPr>
-              <w:t>Loans to / from owners fully documented</w:t>
-            </w:r>
-          </w:p>
-        </w:tc>
-        <w:tc>
-          <w:tcPr>
-            <w:tcW w:type="dxa" w:w="850"/>
-            <w:shd w:val="clear" w:color="auto" w:fill="FFFFFF"/>
-            <w:tcBorders>
-              <w:top w:val="single" w:sz="4" w:color="CBD5E1"/>
-              <w:bottom w:val="single" w:sz="4" w:color="CBD5E1"/>
-              <w:left w:val="single" w:sz="4" w:color="CBD5E1"/>
-              <w:right w:val="single" w:sz="4" w:color="CBD5E1"/>
-              <w:insideH w:val="none" w:sz="0" w:color="auto"/>
-              <w:insideV w:val="none" w:sz="0" w:color="auto"/>
-            </w:tcBorders>
-            <w:tcMar>
-              <w:top w:w="55" w:type="dxa"/>
-              <w:bottom w:w="55" w:type="dxa"/>
-              <w:left w:w="100" w:type="dxa"/>
-              <w:right w:w="100" w:type="dxa"/>
-            </w:tcMar>
-          </w:tcPr>
-          <w:p>
-            <w:r>
-              <w:rPr>
-                <w:rFonts w:ascii="Inter" w:hAnsi="Inter" w:eastAsia="Inter"/>
-                <w:b w:val="0"/>
-                <w:i w:val="0"/>
-                <w:color w:val="0F172A"/>
-                <w:sz w:val="17"/>
-              </w:rPr>
-              <w:t>[ ]</w:t>
-            </w:r>
-          </w:p>
-        </w:tc>
-        <w:tc>
-          <w:tcPr>
-            <w:tcW w:type="dxa" w:w="3118"/>
-            <w:shd w:val="clear" w:color="auto" w:fill="FFFFFF"/>
-            <w:tcBorders>
-              <w:top w:val="single" w:sz="4" w:color="CBD5E1"/>
-              <w:bottom w:val="single" w:sz="4" w:color="CBD5E1"/>
-              <w:left w:val="single" w:sz="4" w:color="CBD5E1"/>
-              <w:right w:val="single" w:sz="4" w:color="CBD5E1"/>
-              <w:insideH w:val="none" w:sz="0" w:color="auto"/>
-              <w:insideV w:val="none" w:sz="0" w:color="auto"/>
-            </w:tcBorders>
-            <w:tcMar>
-              <w:top w:w="55" w:type="dxa"/>
-              <w:bottom w:w="55" w:type="dxa"/>
-              <w:left w:w="100" w:type="dxa"/>
-              <w:right w:w="100" w:type="dxa"/>
-            </w:tcMar>
-          </w:tcPr>
-          <w:p>
-            <w:r>
-              <w:rPr>
-                <w:rFonts w:ascii="Inter" w:hAnsi="Inter" w:eastAsia="Inter"/>
-                <w:b w:val="0"/>
-                <w:i w:val="0"/>
-                <w:color w:val="0F172A"/>
-                <w:sz w:val="17"/>
-              </w:rPr>
-            </w:r>
-          </w:p>
-        </w:tc>
-      </w:tr>
-      <w:tr>
-        <w:tc>
-          <w:tcPr>
-            <w:tcW w:type="dxa" w:w="6236"/>
-            <w:shd w:val="clear" w:color="auto" w:fill="F8FAFC"/>
-            <w:tcBorders>
-              <w:top w:val="single" w:sz="4" w:color="CBD5E1"/>
-              <w:bottom w:val="single" w:sz="4" w:color="CBD5E1"/>
-              <w:left w:val="single" w:sz="4" w:color="CBD5E1"/>
-              <w:right w:val="single" w:sz="4" w:color="CBD5E1"/>
-              <w:insideH w:val="none" w:sz="0" w:color="auto"/>
-              <w:insideV w:val="none" w:sz="0" w:color="auto"/>
-            </w:tcBorders>
-            <w:tcMar>
-              <w:top w:w="55" w:type="dxa"/>
-              <w:bottom w:w="55" w:type="dxa"/>
-              <w:left w:w="100" w:type="dxa"/>
-              <w:right w:w="100" w:type="dxa"/>
-            </w:tcMar>
-          </w:tcPr>
-          <w:p>
-            <w:r>
-              <w:rPr>
-                <w:rFonts w:ascii="Inter" w:hAnsi="Inter" w:eastAsia="Inter"/>
-                <w:b w:val="0"/>
-                <w:i w:val="0"/>
-                <w:color w:val="0F172A"/>
-                <w:sz w:val="17"/>
-              </w:rPr>
-              <w:t>Inventory count reconciled to ledger (if applicable)</w:t>
-            </w:r>
-          </w:p>
-        </w:tc>
-        <w:tc>
-          <w:tcPr>
-            <w:tcW w:type="dxa" w:w="850"/>
-            <w:shd w:val="clear" w:color="auto" w:fill="F8FAFC"/>
-            <w:tcBorders>
-              <w:top w:val="single" w:sz="4" w:color="CBD5E1"/>
-              <w:bottom w:val="single" w:sz="4" w:color="CBD5E1"/>
-              <w:left w:val="single" w:sz="4" w:color="CBD5E1"/>
-              <w:right w:val="single" w:sz="4" w:color="CBD5E1"/>
-              <w:insideH w:val="none" w:sz="0" w:color="auto"/>
-              <w:insideV w:val="none" w:sz="0" w:color="auto"/>
-            </w:tcBorders>
-            <w:tcMar>
-              <w:top w:w="55" w:type="dxa"/>
-              <w:bottom w:w="55" w:type="dxa"/>
-              <w:left w:w="100" w:type="dxa"/>
-              <w:right w:w="100" w:type="dxa"/>
-            </w:tcMar>
-          </w:tcPr>
-          <w:p>
-            <w:r>
-              <w:rPr>
-                <w:rFonts w:ascii="Inter" w:hAnsi="Inter" w:eastAsia="Inter"/>
-                <w:b w:val="0"/>
-                <w:i w:val="0"/>
-                <w:color w:val="0F172A"/>
-                <w:sz w:val="17"/>
-              </w:rPr>
-              <w:t>[ ]</w:t>
-            </w:r>
-          </w:p>
-        </w:tc>
-        <w:tc>
-          <w:tcPr>
-            <w:tcW w:type="dxa" w:w="3118"/>
-            <w:shd w:val="clear" w:color="auto" w:fill="F8FAFC"/>
-            <w:tcBorders>
-              <w:top w:val="single" w:sz="4" w:color="CBD5E1"/>
-              <w:bottom w:val="single" w:sz="4" w:color="CBD5E1"/>
-              <w:left w:val="single" w:sz="4" w:color="CBD5E1"/>
-              <w:right w:val="single" w:sz="4" w:color="CBD5E1"/>
-              <w:insideH w:val="none" w:sz="0" w:color="auto"/>
-              <w:insideV w:val="none" w:sz="0" w:color="auto"/>
-            </w:tcBorders>
-            <w:tcMar>
-              <w:top w:w="55" w:type="dxa"/>
-              <w:bottom w:w="55" w:type="dxa"/>
-              <w:left w:w="100" w:type="dxa"/>
-              <w:right w:w="100" w:type="dxa"/>
-            </w:tcMar>
-          </w:tcPr>
-          <w:p>
-            <w:r>
-              <w:rPr>
-                <w:rFonts w:ascii="Inter" w:hAnsi="Inter" w:eastAsia="Inter"/>
-                <w:b w:val="0"/>
-                <w:i w:val="0"/>
-                <w:color w:val="0F172A"/>
-                <w:sz w:val="17"/>
-              </w:rPr>
-            </w:r>
-          </w:p>
-        </w:tc>
-      </w:tr>
-      <w:tr>
-        <w:tc>
-          <w:tcPr>
-            <w:tcW w:type="dxa" w:w="6236"/>
-            <w:shd w:val="clear" w:color="auto" w:fill="FFFFFF"/>
-            <w:tcBorders>
-              <w:top w:val="single" w:sz="4" w:color="CBD5E1"/>
-              <w:bottom w:val="single" w:sz="4" w:color="CBD5E1"/>
-              <w:left w:val="single" w:sz="4" w:color="CBD5E1"/>
-              <w:right w:val="single" w:sz="4" w:color="CBD5E1"/>
-              <w:insideH w:val="none" w:sz="0" w:color="auto"/>
-              <w:insideV w:val="none" w:sz="0" w:color="auto"/>
-            </w:tcBorders>
-            <w:tcMar>
-              <w:top w:w="55" w:type="dxa"/>
-              <w:bottom w:w="55" w:type="dxa"/>
-              <w:left w:w="100" w:type="dxa"/>
-              <w:right w:w="100" w:type="dxa"/>
-            </w:tcMar>
-          </w:tcPr>
-          <w:p>
-            <w:r>
-              <w:rPr>
-                <w:rFonts w:ascii="Inter" w:hAnsi="Inter" w:eastAsia="Inter"/>
-                <w:b w:val="0"/>
-                <w:i w:val="0"/>
-                <w:color w:val="0F172A"/>
-                <w:sz w:val="17"/>
-              </w:rPr>
-              <w:t>Prior-year adjusting entries from tax preparer posted</w:t>
-            </w:r>
-          </w:p>
-        </w:tc>
-        <w:tc>
-          <w:tcPr>
-            <w:tcW w:type="dxa" w:w="850"/>
-            <w:shd w:val="clear" w:color="auto" w:fill="FFFFFF"/>
-            <w:tcBorders>
-              <w:top w:val="single" w:sz="4" w:color="CBD5E1"/>
-              <w:bottom w:val="single" w:sz="4" w:color="CBD5E1"/>
-              <w:left w:val="single" w:sz="4" w:color="CBD5E1"/>
-              <w:right w:val="single" w:sz="4" w:color="CBD5E1"/>
-              <w:insideH w:val="none" w:sz="0" w:color="auto"/>
-              <w:insideV w:val="none" w:sz="0" w:color="auto"/>
-            </w:tcBorders>
-            <w:tcMar>
-              <w:top w:w="55" w:type="dxa"/>
-              <w:bottom w:w="55" w:type="dxa"/>
-              <w:left w:w="100" w:type="dxa"/>
-              <w:right w:w="100" w:type="dxa"/>
-            </w:tcMar>
-          </w:tcPr>
-          <w:p>
-            <w:r>
-              <w:rPr>
-                <w:rFonts w:ascii="Inter" w:hAnsi="Inter" w:eastAsia="Inter"/>
-                <w:b w:val="0"/>
-                <w:i w:val="0"/>
-                <w:color w:val="0F172A"/>
-                <w:sz w:val="17"/>
-              </w:rPr>
-              <w:t>[ ]</w:t>
-            </w:r>
-          </w:p>
-        </w:tc>
-        <w:tc>
-          <w:tcPr>
-            <w:tcW w:type="dxa" w:w="3118"/>
-            <w:shd w:val="clear" w:color="auto" w:fill="FFFFFF"/>
-            <w:tcBorders>
-              <w:top w:val="single" w:sz="4" w:color="CBD5E1"/>
-              <w:bottom w:val="single" w:sz="4" w:color="CBD5E1"/>
-              <w:left w:val="single" w:sz="4" w:color="CBD5E1"/>
-              <w:right w:val="single" w:sz="4" w:color="CBD5E1"/>
-              <w:insideH w:val="none" w:sz="0" w:color="auto"/>
-              <w:insideV w:val="none" w:sz="0" w:color="auto"/>
-            </w:tcBorders>
-            <w:tcMar>
-              <w:top w:w="55" w:type="dxa"/>
-              <w:bottom w:w="55" w:type="dxa"/>
-              <w:left w:w="100" w:type="dxa"/>
-              <w:right w:w="100" w:type="dxa"/>
-            </w:tcMar>
-          </w:tcPr>
-          <w:p>
-            <w:r>
-              <w:rPr>
-                <w:rFonts w:ascii="Inter" w:hAnsi="Inter" w:eastAsia="Inter"/>
-                <w:b w:val="0"/>
-                <w:i w:val="0"/>
-                <w:color w:val="0F172A"/>
-                <w:sz w:val="17"/>
-              </w:rPr>
-            </w:r>
-          </w:p>
-        </w:tc>
-      </w:tr>
-    </w:tbl>
-    <w:p>
-      <w:pPr>
-        <w:spacing w:before="0" w:after="120"/>
-      </w:pPr>
-    </w:p>
-    <w:tbl>
-      <w:tblPr>
-        <w:tblW w:type="auto" w:w="0"/>
-        <w:jc w:val="center"/>
-        <w:tblLook w:firstColumn="1" w:firstRow="1" w:lastColumn="0" w:lastRow="0" w:noHBand="0" w:noVBand="1" w:val="04A0"/>
-      </w:tblPr>
-      <w:tblGrid>
-        <w:gridCol w:w="4703"/>
-        <w:gridCol w:w="4703"/>
-      </w:tblGrid>
-      <w:tr>
-        <w:tc>
-          <w:tcPr>
-            <w:tcW w:type="dxa" w:w="850"/>
-            <w:tcBorders>
-              <w:top w:val="none" w:sz="0" w:color="auto"/>
-              <w:bottom w:val="none" w:sz="0" w:color="auto"/>
-              <w:left w:val="none" w:sz="0" w:color="auto"/>
-              <w:right w:val="none" w:sz="0" w:color="auto"/>
-              <w:insideH w:val="none" w:sz="0" w:color="auto"/>
-              <w:insideV w:val="none" w:sz="0" w:color="auto"/>
-            </w:tcBorders>
-            <w:tcMar>
-              <w:top w:w="0" w:type="dxa"/>
-              <w:bottom w:w="0" w:type="dxa"/>
-              <w:left w:w="0" w:type="dxa"/>
-              <w:right w:w="60" w:type="dxa"/>
-            </w:tcMar>
-          </w:tcPr>
-          <w:p>
-            <w:pPr>
-              <w:spacing w:before="0" w:after="0"/>
-            </w:pPr>
-            <w:r>
-              <w:rPr>
-                <w:rFonts w:ascii="Poppins" w:hAnsi="Poppins" w:eastAsia="Poppins"/>
-                <w:b/>
-                <w:i w:val="0"/>
-                <w:color w:val="0F766E"/>
-                <w:sz w:val="20"/>
-              </w:rPr>
-              <w:t>03</w:t>
-            </w:r>
-          </w:p>
-        </w:tc>
-        <w:tc>
-          <w:tcPr>
-            <w:tcW w:type="dxa" w:w="4703"/>
-            <w:tcBorders>
-              <w:top w:val="none" w:sz="0" w:color="auto"/>
-              <w:bottom w:val="none" w:sz="0" w:color="auto"/>
-              <w:left w:val="none" w:sz="0" w:color="auto"/>
-              <w:right w:val="none" w:sz="0" w:color="auto"/>
-              <w:insideH w:val="none" w:sz="0" w:color="auto"/>
-              <w:insideV w:val="none" w:sz="0" w:color="auto"/>
-            </w:tcBorders>
-            <w:tcMar>
-              <w:top w:w="0" w:type="dxa"/>
-              <w:bottom w:w="0" w:type="dxa"/>
-              <w:left w:w="0" w:type="dxa"/>
-              <w:right w:w="0" w:type="dxa"/>
-            </w:tcMar>
-          </w:tcPr>
-          <w:p>
-            <w:pPr>
-              <w:spacing w:before="0" w:after="0"/>
-            </w:pPr>
-            <w:r>
-              <w:rPr>
-                <w:rFonts w:ascii="Poppins" w:hAnsi="Poppins" w:eastAsia="Poppins"/>
-                <w:b/>
-                <w:i w:val="0"/>
-                <w:color w:val="0F172A"/>
-                <w:sz w:val="20"/>
-              </w:rPr>
-              <w:t>—  PHASE 3 — DOCUMENT COLLECTION</w:t>
-            </w:r>
-          </w:p>
-        </w:tc>
-      </w:tr>
-    </w:tbl>
-    <w:p>
-      <w:pPr>
-        <w:spacing w:before="120" w:after="120"/>
-        <w:pBdr>
-          <w:bottom w:val="single" w:sz="8" w:space="1" w:color="0F766E"/>
-        </w:pBdr>
-      </w:pPr>
-    </w:p>
-    <w:tbl>
-      <w:tblPr>
-        <w:tblStyle w:val="TableGrid"/>
-        <w:tblW w:type="auto" w:w="0"/>
-        <w:jc w:val="center"/>
-        <w:tblLook w:firstColumn="1" w:firstRow="1" w:lastColumn="0" w:lastRow="0" w:noHBand="0" w:noVBand="1" w:val="04A0"/>
-      </w:tblPr>
-      <w:tblGrid>
-        <w:gridCol w:w="2351"/>
-        <w:gridCol w:w="2351"/>
-        <w:gridCol w:w="2351"/>
-        <w:gridCol w:w="2351"/>
-      </w:tblGrid>
-      <w:tr>
+        <w:trPr>
+          <w:trHeight w:val="400" w:hRule="atLeast"/>
+        </w:trPr>
         <w:tc>
           <w:tcPr>
             <w:tcW w:type="dxa" w:w="1984"/>
@@ -2869,10 +2594,10 @@
               <w:right w:w="100" w:type="dxa"/>
             </w:tcMar>
             <w:tcBorders>
-              <w:top w:val="none" w:sz="0" w:color="auto"/>
+              <w:top w:val="single" w:sz="4" w:color="0F766E"/>
               <w:bottom w:val="single" w:sz="8" w:color="0F766E"/>
-              <w:left w:val="none" w:sz="0" w:color="auto"/>
-              <w:right w:val="none" w:sz="0" w:color="auto"/>
+              <w:left w:val="single" w:sz="4" w:color="0F766E"/>
+              <w:right w:val="single" w:sz="4" w:color="0F766E"/>
               <w:insideH w:val="none" w:sz="0" w:color="auto"/>
               <w:insideV w:val="none" w:sz="0" w:color="auto"/>
             </w:tcBorders>
@@ -2892,7 +2617,7 @@
         </w:tc>
         <w:tc>
           <w:tcPr>
-            <w:tcW w:type="dxa" w:w="4252"/>
+            <w:tcW w:type="dxa" w:w="4819"/>
             <w:shd w:val="clear" w:color="auto" w:fill="0F766E"/>
             <w:tcMar>
               <w:top w:w="70" w:type="dxa"/>
@@ -2901,10 +2626,10 @@
               <w:right w:w="100" w:type="dxa"/>
             </w:tcMar>
             <w:tcBorders>
-              <w:top w:val="none" w:sz="0" w:color="auto"/>
+              <w:top w:val="single" w:sz="4" w:color="0F766E"/>
               <w:bottom w:val="single" w:sz="8" w:color="0F766E"/>
-              <w:left w:val="none" w:sz="0" w:color="auto"/>
-              <w:right w:val="none" w:sz="0" w:color="auto"/>
+              <w:left w:val="single" w:sz="4" w:color="0F766E"/>
+              <w:right w:val="single" w:sz="4" w:color="0F766E"/>
               <w:insideH w:val="none" w:sz="0" w:color="auto"/>
               <w:insideV w:val="none" w:sz="0" w:color="auto"/>
             </w:tcBorders>
@@ -2933,10 +2658,10 @@
               <w:right w:w="100" w:type="dxa"/>
             </w:tcMar>
             <w:tcBorders>
-              <w:top w:val="none" w:sz="0" w:color="auto"/>
+              <w:top w:val="single" w:sz="4" w:color="0F766E"/>
               <w:bottom w:val="single" w:sz="8" w:color="0F766E"/>
-              <w:left w:val="none" w:sz="0" w:color="auto"/>
-              <w:right w:val="none" w:sz="0" w:color="auto"/>
+              <w:left w:val="single" w:sz="4" w:color="0F766E"/>
+              <w:right w:val="single" w:sz="4" w:color="0F766E"/>
               <w:insideH w:val="none" w:sz="0" w:color="auto"/>
               <w:insideV w:val="none" w:sz="0" w:color="auto"/>
             </w:tcBorders>
@@ -2956,7 +2681,7 @@
         </w:tc>
         <w:tc>
           <w:tcPr>
-            <w:tcW w:type="dxa" w:w="3118"/>
+            <w:tcW w:type="dxa" w:w="2268"/>
             <w:shd w:val="clear" w:color="auto" w:fill="0F766E"/>
             <w:tcMar>
               <w:top w:w="70" w:type="dxa"/>
@@ -2965,10 +2690,10 @@
               <w:right w:w="100" w:type="dxa"/>
             </w:tcMar>
             <w:tcBorders>
-              <w:top w:val="none" w:sz="0" w:color="auto"/>
+              <w:top w:val="single" w:sz="4" w:color="0F766E"/>
               <w:bottom w:val="single" w:sz="8" w:color="0F766E"/>
-              <w:left w:val="none" w:sz="0" w:color="auto"/>
-              <w:right w:val="none" w:sz="0" w:color="auto"/>
+              <w:left w:val="single" w:sz="4" w:color="0F766E"/>
+              <w:right w:val="single" w:sz="4" w:color="0F766E"/>
               <w:insideH w:val="none" w:sz="0" w:color="auto"/>
               <w:insideV w:val="none" w:sz="0" w:color="auto"/>
             </w:tcBorders>
@@ -2993,16 +2718,16 @@
             <w:tcW w:type="dxa" w:w="1984"/>
             <w:shd w:val="clear" w:color="auto" w:fill="FFFFFF"/>
             <w:tcBorders>
-              <w:top w:val="single" w:sz="4" w:color="CBD5E1"/>
-              <w:bottom w:val="single" w:sz="4" w:color="CBD5E1"/>
-              <w:left w:val="single" w:sz="4" w:color="CBD5E1"/>
-              <w:right w:val="single" w:sz="4" w:color="CBD5E1"/>
+              <w:top w:val="single" w:sz="3" w:color="CBD5E1"/>
+              <w:bottom w:val="single" w:sz="3" w:color="CBD5E1"/>
+              <w:left w:val="single" w:sz="3" w:color="CBD5E1"/>
+              <w:right w:val="single" w:sz="3" w:color="CBD5E1"/>
               <w:insideH w:val="none" w:sz="0" w:color="auto"/>
               <w:insideV w:val="none" w:sz="0" w:color="auto"/>
             </w:tcBorders>
             <w:tcMar>
-              <w:top w:w="55" w:type="dxa"/>
-              <w:bottom w:w="55" w:type="dxa"/>
+              <w:top w:w="60" w:type="dxa"/>
+              <w:bottom w:w="60" w:type="dxa"/>
               <w:left w:w="100" w:type="dxa"/>
               <w:right w:w="100" w:type="dxa"/>
             </w:tcMar>
@@ -3010,7 +2735,7 @@
           <w:p>
             <w:r>
               <w:rPr>
-                <w:rFonts w:ascii="Inter" w:hAnsi="Inter" w:eastAsia="Inter"/>
+                <w:rFonts w:ascii="Calibri" w:hAnsi="Calibri" w:eastAsia="Calibri"/>
                 <w:b w:val="0"/>
                 <w:i w:val="0"/>
                 <w:color w:val="0F172A"/>
@@ -3022,19 +2747,19 @@
         </w:tc>
         <w:tc>
           <w:tcPr>
-            <w:tcW w:type="dxa" w:w="4252"/>
+            <w:tcW w:type="dxa" w:w="4819"/>
             <w:shd w:val="clear" w:color="auto" w:fill="FFFFFF"/>
             <w:tcBorders>
-              <w:top w:val="single" w:sz="4" w:color="CBD5E1"/>
-              <w:bottom w:val="single" w:sz="4" w:color="CBD5E1"/>
-              <w:left w:val="single" w:sz="4" w:color="CBD5E1"/>
-              <w:right w:val="single" w:sz="4" w:color="CBD5E1"/>
+              <w:top w:val="single" w:sz="3" w:color="CBD5E1"/>
+              <w:bottom w:val="single" w:sz="3" w:color="CBD5E1"/>
+              <w:left w:val="single" w:sz="3" w:color="CBD5E1"/>
+              <w:right w:val="single" w:sz="3" w:color="CBD5E1"/>
               <w:insideH w:val="none" w:sz="0" w:color="auto"/>
               <w:insideV w:val="none" w:sz="0" w:color="auto"/>
             </w:tcBorders>
             <w:tcMar>
-              <w:top w:w="55" w:type="dxa"/>
-              <w:bottom w:w="55" w:type="dxa"/>
+              <w:top w:w="60" w:type="dxa"/>
+              <w:bottom w:w="60" w:type="dxa"/>
               <w:left w:w="100" w:type="dxa"/>
               <w:right w:w="100" w:type="dxa"/>
             </w:tcMar>
@@ -3042,7 +2767,7 @@
           <w:p>
             <w:r>
               <w:rPr>
-                <w:rFonts w:ascii="Inter" w:hAnsi="Inter" w:eastAsia="Inter"/>
+                <w:rFonts w:ascii="Calibri" w:hAnsi="Calibri" w:eastAsia="Calibri"/>
                 <w:b w:val="0"/>
                 <w:i w:val="0"/>
                 <w:color w:val="0F172A"/>
@@ -3057,16 +2782,16 @@
             <w:tcW w:type="dxa" w:w="850"/>
             <w:shd w:val="clear" w:color="auto" w:fill="FFFFFF"/>
             <w:tcBorders>
-              <w:top w:val="single" w:sz="4" w:color="CBD5E1"/>
-              <w:bottom w:val="single" w:sz="4" w:color="CBD5E1"/>
-              <w:left w:val="single" w:sz="4" w:color="CBD5E1"/>
-              <w:right w:val="single" w:sz="4" w:color="CBD5E1"/>
+              <w:top w:val="single" w:sz="3" w:color="CBD5E1"/>
+              <w:bottom w:val="single" w:sz="3" w:color="CBD5E1"/>
+              <w:left w:val="single" w:sz="3" w:color="CBD5E1"/>
+              <w:right w:val="single" w:sz="3" w:color="CBD5E1"/>
               <w:insideH w:val="none" w:sz="0" w:color="auto"/>
               <w:insideV w:val="none" w:sz="0" w:color="auto"/>
             </w:tcBorders>
             <w:tcMar>
-              <w:top w:w="55" w:type="dxa"/>
-              <w:bottom w:w="55" w:type="dxa"/>
+              <w:top w:w="60" w:type="dxa"/>
+              <w:bottom w:w="60" w:type="dxa"/>
               <w:left w:w="100" w:type="dxa"/>
               <w:right w:w="100" w:type="dxa"/>
             </w:tcMar>
@@ -3074,31 +2799,31 @@
           <w:p>
             <w:r>
               <w:rPr>
-                <w:rFonts w:ascii="Inter" w:hAnsi="Inter" w:eastAsia="Inter"/>
+                <w:rFonts w:ascii="Calibri" w:hAnsi="Calibri" w:eastAsia="Calibri"/>
                 <w:b w:val="0"/>
                 <w:i w:val="0"/>
                 <w:color w:val="0F172A"/>
                 <w:sz w:val="17"/>
               </w:rPr>
-              <w:t>[ ]</w:t>
+              <w:t>☐</w:t>
             </w:r>
           </w:p>
         </w:tc>
         <w:tc>
           <w:tcPr>
-            <w:tcW w:type="dxa" w:w="3118"/>
+            <w:tcW w:type="dxa" w:w="2268"/>
             <w:shd w:val="clear" w:color="auto" w:fill="FFFFFF"/>
             <w:tcBorders>
-              <w:top w:val="single" w:sz="4" w:color="CBD5E1"/>
-              <w:bottom w:val="single" w:sz="4" w:color="CBD5E1"/>
-              <w:left w:val="single" w:sz="4" w:color="CBD5E1"/>
-              <w:right w:val="single" w:sz="4" w:color="CBD5E1"/>
+              <w:top w:val="single" w:sz="3" w:color="CBD5E1"/>
+              <w:bottom w:val="single" w:sz="3" w:color="CBD5E1"/>
+              <w:left w:val="single" w:sz="3" w:color="CBD5E1"/>
+              <w:right w:val="single" w:sz="3" w:color="CBD5E1"/>
               <w:insideH w:val="none" w:sz="0" w:color="auto"/>
               <w:insideV w:val="none" w:sz="0" w:color="auto"/>
             </w:tcBorders>
             <w:tcMar>
-              <w:top w:w="55" w:type="dxa"/>
-              <w:bottom w:w="55" w:type="dxa"/>
+              <w:top w:w="60" w:type="dxa"/>
+              <w:bottom w:w="60" w:type="dxa"/>
               <w:left w:w="100" w:type="dxa"/>
               <w:right w:w="100" w:type="dxa"/>
             </w:tcMar>
@@ -3106,7 +2831,7 @@
           <w:p>
             <w:r>
               <w:rPr>
-                <w:rFonts w:ascii="Inter" w:hAnsi="Inter" w:eastAsia="Inter"/>
+                <w:rFonts w:ascii="Calibri" w:hAnsi="Calibri" w:eastAsia="Calibri"/>
                 <w:b w:val="0"/>
                 <w:i w:val="0"/>
                 <w:color w:val="0F172A"/>
@@ -3122,16 +2847,16 @@
             <w:tcW w:type="dxa" w:w="1984"/>
             <w:shd w:val="clear" w:color="auto" w:fill="F8FAFC"/>
             <w:tcBorders>
-              <w:top w:val="single" w:sz="4" w:color="CBD5E1"/>
-              <w:bottom w:val="single" w:sz="4" w:color="CBD5E1"/>
-              <w:left w:val="single" w:sz="4" w:color="CBD5E1"/>
-              <w:right w:val="single" w:sz="4" w:color="CBD5E1"/>
+              <w:top w:val="single" w:sz="3" w:color="CBD5E1"/>
+              <w:bottom w:val="single" w:sz="3" w:color="CBD5E1"/>
+              <w:left w:val="single" w:sz="3" w:color="CBD5E1"/>
+              <w:right w:val="single" w:sz="3" w:color="CBD5E1"/>
               <w:insideH w:val="none" w:sz="0" w:color="auto"/>
               <w:insideV w:val="none" w:sz="0" w:color="auto"/>
             </w:tcBorders>
             <w:tcMar>
-              <w:top w:w="55" w:type="dxa"/>
-              <w:bottom w:w="55" w:type="dxa"/>
+              <w:top w:w="60" w:type="dxa"/>
+              <w:bottom w:w="60" w:type="dxa"/>
               <w:left w:w="100" w:type="dxa"/>
               <w:right w:w="100" w:type="dxa"/>
             </w:tcMar>
@@ -3139,7 +2864,7 @@
           <w:p>
             <w:r>
               <w:rPr>
-                <w:rFonts w:ascii="Inter" w:hAnsi="Inter" w:eastAsia="Inter"/>
+                <w:rFonts w:ascii="Calibri" w:hAnsi="Calibri" w:eastAsia="Calibri"/>
                 <w:b w:val="0"/>
                 <w:i w:val="0"/>
                 <w:color w:val="0F172A"/>
@@ -3151,19 +2876,19 @@
         </w:tc>
         <w:tc>
           <w:tcPr>
-            <w:tcW w:type="dxa" w:w="4252"/>
+            <w:tcW w:type="dxa" w:w="4819"/>
             <w:shd w:val="clear" w:color="auto" w:fill="F8FAFC"/>
             <w:tcBorders>
-              <w:top w:val="single" w:sz="4" w:color="CBD5E1"/>
-              <w:bottom w:val="single" w:sz="4" w:color="CBD5E1"/>
-              <w:left w:val="single" w:sz="4" w:color="CBD5E1"/>
-              <w:right w:val="single" w:sz="4" w:color="CBD5E1"/>
+              <w:top w:val="single" w:sz="3" w:color="CBD5E1"/>
+              <w:bottom w:val="single" w:sz="3" w:color="CBD5E1"/>
+              <w:left w:val="single" w:sz="3" w:color="CBD5E1"/>
+              <w:right w:val="single" w:sz="3" w:color="CBD5E1"/>
               <w:insideH w:val="none" w:sz="0" w:color="auto"/>
               <w:insideV w:val="none" w:sz="0" w:color="auto"/>
             </w:tcBorders>
             <w:tcMar>
-              <w:top w:w="55" w:type="dxa"/>
-              <w:bottom w:w="55" w:type="dxa"/>
+              <w:top w:w="60" w:type="dxa"/>
+              <w:bottom w:w="60" w:type="dxa"/>
               <w:left w:w="100" w:type="dxa"/>
               <w:right w:w="100" w:type="dxa"/>
             </w:tcMar>
@@ -3171,7 +2896,7 @@
           <w:p>
             <w:r>
               <w:rPr>
-                <w:rFonts w:ascii="Inter" w:hAnsi="Inter" w:eastAsia="Inter"/>
+                <w:rFonts w:ascii="Calibri" w:hAnsi="Calibri" w:eastAsia="Calibri"/>
                 <w:b w:val="0"/>
                 <w:i w:val="0"/>
                 <w:color w:val="0F172A"/>
@@ -3186,16 +2911,16 @@
             <w:tcW w:type="dxa" w:w="850"/>
             <w:shd w:val="clear" w:color="auto" w:fill="F8FAFC"/>
             <w:tcBorders>
-              <w:top w:val="single" w:sz="4" w:color="CBD5E1"/>
-              <w:bottom w:val="single" w:sz="4" w:color="CBD5E1"/>
-              <w:left w:val="single" w:sz="4" w:color="CBD5E1"/>
-              <w:right w:val="single" w:sz="4" w:color="CBD5E1"/>
+              <w:top w:val="single" w:sz="3" w:color="CBD5E1"/>
+              <w:bottom w:val="single" w:sz="3" w:color="CBD5E1"/>
+              <w:left w:val="single" w:sz="3" w:color="CBD5E1"/>
+              <w:right w:val="single" w:sz="3" w:color="CBD5E1"/>
               <w:insideH w:val="none" w:sz="0" w:color="auto"/>
               <w:insideV w:val="none" w:sz="0" w:color="auto"/>
             </w:tcBorders>
             <w:tcMar>
-              <w:top w:w="55" w:type="dxa"/>
-              <w:bottom w:w="55" w:type="dxa"/>
+              <w:top w:w="60" w:type="dxa"/>
+              <w:bottom w:w="60" w:type="dxa"/>
               <w:left w:w="100" w:type="dxa"/>
               <w:right w:w="100" w:type="dxa"/>
             </w:tcMar>
@@ -3203,31 +2928,31 @@
           <w:p>
             <w:r>
               <w:rPr>
-                <w:rFonts w:ascii="Inter" w:hAnsi="Inter" w:eastAsia="Inter"/>
+                <w:rFonts w:ascii="Calibri" w:hAnsi="Calibri" w:eastAsia="Calibri"/>
                 <w:b w:val="0"/>
                 <w:i w:val="0"/>
                 <w:color w:val="0F172A"/>
                 <w:sz w:val="17"/>
               </w:rPr>
-              <w:t>[ ]</w:t>
+              <w:t>☐</w:t>
             </w:r>
           </w:p>
         </w:tc>
         <w:tc>
           <w:tcPr>
-            <w:tcW w:type="dxa" w:w="3118"/>
+            <w:tcW w:type="dxa" w:w="2268"/>
             <w:shd w:val="clear" w:color="auto" w:fill="F8FAFC"/>
             <w:tcBorders>
-              <w:top w:val="single" w:sz="4" w:color="CBD5E1"/>
-              <w:bottom w:val="single" w:sz="4" w:color="CBD5E1"/>
-              <w:left w:val="single" w:sz="4" w:color="CBD5E1"/>
-              <w:right w:val="single" w:sz="4" w:color="CBD5E1"/>
+              <w:top w:val="single" w:sz="3" w:color="CBD5E1"/>
+              <w:bottom w:val="single" w:sz="3" w:color="CBD5E1"/>
+              <w:left w:val="single" w:sz="3" w:color="CBD5E1"/>
+              <w:right w:val="single" w:sz="3" w:color="CBD5E1"/>
               <w:insideH w:val="none" w:sz="0" w:color="auto"/>
               <w:insideV w:val="none" w:sz="0" w:color="auto"/>
             </w:tcBorders>
             <w:tcMar>
-              <w:top w:w="55" w:type="dxa"/>
-              <w:bottom w:w="55" w:type="dxa"/>
+              <w:top w:w="60" w:type="dxa"/>
+              <w:bottom w:w="60" w:type="dxa"/>
               <w:left w:w="100" w:type="dxa"/>
               <w:right w:w="100" w:type="dxa"/>
             </w:tcMar>
@@ -3235,7 +2960,7 @@
           <w:p>
             <w:r>
               <w:rPr>
-                <w:rFonts w:ascii="Inter" w:hAnsi="Inter" w:eastAsia="Inter"/>
+                <w:rFonts w:ascii="Calibri" w:hAnsi="Calibri" w:eastAsia="Calibri"/>
                 <w:b w:val="0"/>
                 <w:i w:val="0"/>
                 <w:color w:val="0F172A"/>
@@ -3251,16 +2976,16 @@
             <w:tcW w:type="dxa" w:w="1984"/>
             <w:shd w:val="clear" w:color="auto" w:fill="FFFFFF"/>
             <w:tcBorders>
-              <w:top w:val="single" w:sz="4" w:color="CBD5E1"/>
-              <w:bottom w:val="single" w:sz="4" w:color="CBD5E1"/>
-              <w:left w:val="single" w:sz="4" w:color="CBD5E1"/>
-              <w:right w:val="single" w:sz="4" w:color="CBD5E1"/>
+              <w:top w:val="single" w:sz="3" w:color="CBD5E1"/>
+              <w:bottom w:val="single" w:sz="3" w:color="CBD5E1"/>
+              <w:left w:val="single" w:sz="3" w:color="CBD5E1"/>
+              <w:right w:val="single" w:sz="3" w:color="CBD5E1"/>
               <w:insideH w:val="none" w:sz="0" w:color="auto"/>
               <w:insideV w:val="none" w:sz="0" w:color="auto"/>
             </w:tcBorders>
             <w:tcMar>
-              <w:top w:w="55" w:type="dxa"/>
-              <w:bottom w:w="55" w:type="dxa"/>
+              <w:top w:w="60" w:type="dxa"/>
+              <w:bottom w:w="60" w:type="dxa"/>
               <w:left w:w="100" w:type="dxa"/>
               <w:right w:w="100" w:type="dxa"/>
             </w:tcMar>
@@ -3268,7 +2993,7 @@
           <w:p>
             <w:r>
               <w:rPr>
-                <w:rFonts w:ascii="Inter" w:hAnsi="Inter" w:eastAsia="Inter"/>
+                <w:rFonts w:ascii="Calibri" w:hAnsi="Calibri" w:eastAsia="Calibri"/>
                 <w:b w:val="0"/>
                 <w:i w:val="0"/>
                 <w:color w:val="0F172A"/>
@@ -3280,19 +3005,19 @@
         </w:tc>
         <w:tc>
           <w:tcPr>
-            <w:tcW w:type="dxa" w:w="4252"/>
+            <w:tcW w:type="dxa" w:w="4819"/>
             <w:shd w:val="clear" w:color="auto" w:fill="FFFFFF"/>
             <w:tcBorders>
-              <w:top w:val="single" w:sz="4" w:color="CBD5E1"/>
-              <w:bottom w:val="single" w:sz="4" w:color="CBD5E1"/>
-              <w:left w:val="single" w:sz="4" w:color="CBD5E1"/>
-              <w:right w:val="single" w:sz="4" w:color="CBD5E1"/>
+              <w:top w:val="single" w:sz="3" w:color="CBD5E1"/>
+              <w:bottom w:val="single" w:sz="3" w:color="CBD5E1"/>
+              <w:left w:val="single" w:sz="3" w:color="CBD5E1"/>
+              <w:right w:val="single" w:sz="3" w:color="CBD5E1"/>
               <w:insideH w:val="none" w:sz="0" w:color="auto"/>
               <w:insideV w:val="none" w:sz="0" w:color="auto"/>
             </w:tcBorders>
             <w:tcMar>
-              <w:top w:w="55" w:type="dxa"/>
-              <w:bottom w:w="55" w:type="dxa"/>
+              <w:top w:w="60" w:type="dxa"/>
+              <w:bottom w:w="60" w:type="dxa"/>
               <w:left w:w="100" w:type="dxa"/>
               <w:right w:w="100" w:type="dxa"/>
             </w:tcMar>
@@ -3300,7 +3025,7 @@
           <w:p>
             <w:r>
               <w:rPr>
-                <w:rFonts w:ascii="Inter" w:hAnsi="Inter" w:eastAsia="Inter"/>
+                <w:rFonts w:ascii="Calibri" w:hAnsi="Calibri" w:eastAsia="Calibri"/>
                 <w:b w:val="0"/>
                 <w:i w:val="0"/>
                 <w:color w:val="0F172A"/>
@@ -3315,16 +3040,16 @@
             <w:tcW w:type="dxa" w:w="850"/>
             <w:shd w:val="clear" w:color="auto" w:fill="FFFFFF"/>
             <w:tcBorders>
-              <w:top w:val="single" w:sz="4" w:color="CBD5E1"/>
-              <w:bottom w:val="single" w:sz="4" w:color="CBD5E1"/>
-              <w:left w:val="single" w:sz="4" w:color="CBD5E1"/>
-              <w:right w:val="single" w:sz="4" w:color="CBD5E1"/>
+              <w:top w:val="single" w:sz="3" w:color="CBD5E1"/>
+              <w:bottom w:val="single" w:sz="3" w:color="CBD5E1"/>
+              <w:left w:val="single" w:sz="3" w:color="CBD5E1"/>
+              <w:right w:val="single" w:sz="3" w:color="CBD5E1"/>
               <w:insideH w:val="none" w:sz="0" w:color="auto"/>
               <w:insideV w:val="none" w:sz="0" w:color="auto"/>
             </w:tcBorders>
             <w:tcMar>
-              <w:top w:w="55" w:type="dxa"/>
-              <w:bottom w:w="55" w:type="dxa"/>
+              <w:top w:w="60" w:type="dxa"/>
+              <w:bottom w:w="60" w:type="dxa"/>
               <w:left w:w="100" w:type="dxa"/>
               <w:right w:w="100" w:type="dxa"/>
             </w:tcMar>
@@ -3332,31 +3057,31 @@
           <w:p>
             <w:r>
               <w:rPr>
-                <w:rFonts w:ascii="Inter" w:hAnsi="Inter" w:eastAsia="Inter"/>
+                <w:rFonts w:ascii="Calibri" w:hAnsi="Calibri" w:eastAsia="Calibri"/>
                 <w:b w:val="0"/>
                 <w:i w:val="0"/>
                 <w:color w:val="0F172A"/>
                 <w:sz w:val="17"/>
               </w:rPr>
-              <w:t>[ ]</w:t>
+              <w:t>☐</w:t>
             </w:r>
           </w:p>
         </w:tc>
         <w:tc>
           <w:tcPr>
-            <w:tcW w:type="dxa" w:w="3118"/>
+            <w:tcW w:type="dxa" w:w="2268"/>
             <w:shd w:val="clear" w:color="auto" w:fill="FFFFFF"/>
             <w:tcBorders>
-              <w:top w:val="single" w:sz="4" w:color="CBD5E1"/>
-              <w:bottom w:val="single" w:sz="4" w:color="CBD5E1"/>
-              <w:left w:val="single" w:sz="4" w:color="CBD5E1"/>
-              <w:right w:val="single" w:sz="4" w:color="CBD5E1"/>
+              <w:top w:val="single" w:sz="3" w:color="CBD5E1"/>
+              <w:bottom w:val="single" w:sz="3" w:color="CBD5E1"/>
+              <w:left w:val="single" w:sz="3" w:color="CBD5E1"/>
+              <w:right w:val="single" w:sz="3" w:color="CBD5E1"/>
               <w:insideH w:val="none" w:sz="0" w:color="auto"/>
               <w:insideV w:val="none" w:sz="0" w:color="auto"/>
             </w:tcBorders>
             <w:tcMar>
-              <w:top w:w="55" w:type="dxa"/>
-              <w:bottom w:w="55" w:type="dxa"/>
+              <w:top w:w="60" w:type="dxa"/>
+              <w:bottom w:w="60" w:type="dxa"/>
               <w:left w:w="100" w:type="dxa"/>
               <w:right w:w="100" w:type="dxa"/>
             </w:tcMar>
@@ -3364,7 +3089,7 @@
           <w:p>
             <w:r>
               <w:rPr>
-                <w:rFonts w:ascii="Inter" w:hAnsi="Inter" w:eastAsia="Inter"/>
+                <w:rFonts w:ascii="Calibri" w:hAnsi="Calibri" w:eastAsia="Calibri"/>
                 <w:b w:val="0"/>
                 <w:i w:val="0"/>
                 <w:color w:val="0F172A"/>
@@ -3380,16 +3105,16 @@
             <w:tcW w:type="dxa" w:w="1984"/>
             <w:shd w:val="clear" w:color="auto" w:fill="F8FAFC"/>
             <w:tcBorders>
-              <w:top w:val="single" w:sz="4" w:color="CBD5E1"/>
-              <w:bottom w:val="single" w:sz="4" w:color="CBD5E1"/>
-              <w:left w:val="single" w:sz="4" w:color="CBD5E1"/>
-              <w:right w:val="single" w:sz="4" w:color="CBD5E1"/>
+              <w:top w:val="single" w:sz="3" w:color="CBD5E1"/>
+              <w:bottom w:val="single" w:sz="3" w:color="CBD5E1"/>
+              <w:left w:val="single" w:sz="3" w:color="CBD5E1"/>
+              <w:right w:val="single" w:sz="3" w:color="CBD5E1"/>
               <w:insideH w:val="none" w:sz="0" w:color="auto"/>
               <w:insideV w:val="none" w:sz="0" w:color="auto"/>
             </w:tcBorders>
             <w:tcMar>
-              <w:top w:w="55" w:type="dxa"/>
-              <w:bottom w:w="55" w:type="dxa"/>
+              <w:top w:w="60" w:type="dxa"/>
+              <w:bottom w:w="60" w:type="dxa"/>
               <w:left w:w="100" w:type="dxa"/>
               <w:right w:w="100" w:type="dxa"/>
             </w:tcMar>
@@ -3397,7 +3122,7 @@
           <w:p>
             <w:r>
               <w:rPr>
-                <w:rFonts w:ascii="Inter" w:hAnsi="Inter" w:eastAsia="Inter"/>
+                <w:rFonts w:ascii="Calibri" w:hAnsi="Calibri" w:eastAsia="Calibri"/>
                 <w:b w:val="0"/>
                 <w:i w:val="0"/>
                 <w:color w:val="0F172A"/>
@@ -3409,19 +3134,19 @@
         </w:tc>
         <w:tc>
           <w:tcPr>
-            <w:tcW w:type="dxa" w:w="4252"/>
+            <w:tcW w:type="dxa" w:w="4819"/>
             <w:shd w:val="clear" w:color="auto" w:fill="F8FAFC"/>
             <w:tcBorders>
-              <w:top w:val="single" w:sz="4" w:color="CBD5E1"/>
-              <w:bottom w:val="single" w:sz="4" w:color="CBD5E1"/>
-              <w:left w:val="single" w:sz="4" w:color="CBD5E1"/>
-              <w:right w:val="single" w:sz="4" w:color="CBD5E1"/>
+              <w:top w:val="single" w:sz="3" w:color="CBD5E1"/>
+              <w:bottom w:val="single" w:sz="3" w:color="CBD5E1"/>
+              <w:left w:val="single" w:sz="3" w:color="CBD5E1"/>
+              <w:right w:val="single" w:sz="3" w:color="CBD5E1"/>
               <w:insideH w:val="none" w:sz="0" w:color="auto"/>
               <w:insideV w:val="none" w:sz="0" w:color="auto"/>
             </w:tcBorders>
             <w:tcMar>
-              <w:top w:w="55" w:type="dxa"/>
-              <w:bottom w:w="55" w:type="dxa"/>
+              <w:top w:w="60" w:type="dxa"/>
+              <w:bottom w:w="60" w:type="dxa"/>
               <w:left w:w="100" w:type="dxa"/>
               <w:right w:w="100" w:type="dxa"/>
             </w:tcMar>
@@ -3429,7 +3154,7 @@
           <w:p>
             <w:r>
               <w:rPr>
-                <w:rFonts w:ascii="Inter" w:hAnsi="Inter" w:eastAsia="Inter"/>
+                <w:rFonts w:ascii="Calibri" w:hAnsi="Calibri" w:eastAsia="Calibri"/>
                 <w:b w:val="0"/>
                 <w:i w:val="0"/>
                 <w:color w:val="0F172A"/>
@@ -3444,16 +3169,16 @@
             <w:tcW w:type="dxa" w:w="850"/>
             <w:shd w:val="clear" w:color="auto" w:fill="F8FAFC"/>
             <w:tcBorders>
-              <w:top w:val="single" w:sz="4" w:color="CBD5E1"/>
-              <w:bottom w:val="single" w:sz="4" w:color="CBD5E1"/>
-              <w:left w:val="single" w:sz="4" w:color="CBD5E1"/>
-              <w:right w:val="single" w:sz="4" w:color="CBD5E1"/>
+              <w:top w:val="single" w:sz="3" w:color="CBD5E1"/>
+              <w:bottom w:val="single" w:sz="3" w:color="CBD5E1"/>
+              <w:left w:val="single" w:sz="3" w:color="CBD5E1"/>
+              <w:right w:val="single" w:sz="3" w:color="CBD5E1"/>
               <w:insideH w:val="none" w:sz="0" w:color="auto"/>
               <w:insideV w:val="none" w:sz="0" w:color="auto"/>
             </w:tcBorders>
             <w:tcMar>
-              <w:top w:w="55" w:type="dxa"/>
-              <w:bottom w:w="55" w:type="dxa"/>
+              <w:top w:w="60" w:type="dxa"/>
+              <w:bottom w:w="60" w:type="dxa"/>
               <w:left w:w="100" w:type="dxa"/>
               <w:right w:w="100" w:type="dxa"/>
             </w:tcMar>
@@ -3461,31 +3186,31 @@
           <w:p>
             <w:r>
               <w:rPr>
-                <w:rFonts w:ascii="Inter" w:hAnsi="Inter" w:eastAsia="Inter"/>
+                <w:rFonts w:ascii="Calibri" w:hAnsi="Calibri" w:eastAsia="Calibri"/>
                 <w:b w:val="0"/>
                 <w:i w:val="0"/>
                 <w:color w:val="0F172A"/>
                 <w:sz w:val="17"/>
               </w:rPr>
-              <w:t>[ ]</w:t>
+              <w:t>☐</w:t>
             </w:r>
           </w:p>
         </w:tc>
         <w:tc>
           <w:tcPr>
-            <w:tcW w:type="dxa" w:w="3118"/>
+            <w:tcW w:type="dxa" w:w="2268"/>
             <w:shd w:val="clear" w:color="auto" w:fill="F8FAFC"/>
             <w:tcBorders>
-              <w:top w:val="single" w:sz="4" w:color="CBD5E1"/>
-              <w:bottom w:val="single" w:sz="4" w:color="CBD5E1"/>
-              <w:left w:val="single" w:sz="4" w:color="CBD5E1"/>
-              <w:right w:val="single" w:sz="4" w:color="CBD5E1"/>
+              <w:top w:val="single" w:sz="3" w:color="CBD5E1"/>
+              <w:bottom w:val="single" w:sz="3" w:color="CBD5E1"/>
+              <w:left w:val="single" w:sz="3" w:color="CBD5E1"/>
+              <w:right w:val="single" w:sz="3" w:color="CBD5E1"/>
               <w:insideH w:val="none" w:sz="0" w:color="auto"/>
               <w:insideV w:val="none" w:sz="0" w:color="auto"/>
             </w:tcBorders>
             <w:tcMar>
-              <w:top w:w="55" w:type="dxa"/>
-              <w:bottom w:w="55" w:type="dxa"/>
+              <w:top w:w="60" w:type="dxa"/>
+              <w:bottom w:w="60" w:type="dxa"/>
               <w:left w:w="100" w:type="dxa"/>
               <w:right w:w="100" w:type="dxa"/>
             </w:tcMar>
@@ -3493,7 +3218,7 @@
           <w:p>
             <w:r>
               <w:rPr>
-                <w:rFonts w:ascii="Inter" w:hAnsi="Inter" w:eastAsia="Inter"/>
+                <w:rFonts w:ascii="Calibri" w:hAnsi="Calibri" w:eastAsia="Calibri"/>
                 <w:b w:val="0"/>
                 <w:i w:val="0"/>
                 <w:color w:val="0F172A"/>
@@ -3509,16 +3234,16 @@
             <w:tcW w:type="dxa" w:w="1984"/>
             <w:shd w:val="clear" w:color="auto" w:fill="FFFFFF"/>
             <w:tcBorders>
-              <w:top w:val="single" w:sz="4" w:color="CBD5E1"/>
-              <w:bottom w:val="single" w:sz="4" w:color="CBD5E1"/>
-              <w:left w:val="single" w:sz="4" w:color="CBD5E1"/>
-              <w:right w:val="single" w:sz="4" w:color="CBD5E1"/>
+              <w:top w:val="single" w:sz="3" w:color="CBD5E1"/>
+              <w:bottom w:val="single" w:sz="3" w:color="CBD5E1"/>
+              <w:left w:val="single" w:sz="3" w:color="CBD5E1"/>
+              <w:right w:val="single" w:sz="3" w:color="CBD5E1"/>
               <w:insideH w:val="none" w:sz="0" w:color="auto"/>
               <w:insideV w:val="none" w:sz="0" w:color="auto"/>
             </w:tcBorders>
             <w:tcMar>
-              <w:top w:w="55" w:type="dxa"/>
-              <w:bottom w:w="55" w:type="dxa"/>
+              <w:top w:w="60" w:type="dxa"/>
+              <w:bottom w:w="60" w:type="dxa"/>
               <w:left w:w="100" w:type="dxa"/>
               <w:right w:w="100" w:type="dxa"/>
             </w:tcMar>
@@ -3526,7 +3251,7 @@
           <w:p>
             <w:r>
               <w:rPr>
-                <w:rFonts w:ascii="Inter" w:hAnsi="Inter" w:eastAsia="Inter"/>
+                <w:rFonts w:ascii="Calibri" w:hAnsi="Calibri" w:eastAsia="Calibri"/>
                 <w:b w:val="0"/>
                 <w:i w:val="0"/>
                 <w:color w:val="0F172A"/>
@@ -3538,19 +3263,19 @@
         </w:tc>
         <w:tc>
           <w:tcPr>
-            <w:tcW w:type="dxa" w:w="4252"/>
+            <w:tcW w:type="dxa" w:w="4819"/>
             <w:shd w:val="clear" w:color="auto" w:fill="FFFFFF"/>
             <w:tcBorders>
-              <w:top w:val="single" w:sz="4" w:color="CBD5E1"/>
-              <w:bottom w:val="single" w:sz="4" w:color="CBD5E1"/>
-              <w:left w:val="single" w:sz="4" w:color="CBD5E1"/>
-              <w:right w:val="single" w:sz="4" w:color="CBD5E1"/>
+              <w:top w:val="single" w:sz="3" w:color="CBD5E1"/>
+              <w:bottom w:val="single" w:sz="3" w:color="CBD5E1"/>
+              <w:left w:val="single" w:sz="3" w:color="CBD5E1"/>
+              <w:right w:val="single" w:sz="3" w:color="CBD5E1"/>
               <w:insideH w:val="none" w:sz="0" w:color="auto"/>
               <w:insideV w:val="none" w:sz="0" w:color="auto"/>
             </w:tcBorders>
             <w:tcMar>
-              <w:top w:w="55" w:type="dxa"/>
-              <w:bottom w:w="55" w:type="dxa"/>
+              <w:top w:w="60" w:type="dxa"/>
+              <w:bottom w:w="60" w:type="dxa"/>
               <w:left w:w="100" w:type="dxa"/>
               <w:right w:w="100" w:type="dxa"/>
             </w:tcMar>
@@ -3558,7 +3283,7 @@
           <w:p>
             <w:r>
               <w:rPr>
-                <w:rFonts w:ascii="Inter" w:hAnsi="Inter" w:eastAsia="Inter"/>
+                <w:rFonts w:ascii="Calibri" w:hAnsi="Calibri" w:eastAsia="Calibri"/>
                 <w:b w:val="0"/>
                 <w:i w:val="0"/>
                 <w:color w:val="0F172A"/>
@@ -3573,16 +3298,16 @@
             <w:tcW w:type="dxa" w:w="850"/>
             <w:shd w:val="clear" w:color="auto" w:fill="FFFFFF"/>
             <w:tcBorders>
-              <w:top w:val="single" w:sz="4" w:color="CBD5E1"/>
-              <w:bottom w:val="single" w:sz="4" w:color="CBD5E1"/>
-              <w:left w:val="single" w:sz="4" w:color="CBD5E1"/>
-              <w:right w:val="single" w:sz="4" w:color="CBD5E1"/>
+              <w:top w:val="single" w:sz="3" w:color="CBD5E1"/>
+              <w:bottom w:val="single" w:sz="3" w:color="CBD5E1"/>
+              <w:left w:val="single" w:sz="3" w:color="CBD5E1"/>
+              <w:right w:val="single" w:sz="3" w:color="CBD5E1"/>
               <w:insideH w:val="none" w:sz="0" w:color="auto"/>
               <w:insideV w:val="none" w:sz="0" w:color="auto"/>
             </w:tcBorders>
             <w:tcMar>
-              <w:top w:w="55" w:type="dxa"/>
-              <w:bottom w:w="55" w:type="dxa"/>
+              <w:top w:w="60" w:type="dxa"/>
+              <w:bottom w:w="60" w:type="dxa"/>
               <w:left w:w="100" w:type="dxa"/>
               <w:right w:w="100" w:type="dxa"/>
             </w:tcMar>
@@ -3590,31 +3315,31 @@
           <w:p>
             <w:r>
               <w:rPr>
-                <w:rFonts w:ascii="Inter" w:hAnsi="Inter" w:eastAsia="Inter"/>
+                <w:rFonts w:ascii="Calibri" w:hAnsi="Calibri" w:eastAsia="Calibri"/>
                 <w:b w:val="0"/>
                 <w:i w:val="0"/>
                 <w:color w:val="0F172A"/>
                 <w:sz w:val="17"/>
               </w:rPr>
-              <w:t>[ ]</w:t>
+              <w:t>☐</w:t>
             </w:r>
           </w:p>
         </w:tc>
         <w:tc>
           <w:tcPr>
-            <w:tcW w:type="dxa" w:w="3118"/>
+            <w:tcW w:type="dxa" w:w="2268"/>
             <w:shd w:val="clear" w:color="auto" w:fill="FFFFFF"/>
             <w:tcBorders>
-              <w:top w:val="single" w:sz="4" w:color="CBD5E1"/>
-              <w:bottom w:val="single" w:sz="4" w:color="CBD5E1"/>
-              <w:left w:val="single" w:sz="4" w:color="CBD5E1"/>
-              <w:right w:val="single" w:sz="4" w:color="CBD5E1"/>
+              <w:top w:val="single" w:sz="3" w:color="CBD5E1"/>
+              <w:bottom w:val="single" w:sz="3" w:color="CBD5E1"/>
+              <w:left w:val="single" w:sz="3" w:color="CBD5E1"/>
+              <w:right w:val="single" w:sz="3" w:color="CBD5E1"/>
               <w:insideH w:val="none" w:sz="0" w:color="auto"/>
               <w:insideV w:val="none" w:sz="0" w:color="auto"/>
             </w:tcBorders>
             <w:tcMar>
-              <w:top w:w="55" w:type="dxa"/>
-              <w:bottom w:w="55" w:type="dxa"/>
+              <w:top w:w="60" w:type="dxa"/>
+              <w:bottom w:w="60" w:type="dxa"/>
               <w:left w:w="100" w:type="dxa"/>
               <w:right w:w="100" w:type="dxa"/>
             </w:tcMar>
@@ -3622,7 +3347,7 @@
           <w:p>
             <w:r>
               <w:rPr>
-                <w:rFonts w:ascii="Inter" w:hAnsi="Inter" w:eastAsia="Inter"/>
+                <w:rFonts w:ascii="Calibri" w:hAnsi="Calibri" w:eastAsia="Calibri"/>
                 <w:b w:val="0"/>
                 <w:i w:val="0"/>
                 <w:color w:val="0F172A"/>
@@ -3638,16 +3363,16 @@
             <w:tcW w:type="dxa" w:w="1984"/>
             <w:shd w:val="clear" w:color="auto" w:fill="F8FAFC"/>
             <w:tcBorders>
-              <w:top w:val="single" w:sz="4" w:color="CBD5E1"/>
-              <w:bottom w:val="single" w:sz="4" w:color="CBD5E1"/>
-              <w:left w:val="single" w:sz="4" w:color="CBD5E1"/>
-              <w:right w:val="single" w:sz="4" w:color="CBD5E1"/>
+              <w:top w:val="single" w:sz="3" w:color="CBD5E1"/>
+              <w:bottom w:val="single" w:sz="3" w:color="CBD5E1"/>
+              <w:left w:val="single" w:sz="3" w:color="CBD5E1"/>
+              <w:right w:val="single" w:sz="3" w:color="CBD5E1"/>
               <w:insideH w:val="none" w:sz="0" w:color="auto"/>
               <w:insideV w:val="none" w:sz="0" w:color="auto"/>
             </w:tcBorders>
             <w:tcMar>
-              <w:top w:w="55" w:type="dxa"/>
-              <w:bottom w:w="55" w:type="dxa"/>
+              <w:top w:w="60" w:type="dxa"/>
+              <w:bottom w:w="60" w:type="dxa"/>
               <w:left w:w="100" w:type="dxa"/>
               <w:right w:w="100" w:type="dxa"/>
             </w:tcMar>
@@ -3655,31 +3380,31 @@
           <w:p>
             <w:r>
               <w:rPr>
-                <w:rFonts w:ascii="Inter" w:hAnsi="Inter" w:eastAsia="Inter"/>
+                <w:rFonts w:ascii="Calibri" w:hAnsi="Calibri" w:eastAsia="Calibri"/>
                 <w:b w:val="0"/>
                 <w:i w:val="0"/>
                 <w:color w:val="0F172A"/>
                 <w:sz w:val="17"/>
               </w:rPr>
-              <w:t>Loans &amp; Financing</w:t>
+              <w:t>Loans &amp; Finance</w:t>
             </w:r>
           </w:p>
         </w:tc>
         <w:tc>
           <w:tcPr>
-            <w:tcW w:type="dxa" w:w="4252"/>
+            <w:tcW w:type="dxa" w:w="4819"/>
             <w:shd w:val="clear" w:color="auto" w:fill="F8FAFC"/>
             <w:tcBorders>
-              <w:top w:val="single" w:sz="4" w:color="CBD5E1"/>
-              <w:bottom w:val="single" w:sz="4" w:color="CBD5E1"/>
-              <w:left w:val="single" w:sz="4" w:color="CBD5E1"/>
-              <w:right w:val="single" w:sz="4" w:color="CBD5E1"/>
+              <w:top w:val="single" w:sz="3" w:color="CBD5E1"/>
+              <w:bottom w:val="single" w:sz="3" w:color="CBD5E1"/>
+              <w:left w:val="single" w:sz="3" w:color="CBD5E1"/>
+              <w:right w:val="single" w:sz="3" w:color="CBD5E1"/>
               <w:insideH w:val="none" w:sz="0" w:color="auto"/>
               <w:insideV w:val="none" w:sz="0" w:color="auto"/>
             </w:tcBorders>
             <w:tcMar>
-              <w:top w:w="55" w:type="dxa"/>
-              <w:bottom w:w="55" w:type="dxa"/>
+              <w:top w:w="60" w:type="dxa"/>
+              <w:bottom w:w="60" w:type="dxa"/>
               <w:left w:w="100" w:type="dxa"/>
               <w:right w:w="100" w:type="dxa"/>
             </w:tcMar>
@@ -3687,7 +3412,7 @@
           <w:p>
             <w:r>
               <w:rPr>
-                <w:rFonts w:ascii="Inter" w:hAnsi="Inter" w:eastAsia="Inter"/>
+                <w:rFonts w:ascii="Calibri" w:hAnsi="Calibri" w:eastAsia="Calibri"/>
                 <w:b w:val="0"/>
                 <w:i w:val="0"/>
                 <w:color w:val="0F172A"/>
@@ -3702,16 +3427,16 @@
             <w:tcW w:type="dxa" w:w="850"/>
             <w:shd w:val="clear" w:color="auto" w:fill="F8FAFC"/>
             <w:tcBorders>
-              <w:top w:val="single" w:sz="4" w:color="CBD5E1"/>
-              <w:bottom w:val="single" w:sz="4" w:color="CBD5E1"/>
-              <w:left w:val="single" w:sz="4" w:color="CBD5E1"/>
-              <w:right w:val="single" w:sz="4" w:color="CBD5E1"/>
+              <w:top w:val="single" w:sz="3" w:color="CBD5E1"/>
+              <w:bottom w:val="single" w:sz="3" w:color="CBD5E1"/>
+              <w:left w:val="single" w:sz="3" w:color="CBD5E1"/>
+              <w:right w:val="single" w:sz="3" w:color="CBD5E1"/>
               <w:insideH w:val="none" w:sz="0" w:color="auto"/>
               <w:insideV w:val="none" w:sz="0" w:color="auto"/>
             </w:tcBorders>
             <w:tcMar>
-              <w:top w:w="55" w:type="dxa"/>
-              <w:bottom w:w="55" w:type="dxa"/>
+              <w:top w:w="60" w:type="dxa"/>
+              <w:bottom w:w="60" w:type="dxa"/>
               <w:left w:w="100" w:type="dxa"/>
               <w:right w:w="100" w:type="dxa"/>
             </w:tcMar>
@@ -3719,31 +3444,31 @@
           <w:p>
             <w:r>
               <w:rPr>
-                <w:rFonts w:ascii="Inter" w:hAnsi="Inter" w:eastAsia="Inter"/>
+                <w:rFonts w:ascii="Calibri" w:hAnsi="Calibri" w:eastAsia="Calibri"/>
                 <w:b w:val="0"/>
                 <w:i w:val="0"/>
                 <w:color w:val="0F172A"/>
                 <w:sz w:val="17"/>
               </w:rPr>
-              <w:t>[ ]</w:t>
+              <w:t>☐</w:t>
             </w:r>
           </w:p>
         </w:tc>
         <w:tc>
           <w:tcPr>
-            <w:tcW w:type="dxa" w:w="3118"/>
+            <w:tcW w:type="dxa" w:w="2268"/>
             <w:shd w:val="clear" w:color="auto" w:fill="F8FAFC"/>
             <w:tcBorders>
-              <w:top w:val="single" w:sz="4" w:color="CBD5E1"/>
-              <w:bottom w:val="single" w:sz="4" w:color="CBD5E1"/>
-              <w:left w:val="single" w:sz="4" w:color="CBD5E1"/>
-              <w:right w:val="single" w:sz="4" w:color="CBD5E1"/>
+              <w:top w:val="single" w:sz="3" w:color="CBD5E1"/>
+              <w:bottom w:val="single" w:sz="3" w:color="CBD5E1"/>
+              <w:left w:val="single" w:sz="3" w:color="CBD5E1"/>
+              <w:right w:val="single" w:sz="3" w:color="CBD5E1"/>
               <w:insideH w:val="none" w:sz="0" w:color="auto"/>
               <w:insideV w:val="none" w:sz="0" w:color="auto"/>
             </w:tcBorders>
             <w:tcMar>
-              <w:top w:w="55" w:type="dxa"/>
-              <w:bottom w:w="55" w:type="dxa"/>
+              <w:top w:w="60" w:type="dxa"/>
+              <w:bottom w:w="60" w:type="dxa"/>
               <w:left w:w="100" w:type="dxa"/>
               <w:right w:w="100" w:type="dxa"/>
             </w:tcMar>
@@ -3751,7 +3476,7 @@
           <w:p>
             <w:r>
               <w:rPr>
-                <w:rFonts w:ascii="Inter" w:hAnsi="Inter" w:eastAsia="Inter"/>
+                <w:rFonts w:ascii="Calibri" w:hAnsi="Calibri" w:eastAsia="Calibri"/>
                 <w:b w:val="0"/>
                 <w:i w:val="0"/>
                 <w:color w:val="0F172A"/>
@@ -3767,16 +3492,16 @@
             <w:tcW w:type="dxa" w:w="1984"/>
             <w:shd w:val="clear" w:color="auto" w:fill="FFFFFF"/>
             <w:tcBorders>
-              <w:top w:val="single" w:sz="4" w:color="CBD5E1"/>
-              <w:bottom w:val="single" w:sz="4" w:color="CBD5E1"/>
-              <w:left w:val="single" w:sz="4" w:color="CBD5E1"/>
-              <w:right w:val="single" w:sz="4" w:color="CBD5E1"/>
+              <w:top w:val="single" w:sz="3" w:color="CBD5E1"/>
+              <w:bottom w:val="single" w:sz="3" w:color="CBD5E1"/>
+              <w:left w:val="single" w:sz="3" w:color="CBD5E1"/>
+              <w:right w:val="single" w:sz="3" w:color="CBD5E1"/>
               <w:insideH w:val="none" w:sz="0" w:color="auto"/>
               <w:insideV w:val="none" w:sz="0" w:color="auto"/>
             </w:tcBorders>
             <w:tcMar>
-              <w:top w:w="55" w:type="dxa"/>
-              <w:bottom w:w="55" w:type="dxa"/>
+              <w:top w:w="60" w:type="dxa"/>
+              <w:bottom w:w="60" w:type="dxa"/>
               <w:left w:w="100" w:type="dxa"/>
               <w:right w:w="100" w:type="dxa"/>
             </w:tcMar>
@@ -3784,7 +3509,7 @@
           <w:p>
             <w:r>
               <w:rPr>
-                <w:rFonts w:ascii="Inter" w:hAnsi="Inter" w:eastAsia="Inter"/>
+                <w:rFonts w:ascii="Calibri" w:hAnsi="Calibri" w:eastAsia="Calibri"/>
                 <w:b w:val="0"/>
                 <w:i w:val="0"/>
                 <w:color w:val="0F172A"/>
@@ -3796,19 +3521,19 @@
         </w:tc>
         <w:tc>
           <w:tcPr>
-            <w:tcW w:type="dxa" w:w="4252"/>
+            <w:tcW w:type="dxa" w:w="4819"/>
             <w:shd w:val="clear" w:color="auto" w:fill="FFFFFF"/>
             <w:tcBorders>
-              <w:top w:val="single" w:sz="4" w:color="CBD5E1"/>
-              <w:bottom w:val="single" w:sz="4" w:color="CBD5E1"/>
-              <w:left w:val="single" w:sz="4" w:color="CBD5E1"/>
-              <w:right w:val="single" w:sz="4" w:color="CBD5E1"/>
+              <w:top w:val="single" w:sz="3" w:color="CBD5E1"/>
+              <w:bottom w:val="single" w:sz="3" w:color="CBD5E1"/>
+              <w:left w:val="single" w:sz="3" w:color="CBD5E1"/>
+              <w:right w:val="single" w:sz="3" w:color="CBD5E1"/>
               <w:insideH w:val="none" w:sz="0" w:color="auto"/>
               <w:insideV w:val="none" w:sz="0" w:color="auto"/>
             </w:tcBorders>
             <w:tcMar>
-              <w:top w:w="55" w:type="dxa"/>
-              <w:bottom w:w="55" w:type="dxa"/>
+              <w:top w:w="60" w:type="dxa"/>
+              <w:bottom w:w="60" w:type="dxa"/>
               <w:left w:w="100" w:type="dxa"/>
               <w:right w:w="100" w:type="dxa"/>
             </w:tcMar>
@@ -3816,7 +3541,7 @@
           <w:p>
             <w:r>
               <w:rPr>
-                <w:rFonts w:ascii="Inter" w:hAnsi="Inter" w:eastAsia="Inter"/>
+                <w:rFonts w:ascii="Calibri" w:hAnsi="Calibri" w:eastAsia="Calibri"/>
                 <w:b w:val="0"/>
                 <w:i w:val="0"/>
                 <w:color w:val="0F172A"/>
@@ -3831,16 +3556,16 @@
             <w:tcW w:type="dxa" w:w="850"/>
             <w:shd w:val="clear" w:color="auto" w:fill="FFFFFF"/>
             <w:tcBorders>
-              <w:top w:val="single" w:sz="4" w:color="CBD5E1"/>
-              <w:bottom w:val="single" w:sz="4" w:color="CBD5E1"/>
-              <w:left w:val="single" w:sz="4" w:color="CBD5E1"/>
-              <w:right w:val="single" w:sz="4" w:color="CBD5E1"/>
+              <w:top w:val="single" w:sz="3" w:color="CBD5E1"/>
+              <w:bottom w:val="single" w:sz="3" w:color="CBD5E1"/>
+              <w:left w:val="single" w:sz="3" w:color="CBD5E1"/>
+              <w:right w:val="single" w:sz="3" w:color="CBD5E1"/>
               <w:insideH w:val="none" w:sz="0" w:color="auto"/>
               <w:insideV w:val="none" w:sz="0" w:color="auto"/>
             </w:tcBorders>
             <w:tcMar>
-              <w:top w:w="55" w:type="dxa"/>
-              <w:bottom w:w="55" w:type="dxa"/>
+              <w:top w:w="60" w:type="dxa"/>
+              <w:bottom w:w="60" w:type="dxa"/>
               <w:left w:w="100" w:type="dxa"/>
               <w:right w:w="100" w:type="dxa"/>
             </w:tcMar>
@@ -3848,31 +3573,31 @@
           <w:p>
             <w:r>
               <w:rPr>
-                <w:rFonts w:ascii="Inter" w:hAnsi="Inter" w:eastAsia="Inter"/>
+                <w:rFonts w:ascii="Calibri" w:hAnsi="Calibri" w:eastAsia="Calibri"/>
                 <w:b w:val="0"/>
                 <w:i w:val="0"/>
                 <w:color w:val="0F172A"/>
                 <w:sz w:val="17"/>
               </w:rPr>
-              <w:t>[ ]</w:t>
+              <w:t>☐</w:t>
             </w:r>
           </w:p>
         </w:tc>
         <w:tc>
           <w:tcPr>
-            <w:tcW w:type="dxa" w:w="3118"/>
+            <w:tcW w:type="dxa" w:w="2268"/>
             <w:shd w:val="clear" w:color="auto" w:fill="FFFFFF"/>
             <w:tcBorders>
-              <w:top w:val="single" w:sz="4" w:color="CBD5E1"/>
-              <w:bottom w:val="single" w:sz="4" w:color="CBD5E1"/>
-              <w:left w:val="single" w:sz="4" w:color="CBD5E1"/>
-              <w:right w:val="single" w:sz="4" w:color="CBD5E1"/>
+              <w:top w:val="single" w:sz="3" w:color="CBD5E1"/>
+              <w:bottom w:val="single" w:sz="3" w:color="CBD5E1"/>
+              <w:left w:val="single" w:sz="3" w:color="CBD5E1"/>
+              <w:right w:val="single" w:sz="3" w:color="CBD5E1"/>
               <w:insideH w:val="none" w:sz="0" w:color="auto"/>
               <w:insideV w:val="none" w:sz="0" w:color="auto"/>
             </w:tcBorders>
             <w:tcMar>
-              <w:top w:w="55" w:type="dxa"/>
-              <w:bottom w:w="55" w:type="dxa"/>
+              <w:top w:w="60" w:type="dxa"/>
+              <w:bottom w:w="60" w:type="dxa"/>
               <w:left w:w="100" w:type="dxa"/>
               <w:right w:w="100" w:type="dxa"/>
             </w:tcMar>
@@ -3880,7 +3605,7 @@
           <w:p>
             <w:r>
               <w:rPr>
-                <w:rFonts w:ascii="Inter" w:hAnsi="Inter" w:eastAsia="Inter"/>
+                <w:rFonts w:ascii="Calibri" w:hAnsi="Calibri" w:eastAsia="Calibri"/>
                 <w:b w:val="0"/>
                 <w:i w:val="0"/>
                 <w:color w:val="0F172A"/>
@@ -3896,16 +3621,16 @@
             <w:tcW w:type="dxa" w:w="1984"/>
             <w:shd w:val="clear" w:color="auto" w:fill="F8FAFC"/>
             <w:tcBorders>
-              <w:top w:val="single" w:sz="4" w:color="CBD5E1"/>
-              <w:bottom w:val="single" w:sz="4" w:color="CBD5E1"/>
-              <w:left w:val="single" w:sz="4" w:color="CBD5E1"/>
-              <w:right w:val="single" w:sz="4" w:color="CBD5E1"/>
+              <w:top w:val="single" w:sz="3" w:color="CBD5E1"/>
+              <w:bottom w:val="single" w:sz="3" w:color="CBD5E1"/>
+              <w:left w:val="single" w:sz="3" w:color="CBD5E1"/>
+              <w:right w:val="single" w:sz="3" w:color="CBD5E1"/>
               <w:insideH w:val="none" w:sz="0" w:color="auto"/>
               <w:insideV w:val="none" w:sz="0" w:color="auto"/>
             </w:tcBorders>
             <w:tcMar>
-              <w:top w:w="55" w:type="dxa"/>
-              <w:bottom w:w="55" w:type="dxa"/>
+              <w:top w:w="60" w:type="dxa"/>
+              <w:bottom w:w="60" w:type="dxa"/>
               <w:left w:w="100" w:type="dxa"/>
               <w:right w:w="100" w:type="dxa"/>
             </w:tcMar>
@@ -3913,7 +3638,7 @@
           <w:p>
             <w:r>
               <w:rPr>
-                <w:rFonts w:ascii="Inter" w:hAnsi="Inter" w:eastAsia="Inter"/>
+                <w:rFonts w:ascii="Calibri" w:hAnsi="Calibri" w:eastAsia="Calibri"/>
                 <w:b w:val="0"/>
                 <w:i w:val="0"/>
                 <w:color w:val="0F172A"/>
@@ -3925,19 +3650,19 @@
         </w:tc>
         <w:tc>
           <w:tcPr>
-            <w:tcW w:type="dxa" w:w="4252"/>
+            <w:tcW w:type="dxa" w:w="4819"/>
             <w:shd w:val="clear" w:color="auto" w:fill="F8FAFC"/>
             <w:tcBorders>
-              <w:top w:val="single" w:sz="4" w:color="CBD5E1"/>
-              <w:bottom w:val="single" w:sz="4" w:color="CBD5E1"/>
-              <w:left w:val="single" w:sz="4" w:color="CBD5E1"/>
-              <w:right w:val="single" w:sz="4" w:color="CBD5E1"/>
+              <w:top w:val="single" w:sz="3" w:color="CBD5E1"/>
+              <w:bottom w:val="single" w:sz="3" w:color="CBD5E1"/>
+              <w:left w:val="single" w:sz="3" w:color="CBD5E1"/>
+              <w:right w:val="single" w:sz="3" w:color="CBD5E1"/>
               <w:insideH w:val="none" w:sz="0" w:color="auto"/>
               <w:insideV w:val="none" w:sz="0" w:color="auto"/>
             </w:tcBorders>
             <w:tcMar>
-              <w:top w:w="55" w:type="dxa"/>
-              <w:bottom w:w="55" w:type="dxa"/>
+              <w:top w:w="60" w:type="dxa"/>
+              <w:bottom w:w="60" w:type="dxa"/>
               <w:left w:w="100" w:type="dxa"/>
               <w:right w:w="100" w:type="dxa"/>
             </w:tcMar>
@@ -3945,7 +3670,7 @@
           <w:p>
             <w:r>
               <w:rPr>
-                <w:rFonts w:ascii="Inter" w:hAnsi="Inter" w:eastAsia="Inter"/>
+                <w:rFonts w:ascii="Calibri" w:hAnsi="Calibri" w:eastAsia="Calibri"/>
                 <w:b w:val="0"/>
                 <w:i w:val="0"/>
                 <w:color w:val="0F172A"/>
@@ -3960,16 +3685,16 @@
             <w:tcW w:type="dxa" w:w="850"/>
             <w:shd w:val="clear" w:color="auto" w:fill="F8FAFC"/>
             <w:tcBorders>
-              <w:top w:val="single" w:sz="4" w:color="CBD5E1"/>
-              <w:bottom w:val="single" w:sz="4" w:color="CBD5E1"/>
-              <w:left w:val="single" w:sz="4" w:color="CBD5E1"/>
-              <w:right w:val="single" w:sz="4" w:color="CBD5E1"/>
+              <w:top w:val="single" w:sz="3" w:color="CBD5E1"/>
+              <w:bottom w:val="single" w:sz="3" w:color="CBD5E1"/>
+              <w:left w:val="single" w:sz="3" w:color="CBD5E1"/>
+              <w:right w:val="single" w:sz="3" w:color="CBD5E1"/>
               <w:insideH w:val="none" w:sz="0" w:color="auto"/>
               <w:insideV w:val="none" w:sz="0" w:color="auto"/>
             </w:tcBorders>
             <w:tcMar>
-              <w:top w:w="55" w:type="dxa"/>
-              <w:bottom w:w="55" w:type="dxa"/>
+              <w:top w:w="60" w:type="dxa"/>
+              <w:bottom w:w="60" w:type="dxa"/>
               <w:left w:w="100" w:type="dxa"/>
               <w:right w:w="100" w:type="dxa"/>
             </w:tcMar>
@@ -3977,31 +3702,31 @@
           <w:p>
             <w:r>
               <w:rPr>
-                <w:rFonts w:ascii="Inter" w:hAnsi="Inter" w:eastAsia="Inter"/>
+                <w:rFonts w:ascii="Calibri" w:hAnsi="Calibri" w:eastAsia="Calibri"/>
                 <w:b w:val="0"/>
                 <w:i w:val="0"/>
                 <w:color w:val="0F172A"/>
                 <w:sz w:val="17"/>
               </w:rPr>
-              <w:t>[ ]</w:t>
+              <w:t>☐</w:t>
             </w:r>
           </w:p>
         </w:tc>
         <w:tc>
           <w:tcPr>
-            <w:tcW w:type="dxa" w:w="3118"/>
+            <w:tcW w:type="dxa" w:w="2268"/>
             <w:shd w:val="clear" w:color="auto" w:fill="F8FAFC"/>
             <w:tcBorders>
-              <w:top w:val="single" w:sz="4" w:color="CBD5E1"/>
-              <w:bottom w:val="single" w:sz="4" w:color="CBD5E1"/>
-              <w:left w:val="single" w:sz="4" w:color="CBD5E1"/>
-              <w:right w:val="single" w:sz="4" w:color="CBD5E1"/>
+              <w:top w:val="single" w:sz="3" w:color="CBD5E1"/>
+              <w:bottom w:val="single" w:sz="3" w:color="CBD5E1"/>
+              <w:left w:val="single" w:sz="3" w:color="CBD5E1"/>
+              <w:right w:val="single" w:sz="3" w:color="CBD5E1"/>
               <w:insideH w:val="none" w:sz="0" w:color="auto"/>
               <w:insideV w:val="none" w:sz="0" w:color="auto"/>
             </w:tcBorders>
             <w:tcMar>
-              <w:top w:w="55" w:type="dxa"/>
-              <w:bottom w:w="55" w:type="dxa"/>
+              <w:top w:w="60" w:type="dxa"/>
+              <w:bottom w:w="60" w:type="dxa"/>
               <w:left w:w="100" w:type="dxa"/>
               <w:right w:w="100" w:type="dxa"/>
             </w:tcMar>
@@ -4009,7 +3734,7 @@
           <w:p>
             <w:r>
               <w:rPr>
-                <w:rFonts w:ascii="Inter" w:hAnsi="Inter" w:eastAsia="Inter"/>
+                <w:rFonts w:ascii="Calibri" w:hAnsi="Calibri" w:eastAsia="Calibri"/>
                 <w:b w:val="0"/>
                 <w:i w:val="0"/>
                 <w:color w:val="0F172A"/>
@@ -4022,7 +3747,7 @@
     </w:tbl>
     <w:p>
       <w:pPr>
-        <w:spacing w:before="0" w:after="120"/>
+        <w:spacing w:before="0" w:after="160" w:line="276" w:lineRule="auto"/>
       </w:pPr>
     </w:p>
     <w:tbl>
@@ -4032,13 +3757,15 @@
         <w:tblLook w:firstColumn="1" w:firstRow="1" w:lastColumn="0" w:lastRow="0" w:noHBand="0" w:noVBand="1" w:val="04A0"/>
       </w:tblPr>
       <w:tblGrid>
-        <w:gridCol w:w="4703"/>
-        <w:gridCol w:w="4703"/>
+        <w:gridCol w:w="9518"/>
       </w:tblGrid>
       <w:tr>
+        <w:trPr>
+          <w:trHeight w:val="400" w:hRule="atLeast"/>
+        </w:trPr>
         <w:tc>
           <w:tcPr>
-            <w:tcW w:type="dxa" w:w="850"/>
+            <w:tcW w:type="dxa" w:w="9518"/>
             <w:tcBorders>
               <w:top w:val="none" w:sz="0" w:color="auto"/>
               <w:bottom w:val="none" w:sz="0" w:color="auto"/>
@@ -4047,60 +3774,44 @@
               <w:insideH w:val="none" w:sz="0" w:color="auto"/>
               <w:insideV w:val="none" w:sz="0" w:color="auto"/>
             </w:tcBorders>
+            <w:shd w:val="clear" w:color="auto" w:fill="0F172A"/>
             <w:tcMar>
-              <w:top w:w="0" w:type="dxa"/>
-              <w:bottom w:w="0" w:type="dxa"/>
-              <w:left w:w="0" w:type="dxa"/>
-              <w:right w:w="60" w:type="dxa"/>
+              <w:top w:w="110" w:type="dxa"/>
+              <w:bottom w:w="110" w:type="dxa"/>
+              <w:left w:w="200" w:type="dxa"/>
+              <w:right w:w="200" w:type="dxa"/>
             </w:tcMar>
           </w:tcPr>
           <w:p>
-            <w:pPr>
-              <w:spacing w:before="0" w:after="0"/>
-            </w:pPr>
             <w:r>
               <w:rPr>
                 <w:rFonts w:ascii="Poppins" w:hAnsi="Poppins" w:eastAsia="Poppins"/>
                 <w:b/>
                 <w:i w:val="0"/>
                 <w:color w:val="0F766E"/>
-                <w:sz w:val="20"/>
+                <w:sz w:val="16"/>
               </w:rPr>
-              <w:t>04</w:t>
+              <w:t xml:space="preserve">PHASE 4  </w:t>
             </w:r>
-          </w:p>
-        </w:tc>
-        <w:tc>
-          <w:tcPr>
-            <w:tcW w:type="dxa" w:w="4703"/>
-            <w:tcBorders>
-              <w:top w:val="none" w:sz="0" w:color="auto"/>
-              <w:bottom w:val="none" w:sz="0" w:color="auto"/>
-              <w:left w:val="none" w:sz="0" w:color="auto"/>
-              <w:right w:val="none" w:sz="0" w:color="auto"/>
-              <w:insideH w:val="none" w:sz="0" w:color="auto"/>
-              <w:insideV w:val="none" w:sz="0" w:color="auto"/>
-            </w:tcBorders>
-            <w:tcMar>
-              <w:top w:w="0" w:type="dxa"/>
-              <w:bottom w:w="0" w:type="dxa"/>
-              <w:left w:w="0" w:type="dxa"/>
-              <w:right w:w="0" w:type="dxa"/>
-            </w:tcMar>
-          </w:tcPr>
-          <w:p>
-            <w:pPr>
-              <w:spacing w:before="0" w:after="0"/>
-            </w:pPr>
             <w:r>
               <w:rPr>
                 <w:rFonts w:ascii="Poppins" w:hAnsi="Poppins" w:eastAsia="Poppins"/>
                 <w:b/>
                 <w:i w:val="0"/>
-                <w:color w:val="0F172A"/>
-                <w:sz w:val="20"/>
+                <w:color w:val="FFFFFF"/>
+                <w:sz w:val="19"/>
               </w:rPr>
-              <w:t>—  PHASE 4 — PACKAGE ASSEMBLY</w:t>
+              <w:t>—  PACKAGE ASSEMBLY</w:t>
+            </w:r>
+            <w:r>
+              <w:rPr>
+                <w:rFonts w:ascii="Calibri" w:hAnsi="Calibri" w:eastAsia="Calibri"/>
+                <w:b w:val="0"/>
+                <w:i/>
+                <w:color w:val="94A3B8"/>
+                <w:sz w:val="17"/>
+              </w:rPr>
+              <w:t xml:space="preserve">   ·   Compile and deliver the complete year-end bookkeeping package</w:t>
             </w:r>
           </w:p>
         </w:tc>
@@ -4108,10 +3819,7 @@
     </w:tbl>
     <w:p>
       <w:pPr>
-        <w:spacing w:before="120" w:after="120"/>
-        <w:pBdr>
-          <w:bottom w:val="single" w:sz="8" w:space="1" w:color="0F766E"/>
-        </w:pBdr>
+        <w:spacing w:before="0" w:after="120" w:line="276" w:lineRule="auto"/>
       </w:pPr>
     </w:p>
     <w:tbl>
@@ -4122,15 +3830,18 @@
         <w:tblLook w:firstColumn="1" w:firstRow="1" w:lastColumn="0" w:lastRow="0" w:noHBand="0" w:noVBand="1" w:val="04A0"/>
       </w:tblPr>
       <w:tblGrid>
-        <w:gridCol w:w="2351"/>
-        <w:gridCol w:w="2351"/>
-        <w:gridCol w:w="2351"/>
-        <w:gridCol w:w="2351"/>
+        <w:gridCol w:w="2379"/>
+        <w:gridCol w:w="2379"/>
+        <w:gridCol w:w="2379"/>
+        <w:gridCol w:w="2379"/>
       </w:tblGrid>
       <w:tr>
+        <w:trPr>
+          <w:trHeight w:val="400" w:hRule="atLeast"/>
+        </w:trPr>
         <w:tc>
           <w:tcPr>
-            <w:tcW w:type="dxa" w:w="4535"/>
+            <w:tcW w:type="dxa" w:w="4819"/>
             <w:shd w:val="clear" w:color="auto" w:fill="0F766E"/>
             <w:tcMar>
               <w:top w:w="70" w:type="dxa"/>
@@ -4139,10 +3850,10 @@
               <w:right w:w="100" w:type="dxa"/>
             </w:tcMar>
             <w:tcBorders>
-              <w:top w:val="none" w:sz="0" w:color="auto"/>
+              <w:top w:val="single" w:sz="4" w:color="0F766E"/>
               <w:bottom w:val="single" w:sz="8" w:color="0F766E"/>
-              <w:left w:val="none" w:sz="0" w:color="auto"/>
-              <w:right w:val="none" w:sz="0" w:color="auto"/>
+              <w:left w:val="single" w:sz="4" w:color="0F766E"/>
+              <w:right w:val="single" w:sz="4" w:color="0F766E"/>
               <w:insideH w:val="none" w:sz="0" w:color="auto"/>
               <w:insideV w:val="none" w:sz="0" w:color="auto"/>
             </w:tcBorders>
@@ -4171,10 +3882,10 @@
               <w:right w:w="100" w:type="dxa"/>
             </w:tcMar>
             <w:tcBorders>
-              <w:top w:val="none" w:sz="0" w:color="auto"/>
+              <w:top w:val="single" w:sz="4" w:color="0F766E"/>
               <w:bottom w:val="single" w:sz="8" w:color="0F766E"/>
-              <w:left w:val="none" w:sz="0" w:color="auto"/>
-              <w:right w:val="none" w:sz="0" w:color="auto"/>
+              <w:left w:val="single" w:sz="4" w:color="0F766E"/>
+              <w:right w:val="single" w:sz="4" w:color="0F766E"/>
               <w:insideH w:val="none" w:sz="0" w:color="auto"/>
               <w:insideV w:val="none" w:sz="0" w:color="auto"/>
             </w:tcBorders>
@@ -4203,10 +3914,10 @@
               <w:right w:w="100" w:type="dxa"/>
             </w:tcMar>
             <w:tcBorders>
-              <w:top w:val="none" w:sz="0" w:color="auto"/>
+              <w:top w:val="single" w:sz="4" w:color="0F766E"/>
               <w:bottom w:val="single" w:sz="8" w:color="0F766E"/>
-              <w:left w:val="none" w:sz="0" w:color="auto"/>
-              <w:right w:val="none" w:sz="0" w:color="auto"/>
+              <w:left w:val="single" w:sz="4" w:color="0F766E"/>
+              <w:right w:val="single" w:sz="4" w:color="0F766E"/>
               <w:insideH w:val="none" w:sz="0" w:color="auto"/>
               <w:insideV w:val="none" w:sz="0" w:color="auto"/>
             </w:tcBorders>
@@ -4226,7 +3937,7 @@
         </w:tc>
         <w:tc>
           <w:tcPr>
-            <w:tcW w:type="dxa" w:w="2835"/>
+            <w:tcW w:type="dxa" w:w="2268"/>
             <w:shd w:val="clear" w:color="auto" w:fill="0F766E"/>
             <w:tcMar>
               <w:top w:w="70" w:type="dxa"/>
@@ -4235,10 +3946,10 @@
               <w:right w:w="100" w:type="dxa"/>
             </w:tcMar>
             <w:tcBorders>
-              <w:top w:val="none" w:sz="0" w:color="auto"/>
+              <w:top w:val="single" w:sz="4" w:color="0F766E"/>
               <w:bottom w:val="single" w:sz="8" w:color="0F766E"/>
-              <w:left w:val="none" w:sz="0" w:color="auto"/>
-              <w:right w:val="none" w:sz="0" w:color="auto"/>
+              <w:left w:val="single" w:sz="4" w:color="0F766E"/>
+              <w:right w:val="single" w:sz="4" w:color="0F766E"/>
               <w:insideH w:val="none" w:sz="0" w:color="auto"/>
               <w:insideV w:val="none" w:sz="0" w:color="auto"/>
             </w:tcBorders>
@@ -4260,19 +3971,19 @@
       <w:tr>
         <w:tc>
           <w:tcPr>
-            <w:tcW w:type="dxa" w:w="4535"/>
+            <w:tcW w:type="dxa" w:w="4819"/>
             <w:shd w:val="clear" w:color="auto" w:fill="FFFFFF"/>
             <w:tcBorders>
-              <w:top w:val="single" w:sz="4" w:color="CBD5E1"/>
-              <w:bottom w:val="single" w:sz="4" w:color="CBD5E1"/>
-              <w:left w:val="single" w:sz="4" w:color="CBD5E1"/>
-              <w:right w:val="single" w:sz="4" w:color="CBD5E1"/>
+              <w:top w:val="single" w:sz="3" w:color="CBD5E1"/>
+              <w:bottom w:val="single" w:sz="3" w:color="CBD5E1"/>
+              <w:left w:val="single" w:sz="3" w:color="CBD5E1"/>
+              <w:right w:val="single" w:sz="3" w:color="CBD5E1"/>
               <w:insideH w:val="none" w:sz="0" w:color="auto"/>
               <w:insideV w:val="none" w:sz="0" w:color="auto"/>
             </w:tcBorders>
             <w:tcMar>
-              <w:top w:w="55" w:type="dxa"/>
-              <w:bottom w:w="55" w:type="dxa"/>
+              <w:top w:w="60" w:type="dxa"/>
+              <w:bottom w:w="60" w:type="dxa"/>
               <w:left w:w="100" w:type="dxa"/>
               <w:right w:w="100" w:type="dxa"/>
             </w:tcMar>
@@ -4280,7 +3991,7 @@
           <w:p>
             <w:r>
               <w:rPr>
-                <w:rFonts w:ascii="Inter" w:hAnsi="Inter" w:eastAsia="Inter"/>
+                <w:rFonts w:ascii="Calibri" w:hAnsi="Calibri" w:eastAsia="Calibri"/>
                 <w:b w:val="0"/>
                 <w:i w:val="0"/>
                 <w:color w:val="0F172A"/>
@@ -4295,16 +4006,16 @@
             <w:tcW w:type="dxa" w:w="1984"/>
             <w:shd w:val="clear" w:color="auto" w:fill="FFFFFF"/>
             <w:tcBorders>
-              <w:top w:val="single" w:sz="4" w:color="CBD5E1"/>
-              <w:bottom w:val="single" w:sz="4" w:color="CBD5E1"/>
-              <w:left w:val="single" w:sz="4" w:color="CBD5E1"/>
-              <w:right w:val="single" w:sz="4" w:color="CBD5E1"/>
+              <w:top w:val="single" w:sz="3" w:color="CBD5E1"/>
+              <w:bottom w:val="single" w:sz="3" w:color="CBD5E1"/>
+              <w:left w:val="single" w:sz="3" w:color="CBD5E1"/>
+              <w:right w:val="single" w:sz="3" w:color="CBD5E1"/>
               <w:insideH w:val="none" w:sz="0" w:color="auto"/>
               <w:insideV w:val="none" w:sz="0" w:color="auto"/>
             </w:tcBorders>
             <w:tcMar>
-              <w:top w:w="55" w:type="dxa"/>
-              <w:bottom w:w="55" w:type="dxa"/>
+              <w:top w:w="60" w:type="dxa"/>
+              <w:bottom w:w="60" w:type="dxa"/>
               <w:left w:w="100" w:type="dxa"/>
               <w:right w:w="100" w:type="dxa"/>
             </w:tcMar>
@@ -4312,7 +4023,7 @@
           <w:p>
             <w:r>
               <w:rPr>
-                <w:rFonts w:ascii="Inter" w:hAnsi="Inter" w:eastAsia="Inter"/>
+                <w:rFonts w:ascii="Calibri" w:hAnsi="Calibri" w:eastAsia="Calibri"/>
                 <w:b w:val="0"/>
                 <w:i w:val="0"/>
                 <w:color w:val="0F172A"/>
@@ -4327,16 +4038,16 @@
             <w:tcW w:type="dxa" w:w="850"/>
             <w:shd w:val="clear" w:color="auto" w:fill="FFFFFF"/>
             <w:tcBorders>
-              <w:top w:val="single" w:sz="4" w:color="CBD5E1"/>
-              <w:bottom w:val="single" w:sz="4" w:color="CBD5E1"/>
-              <w:left w:val="single" w:sz="4" w:color="CBD5E1"/>
-              <w:right w:val="single" w:sz="4" w:color="CBD5E1"/>
+              <w:top w:val="single" w:sz="3" w:color="CBD5E1"/>
+              <w:bottom w:val="single" w:sz="3" w:color="CBD5E1"/>
+              <w:left w:val="single" w:sz="3" w:color="CBD5E1"/>
+              <w:right w:val="single" w:sz="3" w:color="CBD5E1"/>
               <w:insideH w:val="none" w:sz="0" w:color="auto"/>
               <w:insideV w:val="none" w:sz="0" w:color="auto"/>
             </w:tcBorders>
             <w:tcMar>
-              <w:top w:w="55" w:type="dxa"/>
-              <w:bottom w:w="55" w:type="dxa"/>
+              <w:top w:w="60" w:type="dxa"/>
+              <w:bottom w:w="60" w:type="dxa"/>
               <w:left w:w="100" w:type="dxa"/>
               <w:right w:w="100" w:type="dxa"/>
             </w:tcMar>
@@ -4344,31 +4055,31 @@
           <w:p>
             <w:r>
               <w:rPr>
-                <w:rFonts w:ascii="Inter" w:hAnsi="Inter" w:eastAsia="Inter"/>
+                <w:rFonts w:ascii="Calibri" w:hAnsi="Calibri" w:eastAsia="Calibri"/>
                 <w:b w:val="0"/>
                 <w:i w:val="0"/>
                 <w:color w:val="0F172A"/>
                 <w:sz w:val="17"/>
               </w:rPr>
-              <w:t>[ ]</w:t>
+              <w:t>☐</w:t>
             </w:r>
           </w:p>
         </w:tc>
         <w:tc>
           <w:tcPr>
-            <w:tcW w:type="dxa" w:w="2835"/>
+            <w:tcW w:type="dxa" w:w="2268"/>
             <w:shd w:val="clear" w:color="auto" w:fill="FFFFFF"/>
             <w:tcBorders>
-              <w:top w:val="single" w:sz="4" w:color="CBD5E1"/>
-              <w:bottom w:val="single" w:sz="4" w:color="CBD5E1"/>
-              <w:left w:val="single" w:sz="4" w:color="CBD5E1"/>
-              <w:right w:val="single" w:sz="4" w:color="CBD5E1"/>
+              <w:top w:val="single" w:sz="3" w:color="CBD5E1"/>
+              <w:bottom w:val="single" w:sz="3" w:color="CBD5E1"/>
+              <w:left w:val="single" w:sz="3" w:color="CBD5E1"/>
+              <w:right w:val="single" w:sz="3" w:color="CBD5E1"/>
               <w:insideH w:val="none" w:sz="0" w:color="auto"/>
               <w:insideV w:val="none" w:sz="0" w:color="auto"/>
             </w:tcBorders>
             <w:tcMar>
-              <w:top w:w="55" w:type="dxa"/>
-              <w:bottom w:w="55" w:type="dxa"/>
+              <w:top w:w="60" w:type="dxa"/>
+              <w:bottom w:w="60" w:type="dxa"/>
               <w:left w:w="100" w:type="dxa"/>
               <w:right w:w="100" w:type="dxa"/>
             </w:tcMar>
@@ -4376,7 +4087,7 @@
           <w:p>
             <w:r>
               <w:rPr>
-                <w:rFonts w:ascii="Inter" w:hAnsi="Inter" w:eastAsia="Inter"/>
+                <w:rFonts w:ascii="Calibri" w:hAnsi="Calibri" w:eastAsia="Calibri"/>
                 <w:b w:val="0"/>
                 <w:i w:val="0"/>
                 <w:color w:val="0F172A"/>
@@ -4389,19 +4100,19 @@
       <w:tr>
         <w:tc>
           <w:tcPr>
-            <w:tcW w:type="dxa" w:w="4535"/>
+            <w:tcW w:type="dxa" w:w="4819"/>
             <w:shd w:val="clear" w:color="auto" w:fill="F8FAFC"/>
             <w:tcBorders>
-              <w:top w:val="single" w:sz="4" w:color="CBD5E1"/>
-              <w:bottom w:val="single" w:sz="4" w:color="CBD5E1"/>
-              <w:left w:val="single" w:sz="4" w:color="CBD5E1"/>
-              <w:right w:val="single" w:sz="4" w:color="CBD5E1"/>
+              <w:top w:val="single" w:sz="3" w:color="CBD5E1"/>
+              <w:bottom w:val="single" w:sz="3" w:color="CBD5E1"/>
+              <w:left w:val="single" w:sz="3" w:color="CBD5E1"/>
+              <w:right w:val="single" w:sz="3" w:color="CBD5E1"/>
               <w:insideH w:val="none" w:sz="0" w:color="auto"/>
               <w:insideV w:val="none" w:sz="0" w:color="auto"/>
             </w:tcBorders>
             <w:tcMar>
-              <w:top w:w="55" w:type="dxa"/>
-              <w:bottom w:w="55" w:type="dxa"/>
+              <w:top w:w="60" w:type="dxa"/>
+              <w:bottom w:w="60" w:type="dxa"/>
               <w:left w:w="100" w:type="dxa"/>
               <w:right w:w="100" w:type="dxa"/>
             </w:tcMar>
@@ -4409,7 +4120,7 @@
           <w:p>
             <w:r>
               <w:rPr>
-                <w:rFonts w:ascii="Inter" w:hAnsi="Inter" w:eastAsia="Inter"/>
+                <w:rFonts w:ascii="Calibri" w:hAnsi="Calibri" w:eastAsia="Calibri"/>
                 <w:b w:val="0"/>
                 <w:i w:val="0"/>
                 <w:color w:val="0F172A"/>
@@ -4424,16 +4135,16 @@
             <w:tcW w:type="dxa" w:w="1984"/>
             <w:shd w:val="clear" w:color="auto" w:fill="F8FAFC"/>
             <w:tcBorders>
-              <w:top w:val="single" w:sz="4" w:color="CBD5E1"/>
-              <w:bottom w:val="single" w:sz="4" w:color="CBD5E1"/>
-              <w:left w:val="single" w:sz="4" w:color="CBD5E1"/>
-              <w:right w:val="single" w:sz="4" w:color="CBD5E1"/>
+              <w:top w:val="single" w:sz="3" w:color="CBD5E1"/>
+              <w:bottom w:val="single" w:sz="3" w:color="CBD5E1"/>
+              <w:left w:val="single" w:sz="3" w:color="CBD5E1"/>
+              <w:right w:val="single" w:sz="3" w:color="CBD5E1"/>
               <w:insideH w:val="none" w:sz="0" w:color="auto"/>
               <w:insideV w:val="none" w:sz="0" w:color="auto"/>
             </w:tcBorders>
             <w:tcMar>
-              <w:top w:w="55" w:type="dxa"/>
-              <w:bottom w:w="55" w:type="dxa"/>
+              <w:top w:w="60" w:type="dxa"/>
+              <w:bottom w:w="60" w:type="dxa"/>
               <w:left w:w="100" w:type="dxa"/>
               <w:right w:w="100" w:type="dxa"/>
             </w:tcMar>
@@ -4441,7 +4152,7 @@
           <w:p>
             <w:r>
               <w:rPr>
-                <w:rFonts w:ascii="Inter" w:hAnsi="Inter" w:eastAsia="Inter"/>
+                <w:rFonts w:ascii="Calibri" w:hAnsi="Calibri" w:eastAsia="Calibri"/>
                 <w:b w:val="0"/>
                 <w:i w:val="0"/>
                 <w:color w:val="0F172A"/>
@@ -4456,16 +4167,16 @@
             <w:tcW w:type="dxa" w:w="850"/>
             <w:shd w:val="clear" w:color="auto" w:fill="F8FAFC"/>
             <w:tcBorders>
-              <w:top w:val="single" w:sz="4" w:color="CBD5E1"/>
-              <w:bottom w:val="single" w:sz="4" w:color="CBD5E1"/>
-              <w:left w:val="single" w:sz="4" w:color="CBD5E1"/>
-              <w:right w:val="single" w:sz="4" w:color="CBD5E1"/>
+              <w:top w:val="single" w:sz="3" w:color="CBD5E1"/>
+              <w:bottom w:val="single" w:sz="3" w:color="CBD5E1"/>
+              <w:left w:val="single" w:sz="3" w:color="CBD5E1"/>
+              <w:right w:val="single" w:sz="3" w:color="CBD5E1"/>
               <w:insideH w:val="none" w:sz="0" w:color="auto"/>
               <w:insideV w:val="none" w:sz="0" w:color="auto"/>
             </w:tcBorders>
             <w:tcMar>
-              <w:top w:w="55" w:type="dxa"/>
-              <w:bottom w:w="55" w:type="dxa"/>
+              <w:top w:w="60" w:type="dxa"/>
+              <w:bottom w:w="60" w:type="dxa"/>
               <w:left w:w="100" w:type="dxa"/>
               <w:right w:w="100" w:type="dxa"/>
             </w:tcMar>
@@ -4473,31 +4184,31 @@
           <w:p>
             <w:r>
               <w:rPr>
-                <w:rFonts w:ascii="Inter" w:hAnsi="Inter" w:eastAsia="Inter"/>
+                <w:rFonts w:ascii="Calibri" w:hAnsi="Calibri" w:eastAsia="Calibri"/>
                 <w:b w:val="0"/>
                 <w:i w:val="0"/>
                 <w:color w:val="0F172A"/>
                 <w:sz w:val="17"/>
               </w:rPr>
-              <w:t>[ ]</w:t>
+              <w:t>☐</w:t>
             </w:r>
           </w:p>
         </w:tc>
         <w:tc>
           <w:tcPr>
-            <w:tcW w:type="dxa" w:w="2835"/>
+            <w:tcW w:type="dxa" w:w="2268"/>
             <w:shd w:val="clear" w:color="auto" w:fill="F8FAFC"/>
             <w:tcBorders>
-              <w:top w:val="single" w:sz="4" w:color="CBD5E1"/>
-              <w:bottom w:val="single" w:sz="4" w:color="CBD5E1"/>
-              <w:left w:val="single" w:sz="4" w:color="CBD5E1"/>
-              <w:right w:val="single" w:sz="4" w:color="CBD5E1"/>
+              <w:top w:val="single" w:sz="3" w:color="CBD5E1"/>
+              <w:bottom w:val="single" w:sz="3" w:color="CBD5E1"/>
+              <w:left w:val="single" w:sz="3" w:color="CBD5E1"/>
+              <w:right w:val="single" w:sz="3" w:color="CBD5E1"/>
               <w:insideH w:val="none" w:sz="0" w:color="auto"/>
               <w:insideV w:val="none" w:sz="0" w:color="auto"/>
             </w:tcBorders>
             <w:tcMar>
-              <w:top w:w="55" w:type="dxa"/>
-              <w:bottom w:w="55" w:type="dxa"/>
+              <w:top w:w="60" w:type="dxa"/>
+              <w:bottom w:w="60" w:type="dxa"/>
               <w:left w:w="100" w:type="dxa"/>
               <w:right w:w="100" w:type="dxa"/>
             </w:tcMar>
@@ -4505,7 +4216,7 @@
           <w:p>
             <w:r>
               <w:rPr>
-                <w:rFonts w:ascii="Inter" w:hAnsi="Inter" w:eastAsia="Inter"/>
+                <w:rFonts w:ascii="Calibri" w:hAnsi="Calibri" w:eastAsia="Calibri"/>
                 <w:b w:val="0"/>
                 <w:i w:val="0"/>
                 <w:color w:val="0F172A"/>
@@ -4518,19 +4229,19 @@
       <w:tr>
         <w:tc>
           <w:tcPr>
-            <w:tcW w:type="dxa" w:w="4535"/>
+            <w:tcW w:type="dxa" w:w="4819"/>
             <w:shd w:val="clear" w:color="auto" w:fill="FFFFFF"/>
             <w:tcBorders>
-              <w:top w:val="single" w:sz="4" w:color="CBD5E1"/>
-              <w:bottom w:val="single" w:sz="4" w:color="CBD5E1"/>
-              <w:left w:val="single" w:sz="4" w:color="CBD5E1"/>
-              <w:right w:val="single" w:sz="4" w:color="CBD5E1"/>
+              <w:top w:val="single" w:sz="3" w:color="CBD5E1"/>
+              <w:bottom w:val="single" w:sz="3" w:color="CBD5E1"/>
+              <w:left w:val="single" w:sz="3" w:color="CBD5E1"/>
+              <w:right w:val="single" w:sz="3" w:color="CBD5E1"/>
               <w:insideH w:val="none" w:sz="0" w:color="auto"/>
               <w:insideV w:val="none" w:sz="0" w:color="auto"/>
             </w:tcBorders>
             <w:tcMar>
-              <w:top w:w="55" w:type="dxa"/>
-              <w:bottom w:w="55" w:type="dxa"/>
+              <w:top w:w="60" w:type="dxa"/>
+              <w:bottom w:w="60" w:type="dxa"/>
               <w:left w:w="100" w:type="dxa"/>
               <w:right w:w="100" w:type="dxa"/>
             </w:tcMar>
@@ -4538,7 +4249,7 @@
           <w:p>
             <w:r>
               <w:rPr>
-                <w:rFonts w:ascii="Inter" w:hAnsi="Inter" w:eastAsia="Inter"/>
+                <w:rFonts w:ascii="Calibri" w:hAnsi="Calibri" w:eastAsia="Calibri"/>
                 <w:b w:val="0"/>
                 <w:i w:val="0"/>
                 <w:color w:val="0F172A"/>
@@ -4553,16 +4264,16 @@
             <w:tcW w:type="dxa" w:w="1984"/>
             <w:shd w:val="clear" w:color="auto" w:fill="FFFFFF"/>
             <w:tcBorders>
-              <w:top w:val="single" w:sz="4" w:color="CBD5E1"/>
-              <w:bottom w:val="single" w:sz="4" w:color="CBD5E1"/>
-              <w:left w:val="single" w:sz="4" w:color="CBD5E1"/>
-              <w:right w:val="single" w:sz="4" w:color="CBD5E1"/>
+              <w:top w:val="single" w:sz="3" w:color="CBD5E1"/>
+              <w:bottom w:val="single" w:sz="3" w:color="CBD5E1"/>
+              <w:left w:val="single" w:sz="3" w:color="CBD5E1"/>
+              <w:right w:val="single" w:sz="3" w:color="CBD5E1"/>
               <w:insideH w:val="none" w:sz="0" w:color="auto"/>
               <w:insideV w:val="none" w:sz="0" w:color="auto"/>
             </w:tcBorders>
             <w:tcMar>
-              <w:top w:w="55" w:type="dxa"/>
-              <w:bottom w:w="55" w:type="dxa"/>
+              <w:top w:w="60" w:type="dxa"/>
+              <w:bottom w:w="60" w:type="dxa"/>
               <w:left w:w="100" w:type="dxa"/>
               <w:right w:w="100" w:type="dxa"/>
             </w:tcMar>
@@ -4570,7 +4281,7 @@
           <w:p>
             <w:r>
               <w:rPr>
-                <w:rFonts w:ascii="Inter" w:hAnsi="Inter" w:eastAsia="Inter"/>
+                <w:rFonts w:ascii="Calibri" w:hAnsi="Calibri" w:eastAsia="Calibri"/>
                 <w:b w:val="0"/>
                 <w:i w:val="0"/>
                 <w:color w:val="0F172A"/>
@@ -4585,16 +4296,16 @@
             <w:tcW w:type="dxa" w:w="850"/>
             <w:shd w:val="clear" w:color="auto" w:fill="FFFFFF"/>
             <w:tcBorders>
-              <w:top w:val="single" w:sz="4" w:color="CBD5E1"/>
-              <w:bottom w:val="single" w:sz="4" w:color="CBD5E1"/>
-              <w:left w:val="single" w:sz="4" w:color="CBD5E1"/>
-              <w:right w:val="single" w:sz="4" w:color="CBD5E1"/>
+              <w:top w:val="single" w:sz="3" w:color="CBD5E1"/>
+              <w:bottom w:val="single" w:sz="3" w:color="CBD5E1"/>
+              <w:left w:val="single" w:sz="3" w:color="CBD5E1"/>
+              <w:right w:val="single" w:sz="3" w:color="CBD5E1"/>
               <w:insideH w:val="none" w:sz="0" w:color="auto"/>
               <w:insideV w:val="none" w:sz="0" w:color="auto"/>
             </w:tcBorders>
             <w:tcMar>
-              <w:top w:w="55" w:type="dxa"/>
-              <w:bottom w:w="55" w:type="dxa"/>
+              <w:top w:w="60" w:type="dxa"/>
+              <w:bottom w:w="60" w:type="dxa"/>
               <w:left w:w="100" w:type="dxa"/>
               <w:right w:w="100" w:type="dxa"/>
             </w:tcMar>
@@ -4602,31 +4313,31 @@
           <w:p>
             <w:r>
               <w:rPr>
-                <w:rFonts w:ascii="Inter" w:hAnsi="Inter" w:eastAsia="Inter"/>
+                <w:rFonts w:ascii="Calibri" w:hAnsi="Calibri" w:eastAsia="Calibri"/>
                 <w:b w:val="0"/>
                 <w:i w:val="0"/>
                 <w:color w:val="0F172A"/>
                 <w:sz w:val="17"/>
               </w:rPr>
-              <w:t>[ ]</w:t>
+              <w:t>☐</w:t>
             </w:r>
           </w:p>
         </w:tc>
         <w:tc>
           <w:tcPr>
-            <w:tcW w:type="dxa" w:w="2835"/>
+            <w:tcW w:type="dxa" w:w="2268"/>
             <w:shd w:val="clear" w:color="auto" w:fill="FFFFFF"/>
             <w:tcBorders>
-              <w:top w:val="single" w:sz="4" w:color="CBD5E1"/>
-              <w:bottom w:val="single" w:sz="4" w:color="CBD5E1"/>
-              <w:left w:val="single" w:sz="4" w:color="CBD5E1"/>
-              <w:right w:val="single" w:sz="4" w:color="CBD5E1"/>
+              <w:top w:val="single" w:sz="3" w:color="CBD5E1"/>
+              <w:bottom w:val="single" w:sz="3" w:color="CBD5E1"/>
+              <w:left w:val="single" w:sz="3" w:color="CBD5E1"/>
+              <w:right w:val="single" w:sz="3" w:color="CBD5E1"/>
               <w:insideH w:val="none" w:sz="0" w:color="auto"/>
               <w:insideV w:val="none" w:sz="0" w:color="auto"/>
             </w:tcBorders>
             <w:tcMar>
-              <w:top w:w="55" w:type="dxa"/>
-              <w:bottom w:w="55" w:type="dxa"/>
+              <w:top w:w="60" w:type="dxa"/>
+              <w:bottom w:w="60" w:type="dxa"/>
               <w:left w:w="100" w:type="dxa"/>
               <w:right w:w="100" w:type="dxa"/>
             </w:tcMar>
@@ -4634,7 +4345,7 @@
           <w:p>
             <w:r>
               <w:rPr>
-                <w:rFonts w:ascii="Inter" w:hAnsi="Inter" w:eastAsia="Inter"/>
+                <w:rFonts w:ascii="Calibri" w:hAnsi="Calibri" w:eastAsia="Calibri"/>
                 <w:b w:val="0"/>
                 <w:i w:val="0"/>
                 <w:color w:val="0F172A"/>
@@ -4647,19 +4358,19 @@
       <w:tr>
         <w:tc>
           <w:tcPr>
-            <w:tcW w:type="dxa" w:w="4535"/>
+            <w:tcW w:type="dxa" w:w="4819"/>
             <w:shd w:val="clear" w:color="auto" w:fill="F8FAFC"/>
             <w:tcBorders>
-              <w:top w:val="single" w:sz="4" w:color="CBD5E1"/>
-              <w:bottom w:val="single" w:sz="4" w:color="CBD5E1"/>
-              <w:left w:val="single" w:sz="4" w:color="CBD5E1"/>
-              <w:right w:val="single" w:sz="4" w:color="CBD5E1"/>
+              <w:top w:val="single" w:sz="3" w:color="CBD5E1"/>
+              <w:bottom w:val="single" w:sz="3" w:color="CBD5E1"/>
+              <w:left w:val="single" w:sz="3" w:color="CBD5E1"/>
+              <w:right w:val="single" w:sz="3" w:color="CBD5E1"/>
               <w:insideH w:val="none" w:sz="0" w:color="auto"/>
               <w:insideV w:val="none" w:sz="0" w:color="auto"/>
             </w:tcBorders>
             <w:tcMar>
-              <w:top w:w="55" w:type="dxa"/>
-              <w:bottom w:w="55" w:type="dxa"/>
+              <w:top w:w="60" w:type="dxa"/>
+              <w:bottom w:w="60" w:type="dxa"/>
               <w:left w:w="100" w:type="dxa"/>
               <w:right w:w="100" w:type="dxa"/>
             </w:tcMar>
@@ -4667,7 +4378,7 @@
           <w:p>
             <w:r>
               <w:rPr>
-                <w:rFonts w:ascii="Inter" w:hAnsi="Inter" w:eastAsia="Inter"/>
+                <w:rFonts w:ascii="Calibri" w:hAnsi="Calibri" w:eastAsia="Calibri"/>
                 <w:b w:val="0"/>
                 <w:i w:val="0"/>
                 <w:color w:val="0F172A"/>
@@ -4682,16 +4393,16 @@
             <w:tcW w:type="dxa" w:w="1984"/>
             <w:shd w:val="clear" w:color="auto" w:fill="F8FAFC"/>
             <w:tcBorders>
-              <w:top w:val="single" w:sz="4" w:color="CBD5E1"/>
-              <w:bottom w:val="single" w:sz="4" w:color="CBD5E1"/>
-              <w:left w:val="single" w:sz="4" w:color="CBD5E1"/>
-              <w:right w:val="single" w:sz="4" w:color="CBD5E1"/>
+              <w:top w:val="single" w:sz="3" w:color="CBD5E1"/>
+              <w:bottom w:val="single" w:sz="3" w:color="CBD5E1"/>
+              <w:left w:val="single" w:sz="3" w:color="CBD5E1"/>
+              <w:right w:val="single" w:sz="3" w:color="CBD5E1"/>
               <w:insideH w:val="none" w:sz="0" w:color="auto"/>
               <w:insideV w:val="none" w:sz="0" w:color="auto"/>
             </w:tcBorders>
             <w:tcMar>
-              <w:top w:w="55" w:type="dxa"/>
-              <w:bottom w:w="55" w:type="dxa"/>
+              <w:top w:w="60" w:type="dxa"/>
+              <w:bottom w:w="60" w:type="dxa"/>
               <w:left w:w="100" w:type="dxa"/>
               <w:right w:w="100" w:type="dxa"/>
             </w:tcMar>
@@ -4699,7 +4410,7 @@
           <w:p>
             <w:r>
               <w:rPr>
-                <w:rFonts w:ascii="Inter" w:hAnsi="Inter" w:eastAsia="Inter"/>
+                <w:rFonts w:ascii="Calibri" w:hAnsi="Calibri" w:eastAsia="Calibri"/>
                 <w:b w:val="0"/>
                 <w:i w:val="0"/>
                 <w:color w:val="0F172A"/>
@@ -4714,16 +4425,16 @@
             <w:tcW w:type="dxa" w:w="850"/>
             <w:shd w:val="clear" w:color="auto" w:fill="F8FAFC"/>
             <w:tcBorders>
-              <w:top w:val="single" w:sz="4" w:color="CBD5E1"/>
-              <w:bottom w:val="single" w:sz="4" w:color="CBD5E1"/>
-              <w:left w:val="single" w:sz="4" w:color="CBD5E1"/>
-              <w:right w:val="single" w:sz="4" w:color="CBD5E1"/>
+              <w:top w:val="single" w:sz="3" w:color="CBD5E1"/>
+              <w:bottom w:val="single" w:sz="3" w:color="CBD5E1"/>
+              <w:left w:val="single" w:sz="3" w:color="CBD5E1"/>
+              <w:right w:val="single" w:sz="3" w:color="CBD5E1"/>
               <w:insideH w:val="none" w:sz="0" w:color="auto"/>
               <w:insideV w:val="none" w:sz="0" w:color="auto"/>
             </w:tcBorders>
             <w:tcMar>
-              <w:top w:w="55" w:type="dxa"/>
-              <w:bottom w:w="55" w:type="dxa"/>
+              <w:top w:w="60" w:type="dxa"/>
+              <w:bottom w:w="60" w:type="dxa"/>
               <w:left w:w="100" w:type="dxa"/>
               <w:right w:w="100" w:type="dxa"/>
             </w:tcMar>
@@ -4731,31 +4442,31 @@
           <w:p>
             <w:r>
               <w:rPr>
-                <w:rFonts w:ascii="Inter" w:hAnsi="Inter" w:eastAsia="Inter"/>
+                <w:rFonts w:ascii="Calibri" w:hAnsi="Calibri" w:eastAsia="Calibri"/>
                 <w:b w:val="0"/>
                 <w:i w:val="0"/>
                 <w:color w:val="0F172A"/>
                 <w:sz w:val="17"/>
               </w:rPr>
-              <w:t>[ ]</w:t>
+              <w:t>☐</w:t>
             </w:r>
           </w:p>
         </w:tc>
         <w:tc>
           <w:tcPr>
-            <w:tcW w:type="dxa" w:w="2835"/>
+            <w:tcW w:type="dxa" w:w="2268"/>
             <w:shd w:val="clear" w:color="auto" w:fill="F8FAFC"/>
             <w:tcBorders>
-              <w:top w:val="single" w:sz="4" w:color="CBD5E1"/>
-              <w:bottom w:val="single" w:sz="4" w:color="CBD5E1"/>
-              <w:left w:val="single" w:sz="4" w:color="CBD5E1"/>
-              <w:right w:val="single" w:sz="4" w:color="CBD5E1"/>
+              <w:top w:val="single" w:sz="3" w:color="CBD5E1"/>
+              <w:bottom w:val="single" w:sz="3" w:color="CBD5E1"/>
+              <w:left w:val="single" w:sz="3" w:color="CBD5E1"/>
+              <w:right w:val="single" w:sz="3" w:color="CBD5E1"/>
               <w:insideH w:val="none" w:sz="0" w:color="auto"/>
               <w:insideV w:val="none" w:sz="0" w:color="auto"/>
             </w:tcBorders>
             <w:tcMar>
-              <w:top w:w="55" w:type="dxa"/>
-              <w:bottom w:w="55" w:type="dxa"/>
+              <w:top w:w="60" w:type="dxa"/>
+              <w:bottom w:w="60" w:type="dxa"/>
               <w:left w:w="100" w:type="dxa"/>
               <w:right w:w="100" w:type="dxa"/>
             </w:tcMar>
@@ -4763,7 +4474,7 @@
           <w:p>
             <w:r>
               <w:rPr>
-                <w:rFonts w:ascii="Inter" w:hAnsi="Inter" w:eastAsia="Inter"/>
+                <w:rFonts w:ascii="Calibri" w:hAnsi="Calibri" w:eastAsia="Calibri"/>
                 <w:b w:val="0"/>
                 <w:i w:val="0"/>
                 <w:color w:val="0F172A"/>
@@ -4776,19 +4487,19 @@
       <w:tr>
         <w:tc>
           <w:tcPr>
-            <w:tcW w:type="dxa" w:w="4535"/>
+            <w:tcW w:type="dxa" w:w="4819"/>
             <w:shd w:val="clear" w:color="auto" w:fill="FFFFFF"/>
             <w:tcBorders>
-              <w:top w:val="single" w:sz="4" w:color="CBD5E1"/>
-              <w:bottom w:val="single" w:sz="4" w:color="CBD5E1"/>
-              <w:left w:val="single" w:sz="4" w:color="CBD5E1"/>
-              <w:right w:val="single" w:sz="4" w:color="CBD5E1"/>
+              <w:top w:val="single" w:sz="3" w:color="CBD5E1"/>
+              <w:bottom w:val="single" w:sz="3" w:color="CBD5E1"/>
+              <w:left w:val="single" w:sz="3" w:color="CBD5E1"/>
+              <w:right w:val="single" w:sz="3" w:color="CBD5E1"/>
               <w:insideH w:val="none" w:sz="0" w:color="auto"/>
               <w:insideV w:val="none" w:sz="0" w:color="auto"/>
             </w:tcBorders>
             <w:tcMar>
-              <w:top w:w="55" w:type="dxa"/>
-              <w:bottom w:w="55" w:type="dxa"/>
+              <w:top w:w="60" w:type="dxa"/>
+              <w:bottom w:w="60" w:type="dxa"/>
               <w:left w:w="100" w:type="dxa"/>
               <w:right w:w="100" w:type="dxa"/>
             </w:tcMar>
@@ -4796,7 +4507,7 @@
           <w:p>
             <w:r>
               <w:rPr>
-                <w:rFonts w:ascii="Inter" w:hAnsi="Inter" w:eastAsia="Inter"/>
+                <w:rFonts w:ascii="Calibri" w:hAnsi="Calibri" w:eastAsia="Calibri"/>
                 <w:b w:val="0"/>
                 <w:i w:val="0"/>
                 <w:color w:val="0F172A"/>
@@ -4811,16 +4522,16 @@
             <w:tcW w:type="dxa" w:w="1984"/>
             <w:shd w:val="clear" w:color="auto" w:fill="FFFFFF"/>
             <w:tcBorders>
-              <w:top w:val="single" w:sz="4" w:color="CBD5E1"/>
-              <w:bottom w:val="single" w:sz="4" w:color="CBD5E1"/>
-              <w:left w:val="single" w:sz="4" w:color="CBD5E1"/>
-              <w:right w:val="single" w:sz="4" w:color="CBD5E1"/>
+              <w:top w:val="single" w:sz="3" w:color="CBD5E1"/>
+              <w:bottom w:val="single" w:sz="3" w:color="CBD5E1"/>
+              <w:left w:val="single" w:sz="3" w:color="CBD5E1"/>
+              <w:right w:val="single" w:sz="3" w:color="CBD5E1"/>
               <w:insideH w:val="none" w:sz="0" w:color="auto"/>
               <w:insideV w:val="none" w:sz="0" w:color="auto"/>
             </w:tcBorders>
             <w:tcMar>
-              <w:top w:w="55" w:type="dxa"/>
-              <w:bottom w:w="55" w:type="dxa"/>
+              <w:top w:w="60" w:type="dxa"/>
+              <w:bottom w:w="60" w:type="dxa"/>
               <w:left w:w="100" w:type="dxa"/>
               <w:right w:w="100" w:type="dxa"/>
             </w:tcMar>
@@ -4828,7 +4539,7 @@
           <w:p>
             <w:r>
               <w:rPr>
-                <w:rFonts w:ascii="Inter" w:hAnsi="Inter" w:eastAsia="Inter"/>
+                <w:rFonts w:ascii="Calibri" w:hAnsi="Calibri" w:eastAsia="Calibri"/>
                 <w:b w:val="0"/>
                 <w:i w:val="0"/>
                 <w:color w:val="0F172A"/>
@@ -4843,16 +4554,16 @@
             <w:tcW w:type="dxa" w:w="850"/>
             <w:shd w:val="clear" w:color="auto" w:fill="FFFFFF"/>
             <w:tcBorders>
-              <w:top w:val="single" w:sz="4" w:color="CBD5E1"/>
-              <w:bottom w:val="single" w:sz="4" w:color="CBD5E1"/>
-              <w:left w:val="single" w:sz="4" w:color="CBD5E1"/>
-              <w:right w:val="single" w:sz="4" w:color="CBD5E1"/>
+              <w:top w:val="single" w:sz="3" w:color="CBD5E1"/>
+              <w:bottom w:val="single" w:sz="3" w:color="CBD5E1"/>
+              <w:left w:val="single" w:sz="3" w:color="CBD5E1"/>
+              <w:right w:val="single" w:sz="3" w:color="CBD5E1"/>
               <w:insideH w:val="none" w:sz="0" w:color="auto"/>
               <w:insideV w:val="none" w:sz="0" w:color="auto"/>
             </w:tcBorders>
             <w:tcMar>
-              <w:top w:w="55" w:type="dxa"/>
-              <w:bottom w:w="55" w:type="dxa"/>
+              <w:top w:w="60" w:type="dxa"/>
+              <w:bottom w:w="60" w:type="dxa"/>
               <w:left w:w="100" w:type="dxa"/>
               <w:right w:w="100" w:type="dxa"/>
             </w:tcMar>
@@ -4860,31 +4571,31 @@
           <w:p>
             <w:r>
               <w:rPr>
-                <w:rFonts w:ascii="Inter" w:hAnsi="Inter" w:eastAsia="Inter"/>
+                <w:rFonts w:ascii="Calibri" w:hAnsi="Calibri" w:eastAsia="Calibri"/>
                 <w:b w:val="0"/>
                 <w:i w:val="0"/>
                 <w:color w:val="0F172A"/>
                 <w:sz w:val="17"/>
               </w:rPr>
-              <w:t>[ ]</w:t>
+              <w:t>☐</w:t>
             </w:r>
           </w:p>
         </w:tc>
         <w:tc>
           <w:tcPr>
-            <w:tcW w:type="dxa" w:w="2835"/>
+            <w:tcW w:type="dxa" w:w="2268"/>
             <w:shd w:val="clear" w:color="auto" w:fill="FFFFFF"/>
             <w:tcBorders>
-              <w:top w:val="single" w:sz="4" w:color="CBD5E1"/>
-              <w:bottom w:val="single" w:sz="4" w:color="CBD5E1"/>
-              <w:left w:val="single" w:sz="4" w:color="CBD5E1"/>
-              <w:right w:val="single" w:sz="4" w:color="CBD5E1"/>
+              <w:top w:val="single" w:sz="3" w:color="CBD5E1"/>
+              <w:bottom w:val="single" w:sz="3" w:color="CBD5E1"/>
+              <w:left w:val="single" w:sz="3" w:color="CBD5E1"/>
+              <w:right w:val="single" w:sz="3" w:color="CBD5E1"/>
               <w:insideH w:val="none" w:sz="0" w:color="auto"/>
               <w:insideV w:val="none" w:sz="0" w:color="auto"/>
             </w:tcBorders>
             <w:tcMar>
-              <w:top w:w="55" w:type="dxa"/>
-              <w:bottom w:w="55" w:type="dxa"/>
+              <w:top w:w="60" w:type="dxa"/>
+              <w:bottom w:w="60" w:type="dxa"/>
               <w:left w:w="100" w:type="dxa"/>
               <w:right w:w="100" w:type="dxa"/>
             </w:tcMar>
@@ -4892,7 +4603,7 @@
           <w:p>
             <w:r>
               <w:rPr>
-                <w:rFonts w:ascii="Inter" w:hAnsi="Inter" w:eastAsia="Inter"/>
+                <w:rFonts w:ascii="Calibri" w:hAnsi="Calibri" w:eastAsia="Calibri"/>
                 <w:b w:val="0"/>
                 <w:i w:val="0"/>
                 <w:color w:val="0F172A"/>
@@ -4905,19 +4616,19 @@
       <w:tr>
         <w:tc>
           <w:tcPr>
-            <w:tcW w:type="dxa" w:w="4535"/>
+            <w:tcW w:type="dxa" w:w="4819"/>
             <w:shd w:val="clear" w:color="auto" w:fill="F8FAFC"/>
             <w:tcBorders>
-              <w:top w:val="single" w:sz="4" w:color="CBD5E1"/>
-              <w:bottom w:val="single" w:sz="4" w:color="CBD5E1"/>
-              <w:left w:val="single" w:sz="4" w:color="CBD5E1"/>
-              <w:right w:val="single" w:sz="4" w:color="CBD5E1"/>
+              <w:top w:val="single" w:sz="3" w:color="CBD5E1"/>
+              <w:bottom w:val="single" w:sz="3" w:color="CBD5E1"/>
+              <w:left w:val="single" w:sz="3" w:color="CBD5E1"/>
+              <w:right w:val="single" w:sz="3" w:color="CBD5E1"/>
               <w:insideH w:val="none" w:sz="0" w:color="auto"/>
               <w:insideV w:val="none" w:sz="0" w:color="auto"/>
             </w:tcBorders>
             <w:tcMar>
-              <w:top w:w="55" w:type="dxa"/>
-              <w:bottom w:w="55" w:type="dxa"/>
+              <w:top w:w="60" w:type="dxa"/>
+              <w:bottom w:w="60" w:type="dxa"/>
               <w:left w:w="100" w:type="dxa"/>
               <w:right w:w="100" w:type="dxa"/>
             </w:tcMar>
@@ -4925,7 +4636,7 @@
           <w:p>
             <w:r>
               <w:rPr>
-                <w:rFonts w:ascii="Inter" w:hAnsi="Inter" w:eastAsia="Inter"/>
+                <w:rFonts w:ascii="Calibri" w:hAnsi="Calibri" w:eastAsia="Calibri"/>
                 <w:b w:val="0"/>
                 <w:i w:val="0"/>
                 <w:color w:val="0F172A"/>
@@ -4940,16 +4651,16 @@
             <w:tcW w:type="dxa" w:w="1984"/>
             <w:shd w:val="clear" w:color="auto" w:fill="F8FAFC"/>
             <w:tcBorders>
-              <w:top w:val="single" w:sz="4" w:color="CBD5E1"/>
-              <w:bottom w:val="single" w:sz="4" w:color="CBD5E1"/>
-              <w:left w:val="single" w:sz="4" w:color="CBD5E1"/>
-              <w:right w:val="single" w:sz="4" w:color="CBD5E1"/>
+              <w:top w:val="single" w:sz="3" w:color="CBD5E1"/>
+              <w:bottom w:val="single" w:sz="3" w:color="CBD5E1"/>
+              <w:left w:val="single" w:sz="3" w:color="CBD5E1"/>
+              <w:right w:val="single" w:sz="3" w:color="CBD5E1"/>
               <w:insideH w:val="none" w:sz="0" w:color="auto"/>
               <w:insideV w:val="none" w:sz="0" w:color="auto"/>
             </w:tcBorders>
             <w:tcMar>
-              <w:top w:w="55" w:type="dxa"/>
-              <w:bottom w:w="55" w:type="dxa"/>
+              <w:top w:w="60" w:type="dxa"/>
+              <w:bottom w:w="60" w:type="dxa"/>
               <w:left w:w="100" w:type="dxa"/>
               <w:right w:w="100" w:type="dxa"/>
             </w:tcMar>
@@ -4957,7 +4668,7 @@
           <w:p>
             <w:r>
               <w:rPr>
-                <w:rFonts w:ascii="Inter" w:hAnsi="Inter" w:eastAsia="Inter"/>
+                <w:rFonts w:ascii="Calibri" w:hAnsi="Calibri" w:eastAsia="Calibri"/>
                 <w:b w:val="0"/>
                 <w:i w:val="0"/>
                 <w:color w:val="0F172A"/>
@@ -4972,16 +4683,16 @@
             <w:tcW w:type="dxa" w:w="850"/>
             <w:shd w:val="clear" w:color="auto" w:fill="F8FAFC"/>
             <w:tcBorders>
-              <w:top w:val="single" w:sz="4" w:color="CBD5E1"/>
-              <w:bottom w:val="single" w:sz="4" w:color="CBD5E1"/>
-              <w:left w:val="single" w:sz="4" w:color="CBD5E1"/>
-              <w:right w:val="single" w:sz="4" w:color="CBD5E1"/>
+              <w:top w:val="single" w:sz="3" w:color="CBD5E1"/>
+              <w:bottom w:val="single" w:sz="3" w:color="CBD5E1"/>
+              <w:left w:val="single" w:sz="3" w:color="CBD5E1"/>
+              <w:right w:val="single" w:sz="3" w:color="CBD5E1"/>
               <w:insideH w:val="none" w:sz="0" w:color="auto"/>
               <w:insideV w:val="none" w:sz="0" w:color="auto"/>
             </w:tcBorders>
             <w:tcMar>
-              <w:top w:w="55" w:type="dxa"/>
-              <w:bottom w:w="55" w:type="dxa"/>
+              <w:top w:w="60" w:type="dxa"/>
+              <w:bottom w:w="60" w:type="dxa"/>
               <w:left w:w="100" w:type="dxa"/>
               <w:right w:w="100" w:type="dxa"/>
             </w:tcMar>
@@ -4989,31 +4700,31 @@
           <w:p>
             <w:r>
               <w:rPr>
-                <w:rFonts w:ascii="Inter" w:hAnsi="Inter" w:eastAsia="Inter"/>
+                <w:rFonts w:ascii="Calibri" w:hAnsi="Calibri" w:eastAsia="Calibri"/>
                 <w:b w:val="0"/>
                 <w:i w:val="0"/>
                 <w:color w:val="0F172A"/>
                 <w:sz w:val="17"/>
               </w:rPr>
-              <w:t>[ ]</w:t>
+              <w:t>☐</w:t>
             </w:r>
           </w:p>
         </w:tc>
         <w:tc>
           <w:tcPr>
-            <w:tcW w:type="dxa" w:w="2835"/>
+            <w:tcW w:type="dxa" w:w="2268"/>
             <w:shd w:val="clear" w:color="auto" w:fill="F8FAFC"/>
             <w:tcBorders>
-              <w:top w:val="single" w:sz="4" w:color="CBD5E1"/>
-              <w:bottom w:val="single" w:sz="4" w:color="CBD5E1"/>
-              <w:left w:val="single" w:sz="4" w:color="CBD5E1"/>
-              <w:right w:val="single" w:sz="4" w:color="CBD5E1"/>
+              <w:top w:val="single" w:sz="3" w:color="CBD5E1"/>
+              <w:bottom w:val="single" w:sz="3" w:color="CBD5E1"/>
+              <w:left w:val="single" w:sz="3" w:color="CBD5E1"/>
+              <w:right w:val="single" w:sz="3" w:color="CBD5E1"/>
               <w:insideH w:val="none" w:sz="0" w:color="auto"/>
               <w:insideV w:val="none" w:sz="0" w:color="auto"/>
             </w:tcBorders>
             <w:tcMar>
-              <w:top w:w="55" w:type="dxa"/>
-              <w:bottom w:w="55" w:type="dxa"/>
+              <w:top w:w="60" w:type="dxa"/>
+              <w:bottom w:w="60" w:type="dxa"/>
               <w:left w:w="100" w:type="dxa"/>
               <w:right w:w="100" w:type="dxa"/>
             </w:tcMar>
@@ -5021,7 +4732,7 @@
           <w:p>
             <w:r>
               <w:rPr>
-                <w:rFonts w:ascii="Inter" w:hAnsi="Inter" w:eastAsia="Inter"/>
+                <w:rFonts w:ascii="Calibri" w:hAnsi="Calibri" w:eastAsia="Calibri"/>
                 <w:b w:val="0"/>
                 <w:i w:val="0"/>
                 <w:color w:val="0F172A"/>
@@ -5034,19 +4745,19 @@
       <w:tr>
         <w:tc>
           <w:tcPr>
-            <w:tcW w:type="dxa" w:w="4535"/>
+            <w:tcW w:type="dxa" w:w="4819"/>
             <w:shd w:val="clear" w:color="auto" w:fill="FFFFFF"/>
             <w:tcBorders>
-              <w:top w:val="single" w:sz="4" w:color="CBD5E1"/>
-              <w:bottom w:val="single" w:sz="4" w:color="CBD5E1"/>
-              <w:left w:val="single" w:sz="4" w:color="CBD5E1"/>
-              <w:right w:val="single" w:sz="4" w:color="CBD5E1"/>
+              <w:top w:val="single" w:sz="3" w:color="CBD5E1"/>
+              <w:bottom w:val="single" w:sz="3" w:color="CBD5E1"/>
+              <w:left w:val="single" w:sz="3" w:color="CBD5E1"/>
+              <w:right w:val="single" w:sz="3" w:color="CBD5E1"/>
               <w:insideH w:val="none" w:sz="0" w:color="auto"/>
               <w:insideV w:val="none" w:sz="0" w:color="auto"/>
             </w:tcBorders>
             <w:tcMar>
-              <w:top w:w="55" w:type="dxa"/>
-              <w:bottom w:w="55" w:type="dxa"/>
+              <w:top w:w="60" w:type="dxa"/>
+              <w:bottom w:w="60" w:type="dxa"/>
               <w:left w:w="100" w:type="dxa"/>
               <w:right w:w="100" w:type="dxa"/>
             </w:tcMar>
@@ -5054,7 +4765,7 @@
           <w:p>
             <w:r>
               <w:rPr>
-                <w:rFonts w:ascii="Inter" w:hAnsi="Inter" w:eastAsia="Inter"/>
+                <w:rFonts w:ascii="Calibri" w:hAnsi="Calibri" w:eastAsia="Calibri"/>
                 <w:b w:val="0"/>
                 <w:i w:val="0"/>
                 <w:color w:val="0F172A"/>
@@ -5069,16 +4780,16 @@
             <w:tcW w:type="dxa" w:w="1984"/>
             <w:shd w:val="clear" w:color="auto" w:fill="FFFFFF"/>
             <w:tcBorders>
-              <w:top w:val="single" w:sz="4" w:color="CBD5E1"/>
-              <w:bottom w:val="single" w:sz="4" w:color="CBD5E1"/>
-              <w:left w:val="single" w:sz="4" w:color="CBD5E1"/>
-              <w:right w:val="single" w:sz="4" w:color="CBD5E1"/>
+              <w:top w:val="single" w:sz="3" w:color="CBD5E1"/>
+              <w:bottom w:val="single" w:sz="3" w:color="CBD5E1"/>
+              <w:left w:val="single" w:sz="3" w:color="CBD5E1"/>
+              <w:right w:val="single" w:sz="3" w:color="CBD5E1"/>
               <w:insideH w:val="none" w:sz="0" w:color="auto"/>
               <w:insideV w:val="none" w:sz="0" w:color="auto"/>
             </w:tcBorders>
             <w:tcMar>
-              <w:top w:w="55" w:type="dxa"/>
-              <w:bottom w:w="55" w:type="dxa"/>
+              <w:top w:w="60" w:type="dxa"/>
+              <w:bottom w:w="60" w:type="dxa"/>
               <w:left w:w="100" w:type="dxa"/>
               <w:right w:w="100" w:type="dxa"/>
             </w:tcMar>
@@ -5086,7 +4797,7 @@
           <w:p>
             <w:r>
               <w:rPr>
-                <w:rFonts w:ascii="Inter" w:hAnsi="Inter" w:eastAsia="Inter"/>
+                <w:rFonts w:ascii="Calibri" w:hAnsi="Calibri" w:eastAsia="Calibri"/>
                 <w:b w:val="0"/>
                 <w:i w:val="0"/>
                 <w:color w:val="0F172A"/>
@@ -5101,16 +4812,16 @@
             <w:tcW w:type="dxa" w:w="850"/>
             <w:shd w:val="clear" w:color="auto" w:fill="FFFFFF"/>
             <w:tcBorders>
-              <w:top w:val="single" w:sz="4" w:color="CBD5E1"/>
-              <w:bottom w:val="single" w:sz="4" w:color="CBD5E1"/>
-              <w:left w:val="single" w:sz="4" w:color="CBD5E1"/>
-              <w:right w:val="single" w:sz="4" w:color="CBD5E1"/>
+              <w:top w:val="single" w:sz="3" w:color="CBD5E1"/>
+              <w:bottom w:val="single" w:sz="3" w:color="CBD5E1"/>
+              <w:left w:val="single" w:sz="3" w:color="CBD5E1"/>
+              <w:right w:val="single" w:sz="3" w:color="CBD5E1"/>
               <w:insideH w:val="none" w:sz="0" w:color="auto"/>
               <w:insideV w:val="none" w:sz="0" w:color="auto"/>
             </w:tcBorders>
             <w:tcMar>
-              <w:top w:w="55" w:type="dxa"/>
-              <w:bottom w:w="55" w:type="dxa"/>
+              <w:top w:w="60" w:type="dxa"/>
+              <w:bottom w:w="60" w:type="dxa"/>
               <w:left w:w="100" w:type="dxa"/>
               <w:right w:w="100" w:type="dxa"/>
             </w:tcMar>
@@ -5118,31 +4829,31 @@
           <w:p>
             <w:r>
               <w:rPr>
-                <w:rFonts w:ascii="Inter" w:hAnsi="Inter" w:eastAsia="Inter"/>
+                <w:rFonts w:ascii="Calibri" w:hAnsi="Calibri" w:eastAsia="Calibri"/>
                 <w:b w:val="0"/>
                 <w:i w:val="0"/>
                 <w:color w:val="0F172A"/>
                 <w:sz w:val="17"/>
               </w:rPr>
-              <w:t>[ ]</w:t>
+              <w:t>☐</w:t>
             </w:r>
           </w:p>
         </w:tc>
         <w:tc>
           <w:tcPr>
-            <w:tcW w:type="dxa" w:w="2835"/>
+            <w:tcW w:type="dxa" w:w="2268"/>
             <w:shd w:val="clear" w:color="auto" w:fill="FFFFFF"/>
             <w:tcBorders>
-              <w:top w:val="single" w:sz="4" w:color="CBD5E1"/>
-              <w:bottom w:val="single" w:sz="4" w:color="CBD5E1"/>
-              <w:left w:val="single" w:sz="4" w:color="CBD5E1"/>
-              <w:right w:val="single" w:sz="4" w:color="CBD5E1"/>
+              <w:top w:val="single" w:sz="3" w:color="CBD5E1"/>
+              <w:bottom w:val="single" w:sz="3" w:color="CBD5E1"/>
+              <w:left w:val="single" w:sz="3" w:color="CBD5E1"/>
+              <w:right w:val="single" w:sz="3" w:color="CBD5E1"/>
               <w:insideH w:val="none" w:sz="0" w:color="auto"/>
               <w:insideV w:val="none" w:sz="0" w:color="auto"/>
             </w:tcBorders>
             <w:tcMar>
-              <w:top w:w="55" w:type="dxa"/>
-              <w:bottom w:w="55" w:type="dxa"/>
+              <w:top w:w="60" w:type="dxa"/>
+              <w:bottom w:w="60" w:type="dxa"/>
               <w:left w:w="100" w:type="dxa"/>
               <w:right w:w="100" w:type="dxa"/>
             </w:tcMar>
@@ -5150,7 +4861,7 @@
           <w:p>
             <w:r>
               <w:rPr>
-                <w:rFonts w:ascii="Inter" w:hAnsi="Inter" w:eastAsia="Inter"/>
+                <w:rFonts w:ascii="Calibri" w:hAnsi="Calibri" w:eastAsia="Calibri"/>
                 <w:b w:val="0"/>
                 <w:i w:val="0"/>
                 <w:color w:val="0F172A"/>
@@ -5163,19 +4874,19 @@
       <w:tr>
         <w:tc>
           <w:tcPr>
-            <w:tcW w:type="dxa" w:w="4535"/>
+            <w:tcW w:type="dxa" w:w="4819"/>
             <w:shd w:val="clear" w:color="auto" w:fill="F8FAFC"/>
             <w:tcBorders>
-              <w:top w:val="single" w:sz="4" w:color="CBD5E1"/>
-              <w:bottom w:val="single" w:sz="4" w:color="CBD5E1"/>
-              <w:left w:val="single" w:sz="4" w:color="CBD5E1"/>
-              <w:right w:val="single" w:sz="4" w:color="CBD5E1"/>
+              <w:top w:val="single" w:sz="3" w:color="CBD5E1"/>
+              <w:bottom w:val="single" w:sz="3" w:color="CBD5E1"/>
+              <w:left w:val="single" w:sz="3" w:color="CBD5E1"/>
+              <w:right w:val="single" w:sz="3" w:color="CBD5E1"/>
               <w:insideH w:val="none" w:sz="0" w:color="auto"/>
               <w:insideV w:val="none" w:sz="0" w:color="auto"/>
             </w:tcBorders>
             <w:tcMar>
-              <w:top w:w="55" w:type="dxa"/>
-              <w:bottom w:w="55" w:type="dxa"/>
+              <w:top w:w="60" w:type="dxa"/>
+              <w:bottom w:w="60" w:type="dxa"/>
               <w:left w:w="100" w:type="dxa"/>
               <w:right w:w="100" w:type="dxa"/>
             </w:tcMar>
@@ -5183,7 +4894,7 @@
           <w:p>
             <w:r>
               <w:rPr>
-                <w:rFonts w:ascii="Inter" w:hAnsi="Inter" w:eastAsia="Inter"/>
+                <w:rFonts w:ascii="Calibri" w:hAnsi="Calibri" w:eastAsia="Calibri"/>
                 <w:b w:val="0"/>
                 <w:i w:val="0"/>
                 <w:color w:val="0F172A"/>
@@ -5198,16 +4909,16 @@
             <w:tcW w:type="dxa" w:w="1984"/>
             <w:shd w:val="clear" w:color="auto" w:fill="F8FAFC"/>
             <w:tcBorders>
-              <w:top w:val="single" w:sz="4" w:color="CBD5E1"/>
-              <w:bottom w:val="single" w:sz="4" w:color="CBD5E1"/>
-              <w:left w:val="single" w:sz="4" w:color="CBD5E1"/>
-              <w:right w:val="single" w:sz="4" w:color="CBD5E1"/>
+              <w:top w:val="single" w:sz="3" w:color="CBD5E1"/>
+              <w:bottom w:val="single" w:sz="3" w:color="CBD5E1"/>
+              <w:left w:val="single" w:sz="3" w:color="CBD5E1"/>
+              <w:right w:val="single" w:sz="3" w:color="CBD5E1"/>
               <w:insideH w:val="none" w:sz="0" w:color="auto"/>
               <w:insideV w:val="none" w:sz="0" w:color="auto"/>
             </w:tcBorders>
             <w:tcMar>
-              <w:top w:w="55" w:type="dxa"/>
-              <w:bottom w:w="55" w:type="dxa"/>
+              <w:top w:w="60" w:type="dxa"/>
+              <w:bottom w:w="60" w:type="dxa"/>
               <w:left w:w="100" w:type="dxa"/>
               <w:right w:w="100" w:type="dxa"/>
             </w:tcMar>
@@ -5215,7 +4926,7 @@
           <w:p>
             <w:r>
               <w:rPr>
-                <w:rFonts w:ascii="Inter" w:hAnsi="Inter" w:eastAsia="Inter"/>
+                <w:rFonts w:ascii="Calibri" w:hAnsi="Calibri" w:eastAsia="Calibri"/>
                 <w:b w:val="0"/>
                 <w:i w:val="0"/>
                 <w:color w:val="0F172A"/>
@@ -5230,16 +4941,16 @@
             <w:tcW w:type="dxa" w:w="850"/>
             <w:shd w:val="clear" w:color="auto" w:fill="F8FAFC"/>
             <w:tcBorders>
-              <w:top w:val="single" w:sz="4" w:color="CBD5E1"/>
-              <w:bottom w:val="single" w:sz="4" w:color="CBD5E1"/>
-              <w:left w:val="single" w:sz="4" w:color="CBD5E1"/>
-              <w:right w:val="single" w:sz="4" w:color="CBD5E1"/>
+              <w:top w:val="single" w:sz="3" w:color="CBD5E1"/>
+              <w:bottom w:val="single" w:sz="3" w:color="CBD5E1"/>
+              <w:left w:val="single" w:sz="3" w:color="CBD5E1"/>
+              <w:right w:val="single" w:sz="3" w:color="CBD5E1"/>
               <w:insideH w:val="none" w:sz="0" w:color="auto"/>
               <w:insideV w:val="none" w:sz="0" w:color="auto"/>
             </w:tcBorders>
             <w:tcMar>
-              <w:top w:w="55" w:type="dxa"/>
-              <w:bottom w:w="55" w:type="dxa"/>
+              <w:top w:w="60" w:type="dxa"/>
+              <w:bottom w:w="60" w:type="dxa"/>
               <w:left w:w="100" w:type="dxa"/>
               <w:right w:w="100" w:type="dxa"/>
             </w:tcMar>
@@ -5247,31 +4958,31 @@
           <w:p>
             <w:r>
               <w:rPr>
-                <w:rFonts w:ascii="Inter" w:hAnsi="Inter" w:eastAsia="Inter"/>
+                <w:rFonts w:ascii="Calibri" w:hAnsi="Calibri" w:eastAsia="Calibri"/>
                 <w:b w:val="0"/>
                 <w:i w:val="0"/>
                 <w:color w:val="0F172A"/>
                 <w:sz w:val="17"/>
               </w:rPr>
-              <w:t>[ ]</w:t>
+              <w:t>☐</w:t>
             </w:r>
           </w:p>
         </w:tc>
         <w:tc>
           <w:tcPr>
-            <w:tcW w:type="dxa" w:w="2835"/>
+            <w:tcW w:type="dxa" w:w="2268"/>
             <w:shd w:val="clear" w:color="auto" w:fill="F8FAFC"/>
             <w:tcBorders>
-              <w:top w:val="single" w:sz="4" w:color="CBD5E1"/>
-              <w:bottom w:val="single" w:sz="4" w:color="CBD5E1"/>
-              <w:left w:val="single" w:sz="4" w:color="CBD5E1"/>
-              <w:right w:val="single" w:sz="4" w:color="CBD5E1"/>
+              <w:top w:val="single" w:sz="3" w:color="CBD5E1"/>
+              <w:bottom w:val="single" w:sz="3" w:color="CBD5E1"/>
+              <w:left w:val="single" w:sz="3" w:color="CBD5E1"/>
+              <w:right w:val="single" w:sz="3" w:color="CBD5E1"/>
               <w:insideH w:val="none" w:sz="0" w:color="auto"/>
               <w:insideV w:val="none" w:sz="0" w:color="auto"/>
             </w:tcBorders>
             <w:tcMar>
-              <w:top w:w="55" w:type="dxa"/>
-              <w:bottom w:w="55" w:type="dxa"/>
+              <w:top w:w="60" w:type="dxa"/>
+              <w:bottom w:w="60" w:type="dxa"/>
               <w:left w:w="100" w:type="dxa"/>
               <w:right w:w="100" w:type="dxa"/>
             </w:tcMar>
@@ -5279,7 +4990,7 @@
           <w:p>
             <w:r>
               <w:rPr>
-                <w:rFonts w:ascii="Inter" w:hAnsi="Inter" w:eastAsia="Inter"/>
+                <w:rFonts w:ascii="Calibri" w:hAnsi="Calibri" w:eastAsia="Calibri"/>
                 <w:b w:val="0"/>
                 <w:i w:val="0"/>
                 <w:color w:val="0F172A"/>
@@ -5292,7 +5003,7 @@
     </w:tbl>
     <w:p>
       <w:pPr>
-        <w:spacing w:before="0" w:after="120"/>
+        <w:spacing w:before="0" w:after="160" w:line="276" w:lineRule="auto"/>
       </w:pPr>
     </w:p>
     <w:tbl>
@@ -5302,46 +5013,31 @@
         <w:tblLook w:firstColumn="1" w:firstRow="1" w:lastColumn="0" w:lastRow="0" w:noHBand="0" w:noVBand="1" w:val="04A0"/>
       </w:tblPr>
       <w:tblGrid>
-        <w:gridCol w:w="9406"/>
+        <w:gridCol w:w="9518"/>
       </w:tblGrid>
       <w:tr>
         <w:tc>
           <w:tcPr>
-            <w:tcW w:type="dxa" w:w="9406"/>
+            <w:tcW w:type="dxa" w:w="9518"/>
             <w:shd w:val="clear" w:color="auto" w:fill="FFFBEB"/>
             <w:tcMar>
-              <w:top w:w="100" w:type="dxa"/>
-              <w:bottom w:w="100" w:type="dxa"/>
-              <w:left w:w="160" w:type="dxa"/>
-              <w:right w:w="160" w:type="dxa"/>
+              <w:top w:w="110" w:type="dxa"/>
+              <w:bottom w:w="110" w:type="dxa"/>
+              <w:left w:w="170" w:type="dxa"/>
+              <w:right w:w="170" w:type="dxa"/>
             </w:tcMar>
             <w:tcBorders>
-              <w:left w:val="single" w:sz="14" w:color="D97706"/>
+              <w:top w:val="single" w:sz="4" w:color="CBD5E1"/>
+              <w:bottom w:val="single" w:sz="4" w:color="CBD5E1"/>
+              <w:left w:val="single" w:sz="16" w:color="D97706"/>
+              <w:right w:val="single" w:sz="4" w:color="CBD5E1"/>
               <w:insideH w:val="none" w:sz="0" w:color="auto"/>
               <w:insideV w:val="none" w:sz="0" w:color="auto"/>
-              <w:top w:val="single" w:sz="4" w:color="CBD5E1"/>
-              <w:right w:val="single" w:sz="4" w:color="CBD5E1"/>
-              <w:bottom w:val="single" w:sz="4" w:color="CBD5E1"/>
             </w:tcBorders>
           </w:tcPr>
           <w:p>
             <w:pPr>
-              <w:spacing w:before="0" w:after="0"/>
-            </w:pPr>
-            <w:r>
-              <w:rPr>
-                <w:rFonts w:ascii="Inter" w:hAnsi="Inter" w:eastAsia="Inter"/>
-                <w:b w:val="0"/>
-                <w:i w:val="0"/>
-                <w:color w:val="0F172A"/>
-                <w:sz w:val="18"/>
-              </w:rPr>
-              <w:t>Upload the completed package to the client's secure portal and notify the tax preparer through the appropriate channel. Do not email sensitive financial reports. The tax preparer is responsible for all tax judgments and filings.</w:t>
-            </w:r>
-          </w:p>
-          <w:p>
-            <w:pPr>
-              <w:spacing w:before="0" w:after="80"/>
+              <w:spacing w:before="0" w:after="100" w:line="276" w:lineRule="auto"/>
             </w:pPr>
             <w:r>
               <w:rPr>
@@ -5354,19 +5050,34 @@
               <w:t>DELIVERY AND SCOPE NOTICE</w:t>
             </w:r>
           </w:p>
+          <w:p>
+            <w:pPr>
+              <w:spacing w:before="0" w:after="0" w:line="276" w:lineRule="auto"/>
+            </w:pPr>
+            <w:r>
+              <w:rPr>
+                <w:rFonts w:ascii="Calibri" w:hAnsi="Calibri" w:eastAsia="Calibri"/>
+                <w:b w:val="0"/>
+                <w:i w:val="0"/>
+                <w:color w:val="0F172A"/>
+                <w:sz w:val="18"/>
+              </w:rPr>
+              <w:t>Upload the completed package to the client's secure portal and notify the tax preparer through the appropriate channel. Do not email sensitive financial reports. The tax preparer is responsible for all tax judgments and filings.</w:t>
+            </w:r>
+          </w:p>
         </w:tc>
       </w:tr>
     </w:tbl>
     <w:p>
       <w:pPr>
-        <w:spacing w:before="0" w:after="80"/>
+        <w:spacing w:before="0" w:after="120" w:line="276" w:lineRule="auto"/>
       </w:pPr>
     </w:p>
     <w:sectPr>
       <w:headerReference w:type="default" r:id="rId9"/>
       <w:footerReference w:type="default" r:id="rId10"/>
       <w:pgSz w:w="12240" w:h="15840"/>
-      <w:pgMar w:top="1361" w:right="1417" w:bottom="1361" w:left="1417" w:header="720" w:footer="720" w:gutter="0"/>
+      <w:pgMar w:top="1247" w:right="1361" w:bottom="1247" w:left="1361" w:header="720" w:footer="720" w:gutter="0"/>
       <w:cols w:space="720"/>
       <w:titlePg/>
       <w:docGrid w:linePitch="360"/>
@@ -5405,8 +5116,8 @@
             <w:insideV w:val="none" w:sz="0" w:color="auto"/>
           </w:tcBorders>
           <w:tcMar>
-            <w:top w:w="50" w:type="dxa"/>
-            <w:bottom w:w="50" w:type="dxa"/>
+            <w:top w:w="55" w:type="dxa"/>
+            <w:bottom w:w="55" w:type="dxa"/>
             <w:left w:w="0" w:type="dxa"/>
             <w:right w:w="0" w:type="dxa"/>
           </w:tcMar>
@@ -5421,9 +5132,9 @@
               <w:b w:val="0"/>
               <w:i w:val="0"/>
               <w:color w:val="64748B"/>
-              <w:sz w:val="14"/>
+              <w:sz w:val="13"/>
             </w:rPr>
-            <w:t>Confidential  ·  Commercial Use Licence  ·  © 2025 Bookkeeper Practice Launch System</w:t>
+            <w:t>© 2025 NovaOps  ·  Commercial Use License  ·  Bookkeeper Practice Launch System</w:t>
           </w:r>
         </w:p>
       </w:tc>
@@ -5439,8 +5150,8 @@
             <w:insideV w:val="none" w:sz="0" w:color="auto"/>
           </w:tcBorders>
           <w:tcMar>
-            <w:top w:w="50" w:type="dxa"/>
-            <w:bottom w:w="50" w:type="dxa"/>
+            <w:top w:w="55" w:type="dxa"/>
+            <w:bottom w:w="55" w:type="dxa"/>
             <w:left w:w="0" w:type="dxa"/>
             <w:right w:w="0" w:type="dxa"/>
           </w:tcMar>
@@ -5455,7 +5166,7 @@
               <w:b w:val="0"/>
               <w:i w:val="0"/>
               <w:color w:val="64748B"/>
-              <w:sz w:val="16"/>
+              <w:sz w:val="15"/>
             </w:rPr>
             <w:t xml:space="preserve">Page </w:t>
           </w:r>
@@ -5465,7 +5176,7 @@
               <w:b/>
               <w:i w:val="0"/>
               <w:color w:val="0F766E"/>
-              <w:sz w:val="16"/>
+              <w:sz w:val="15"/>
             </w:rPr>
             <w:fldChar w:fldCharType="begin"/>
             <w:instrText>PAGE</w:instrText>
@@ -5501,14 +5212,14 @@
         <w:tcPr>
           <w:tcW w:type="dxa" w:w="4536"/>
           <w:tcMar>
-            <w:top w:w="60" w:type="dxa"/>
-            <w:bottom w:w="60" w:type="dxa"/>
+            <w:top w:w="55" w:type="dxa"/>
+            <w:bottom w:w="55" w:type="dxa"/>
             <w:left w:w="0" w:type="dxa"/>
             <w:right w:w="60" w:type="dxa"/>
           </w:tcMar>
           <w:tcBorders>
             <w:top w:val="none" w:sz="0" w:color="auto"/>
-            <w:bottom w:val="single" w:sz="12" w:color="0F766E"/>
+            <w:bottom w:val="single" w:sz="8" w:color="0F766E"/>
             <w:left w:val="none" w:sz="0" w:color="auto"/>
             <w:right w:val="none" w:sz="0" w:color="auto"/>
             <w:insideH w:val="none" w:sz="0" w:color="auto"/>
@@ -5521,13 +5232,23 @@
           </w:pPr>
           <w:r>
             <w:rPr>
+              <w:rFonts w:ascii="Poppins" w:hAnsi="Poppins" w:eastAsia="Poppins"/>
+              <w:b/>
+              <w:i w:val="0"/>
+              <w:color w:val="0F766E"/>
+              <w:sz w:val="14"/>
+            </w:rPr>
+            <w:t>NOVAOPS</w:t>
+          </w:r>
+          <w:r>
+            <w:rPr>
               <w:rFonts w:ascii="Inter" w:hAnsi="Inter" w:eastAsia="Inter"/>
               <w:b w:val="0"/>
               <w:i w:val="0"/>
               <w:color w:val="64748B"/>
-              <w:sz w:val="14"/>
+              <w:sz w:val="13"/>
             </w:rPr>
-            <w:t>BOOKKEEPER PRACTICE LAUNCH SYSTEM  ·  v2.0</w:t>
+            <w:t xml:space="preserve">  ·  Bookkeeper Practice Launch System  ·  v2.0</w:t>
           </w:r>
         </w:p>
       </w:tc>
@@ -5535,14 +5256,14 @@
         <w:tcPr>
           <w:tcW w:type="dxa" w:w="4536"/>
           <w:tcMar>
-            <w:top w:w="60" w:type="dxa"/>
-            <w:bottom w:w="60" w:type="dxa"/>
+            <w:top w:w="55" w:type="dxa"/>
+            <w:bottom w:w="55" w:type="dxa"/>
             <w:left w:w="60" w:type="dxa"/>
             <w:right w:w="0" w:type="dxa"/>
           </w:tcMar>
           <w:tcBorders>
             <w:top w:val="none" w:sz="0" w:color="auto"/>
-            <w:bottom w:val="single" w:sz="12" w:color="0F766E"/>
+            <w:bottom w:val="single" w:sz="8" w:color="0F766E"/>
             <w:left w:val="none" w:sz="0" w:color="auto"/>
             <w:right w:val="none" w:sz="0" w:color="auto"/>
             <w:insideH w:val="none" w:sz="0" w:color="auto"/>
@@ -5934,7 +5655,7 @@
     <w:qFormat/>
     <w:rsid w:val="00FC693F"/>
     <w:rPr>
-      <w:rFonts w:ascii="Inter" w:hAnsi="Inter"/>
+      <w:rFonts w:ascii="Calibri" w:hAnsi="Calibri"/>
       <w:sz w:val="19"/>
     </w:rPr>
   </w:style>
